--- a/SEM 7/SAD/Documentation/SADEXP3.docx
+++ b/SEM 7/SAD/Documentation/SADEXP3.docx
@@ -4,146 +4,3013 @@
   <w:body>
     <w:p>
       <w:pPr>
+        <w:pStyle w:val="Heading"/>
+      </w:pPr>
+      <w:r>
+        <w:t>Aim: Study of OWASP to top 10 security risk or vulnerabilities by OWASP</w:t>
+      </w:r>
+    </w:p>
+    <w:p>
+      <w:pPr>
+        <w:pStyle w:val="Seperator"/>
+      </w:pPr>
+    </w:p>
+    <w:p>
+      <w:pPr>
+        <w:pStyle w:val="Heading"/>
+      </w:pPr>
+      <w:r>
+        <w:t>Introduction</w:t>
+      </w:r>
+    </w:p>
+    <w:p>
+      <w:pPr>
         <w:pStyle w:val="Text"/>
       </w:pPr>
+      <w:r>
+        <w:t xml:space="preserve">The Open Worldwide Application Security Project (OWASP) is a non-profit </w:t>
+      </w:r>
+      <w:r>
+        <w:t>organization</w:t>
+      </w:r>
+      <w:r>
+        <w:t xml:space="preserve"> that works to </w:t>
+      </w:r>
+      <w:r>
+        <w:t>i</w:t>
+      </w:r>
+      <w:r>
+        <w:t xml:space="preserve">mprove software and web application security. The OWASP Top 10 is a widely </w:t>
+      </w:r>
+      <w:r>
+        <w:t>recognized</w:t>
+      </w:r>
+      <w:r>
+        <w:t xml:space="preserve"> awareness document that lists the most critical security risks faced by web applications.</w:t>
+      </w:r>
     </w:p>
     <w:p>
       <w:pPr>
         <w:pStyle w:val="Text"/>
       </w:pPr>
+      <w:r>
+        <w:t>It helps developers, testers, and security professionals identify, understand, and reduce common vulnerabilities in web applications.</w:t>
+      </w:r>
     </w:p>
     <w:p>
       <w:pPr>
         <w:pStyle w:val="Text"/>
       </w:pPr>
+      <w:r>
+        <w:rPr>
+          <w:noProof/>
+        </w:rPr>
+        <w:drawing>
+          <wp:inline distT="0" distB="0" distL="0" distR="0" wp14:anchorId="7537FE0A" wp14:editId="02DE03A8">
+            <wp:extent cx="6188710" cy="2216785"/>
+            <wp:effectExtent l="0" t="0" r="2540" b="0"/>
+            <wp:docPr id="4" name="Picture 4" descr="OWASP Top 10 | OWASP Top 10 Vulnerabilities 2021 | Snyk"/>
+            <wp:cNvGraphicFramePr>
+              <a:graphicFrameLocks xmlns:a="http://schemas.openxmlformats.org/drawingml/2006/main" noChangeAspect="1"/>
+            </wp:cNvGraphicFramePr>
+            <a:graphic xmlns:a="http://schemas.openxmlformats.org/drawingml/2006/main">
+              <a:graphicData uri="http://schemas.openxmlformats.org/drawingml/2006/picture">
+                <pic:pic xmlns:pic="http://schemas.openxmlformats.org/drawingml/2006/picture">
+                  <pic:nvPicPr>
+                    <pic:cNvPr id="0" name="dimg_np5napjxN_CihvcPldjE8A4_191" descr="OWASP Top 10 | OWASP Top 10 Vulnerabilities 2021 | Snyk"/>
+                    <pic:cNvPicPr>
+                      <a:picLocks noChangeAspect="1" noChangeArrowheads="1"/>
+                    </pic:cNvPicPr>
+                  </pic:nvPicPr>
+                  <pic:blipFill>
+                    <a:blip r:embed="rId9">
+                      <a:extLst>
+                        <a:ext uri="{28A0092B-C50C-407E-A947-70E740481C1C}">
+                          <a14:useLocalDpi xmlns:a14="http://schemas.microsoft.com/office/drawing/2010/main" val="0"/>
+                        </a:ext>
+                      </a:extLst>
+                    </a:blip>
+                    <a:srcRect/>
+                    <a:stretch>
+                      <a:fillRect/>
+                    </a:stretch>
+                  </pic:blipFill>
+                  <pic:spPr bwMode="auto">
+                    <a:xfrm>
+                      <a:off x="0" y="0"/>
+                      <a:ext cx="6188710" cy="2216785"/>
+                    </a:xfrm>
+                    <a:prstGeom prst="rect">
+                      <a:avLst/>
+                    </a:prstGeom>
+                    <a:noFill/>
+                    <a:ln>
+                      <a:noFill/>
+                    </a:ln>
+                  </pic:spPr>
+                </pic:pic>
+              </a:graphicData>
+            </a:graphic>
+          </wp:inline>
+        </w:drawing>
+      </w:r>
+    </w:p>
+    <w:p>
+      <w:pPr>
+        <w:pStyle w:val="Seperator"/>
+      </w:pPr>
+    </w:p>
+    <w:p>
+      <w:pPr>
+        <w:pStyle w:val="Heading"/>
+      </w:pPr>
+      <w:r>
+        <w:t>OWASP Top 10 Security Risks</w:t>
+      </w:r>
+    </w:p>
+    <w:tbl>
+      <w:tblPr>
+        <w:tblStyle w:val="TableGrid"/>
+        <w:tblW w:w="0" w:type="auto"/>
+        <w:tblCellMar>
+          <w:top w:w="142" w:type="dxa"/>
+          <w:left w:w="142" w:type="dxa"/>
+          <w:bottom w:w="142" w:type="dxa"/>
+          <w:right w:w="142" w:type="dxa"/>
+        </w:tblCellMar>
+        <w:tblLook w:val="04A0" w:firstRow="1" w:lastRow="0" w:firstColumn="1" w:lastColumn="0" w:noHBand="0" w:noVBand="1"/>
+      </w:tblPr>
+      <w:tblGrid>
+        <w:gridCol w:w="636"/>
+        <w:gridCol w:w="2894"/>
+        <w:gridCol w:w="6206"/>
+      </w:tblGrid>
+      <w:tr>
+        <w:tc>
+          <w:tcPr>
+            <w:tcW w:w="0" w:type="auto"/>
+            <w:hideMark/>
+          </w:tcPr>
+          <w:p>
+            <w:pPr>
+              <w:pStyle w:val="Heading"/>
+            </w:pPr>
+            <w:r>
+              <w:t>No.</w:t>
+            </w:r>
+          </w:p>
+        </w:tc>
+        <w:tc>
+          <w:tcPr>
+            <w:tcW w:w="0" w:type="auto"/>
+            <w:hideMark/>
+          </w:tcPr>
+          <w:p>
+            <w:pPr>
+              <w:pStyle w:val="Heading"/>
+            </w:pPr>
+            <w:r>
+              <w:t>Vulnerability</w:t>
+            </w:r>
+          </w:p>
+        </w:tc>
+        <w:tc>
+          <w:tcPr>
+            <w:tcW w:w="0" w:type="auto"/>
+            <w:hideMark/>
+          </w:tcPr>
+          <w:p>
+            <w:pPr>
+              <w:pStyle w:val="Heading"/>
+            </w:pPr>
+            <w:r>
+              <w:t>Description</w:t>
+            </w:r>
+          </w:p>
+        </w:tc>
+      </w:tr>
+      <w:tr>
+        <w:tc>
+          <w:tcPr>
+            <w:tcW w:w="0" w:type="auto"/>
+            <w:hideMark/>
+          </w:tcPr>
+          <w:p>
+            <w:pPr>
+              <w:pStyle w:val="Text"/>
+              <w:spacing w:after="160" w:line="259" w:lineRule="auto"/>
+              <w:rPr>
+                <w:lang w:val="en-GB"/>
+              </w:rPr>
+            </w:pPr>
+            <w:r>
+              <w:rPr>
+                <w:lang w:val="en-GB"/>
+              </w:rPr>
+              <w:t>1</w:t>
+            </w:r>
+          </w:p>
+        </w:tc>
+        <w:tc>
+          <w:tcPr>
+            <w:tcW w:w="0" w:type="auto"/>
+            <w:hideMark/>
+          </w:tcPr>
+          <w:p>
+            <w:pPr>
+              <w:pStyle w:val="Text"/>
+              <w:spacing w:after="160" w:line="259" w:lineRule="auto"/>
+              <w:rPr>
+                <w:lang w:val="en-GB"/>
+              </w:rPr>
+            </w:pPr>
+            <w:r>
+              <w:rPr>
+                <w:b/>
+                <w:bCs/>
+                <w:lang w:val="en-GB"/>
+              </w:rPr>
+              <w:t>Broken Access Control</w:t>
+            </w:r>
+          </w:p>
+        </w:tc>
+        <w:tc>
+          <w:tcPr>
+            <w:tcW w:w="0" w:type="auto"/>
+            <w:hideMark/>
+          </w:tcPr>
+          <w:p>
+            <w:pPr>
+              <w:pStyle w:val="Text"/>
+              <w:spacing w:after="160" w:line="259" w:lineRule="auto"/>
+              <w:rPr>
+                <w:lang w:val="en-GB"/>
+              </w:rPr>
+            </w:pPr>
+            <w:r>
+              <w:rPr>
+                <w:lang w:val="en-GB"/>
+              </w:rPr>
+              <w:t>Users can access resources or perform actions they should not be authorised to access.</w:t>
+            </w:r>
+          </w:p>
+        </w:tc>
+      </w:tr>
+      <w:tr>
+        <w:tc>
+          <w:tcPr>
+            <w:tcW w:w="0" w:type="auto"/>
+            <w:hideMark/>
+          </w:tcPr>
+          <w:p>
+            <w:pPr>
+              <w:pStyle w:val="Text"/>
+              <w:spacing w:after="160" w:line="259" w:lineRule="auto"/>
+              <w:rPr>
+                <w:lang w:val="en-GB"/>
+              </w:rPr>
+            </w:pPr>
+            <w:r>
+              <w:rPr>
+                <w:lang w:val="en-GB"/>
+              </w:rPr>
+              <w:t>2</w:t>
+            </w:r>
+          </w:p>
+        </w:tc>
+        <w:tc>
+          <w:tcPr>
+            <w:tcW w:w="0" w:type="auto"/>
+            <w:hideMark/>
+          </w:tcPr>
+          <w:p>
+            <w:pPr>
+              <w:pStyle w:val="Text"/>
+              <w:spacing w:after="160" w:line="259" w:lineRule="auto"/>
+              <w:rPr>
+                <w:lang w:val="en-GB"/>
+              </w:rPr>
+            </w:pPr>
+            <w:r>
+              <w:rPr>
+                <w:b/>
+                <w:bCs/>
+                <w:lang w:val="en-GB"/>
+              </w:rPr>
+              <w:t>Cryptographic Failures</w:t>
+            </w:r>
+          </w:p>
+        </w:tc>
+        <w:tc>
+          <w:tcPr>
+            <w:tcW w:w="0" w:type="auto"/>
+            <w:hideMark/>
+          </w:tcPr>
+          <w:p>
+            <w:pPr>
+              <w:pStyle w:val="Text"/>
+              <w:spacing w:after="160" w:line="259" w:lineRule="auto"/>
+              <w:rPr>
+                <w:lang w:val="en-GB"/>
+              </w:rPr>
+            </w:pPr>
+            <w:r>
+              <w:rPr>
+                <w:lang w:val="en-GB"/>
+              </w:rPr>
+              <w:t>Sensitive data is exposed due to weak or missing encryption.</w:t>
+            </w:r>
+          </w:p>
+        </w:tc>
+      </w:tr>
+      <w:tr>
+        <w:tc>
+          <w:tcPr>
+            <w:tcW w:w="0" w:type="auto"/>
+            <w:hideMark/>
+          </w:tcPr>
+          <w:p>
+            <w:pPr>
+              <w:pStyle w:val="Text"/>
+              <w:spacing w:after="160" w:line="259" w:lineRule="auto"/>
+              <w:rPr>
+                <w:lang w:val="en-GB"/>
+              </w:rPr>
+            </w:pPr>
+            <w:r>
+              <w:rPr>
+                <w:lang w:val="en-GB"/>
+              </w:rPr>
+              <w:t>3</w:t>
+            </w:r>
+          </w:p>
+        </w:tc>
+        <w:tc>
+          <w:tcPr>
+            <w:tcW w:w="0" w:type="auto"/>
+            <w:hideMark/>
+          </w:tcPr>
+          <w:p>
+            <w:pPr>
+              <w:pStyle w:val="Text"/>
+              <w:spacing w:after="160" w:line="259" w:lineRule="auto"/>
+              <w:rPr>
+                <w:lang w:val="en-GB"/>
+              </w:rPr>
+            </w:pPr>
+            <w:r>
+              <w:rPr>
+                <w:b/>
+                <w:bCs/>
+                <w:lang w:val="en-GB"/>
+              </w:rPr>
+              <w:t>Injection</w:t>
+            </w:r>
+          </w:p>
+        </w:tc>
+        <w:tc>
+          <w:tcPr>
+            <w:tcW w:w="0" w:type="auto"/>
+            <w:hideMark/>
+          </w:tcPr>
+          <w:p>
+            <w:pPr>
+              <w:pStyle w:val="Text"/>
+              <w:spacing w:after="160" w:line="259" w:lineRule="auto"/>
+              <w:rPr>
+                <w:lang w:val="en-GB"/>
+              </w:rPr>
+            </w:pPr>
+            <w:r>
+              <w:rPr>
+                <w:lang w:val="en-GB"/>
+              </w:rPr>
+              <w:t>Untrusted data is sent to an interpreter, causing unintended commands or queries to execute.</w:t>
+            </w:r>
+          </w:p>
+        </w:tc>
+      </w:tr>
+      <w:tr>
+        <w:tc>
+          <w:tcPr>
+            <w:tcW w:w="0" w:type="auto"/>
+            <w:hideMark/>
+          </w:tcPr>
+          <w:p>
+            <w:pPr>
+              <w:pStyle w:val="Text"/>
+              <w:spacing w:after="160" w:line="259" w:lineRule="auto"/>
+              <w:rPr>
+                <w:lang w:val="en-GB"/>
+              </w:rPr>
+            </w:pPr>
+            <w:r>
+              <w:rPr>
+                <w:lang w:val="en-GB"/>
+              </w:rPr>
+              <w:t>4</w:t>
+            </w:r>
+          </w:p>
+        </w:tc>
+        <w:tc>
+          <w:tcPr>
+            <w:tcW w:w="0" w:type="auto"/>
+            <w:hideMark/>
+          </w:tcPr>
+          <w:p>
+            <w:pPr>
+              <w:pStyle w:val="Text"/>
+              <w:spacing w:after="160" w:line="259" w:lineRule="auto"/>
+              <w:rPr>
+                <w:lang w:val="en-GB"/>
+              </w:rPr>
+            </w:pPr>
+            <w:r>
+              <w:rPr>
+                <w:b/>
+                <w:bCs/>
+                <w:lang w:val="en-GB"/>
+              </w:rPr>
+              <w:t>Insecure Design</w:t>
+            </w:r>
+          </w:p>
+        </w:tc>
+        <w:tc>
+          <w:tcPr>
+            <w:tcW w:w="0" w:type="auto"/>
+            <w:hideMark/>
+          </w:tcPr>
+          <w:p>
+            <w:pPr>
+              <w:pStyle w:val="Text"/>
+              <w:spacing w:after="160" w:line="259" w:lineRule="auto"/>
+              <w:rPr>
+                <w:lang w:val="en-GB"/>
+              </w:rPr>
+            </w:pPr>
+            <w:r>
+              <w:rPr>
+                <w:lang w:val="en-GB"/>
+              </w:rPr>
+              <w:t>Security weaknesses exist because security was not properly considered during the design phase.</w:t>
+            </w:r>
+          </w:p>
+        </w:tc>
+      </w:tr>
+      <w:tr>
+        <w:tc>
+          <w:tcPr>
+            <w:tcW w:w="0" w:type="auto"/>
+            <w:hideMark/>
+          </w:tcPr>
+          <w:p>
+            <w:pPr>
+              <w:pStyle w:val="Text"/>
+              <w:spacing w:after="160" w:line="259" w:lineRule="auto"/>
+              <w:rPr>
+                <w:lang w:val="en-GB"/>
+              </w:rPr>
+            </w:pPr>
+            <w:r>
+              <w:rPr>
+                <w:lang w:val="en-GB"/>
+              </w:rPr>
+              <w:t>5</w:t>
+            </w:r>
+          </w:p>
+        </w:tc>
+        <w:tc>
+          <w:tcPr>
+            <w:tcW w:w="0" w:type="auto"/>
+            <w:hideMark/>
+          </w:tcPr>
+          <w:p>
+            <w:pPr>
+              <w:pStyle w:val="Text"/>
+              <w:spacing w:after="160" w:line="259" w:lineRule="auto"/>
+              <w:rPr>
+                <w:lang w:val="en-GB"/>
+              </w:rPr>
+            </w:pPr>
+            <w:r>
+              <w:rPr>
+                <w:b/>
+                <w:bCs/>
+                <w:lang w:val="en-GB"/>
+              </w:rPr>
+              <w:t>Security Misconfiguration</w:t>
+            </w:r>
+          </w:p>
+        </w:tc>
+        <w:tc>
+          <w:tcPr>
+            <w:tcW w:w="0" w:type="auto"/>
+            <w:hideMark/>
+          </w:tcPr>
+          <w:p>
+            <w:pPr>
+              <w:pStyle w:val="Text"/>
+              <w:spacing w:after="160" w:line="259" w:lineRule="auto"/>
+              <w:rPr>
+                <w:lang w:val="en-GB"/>
+              </w:rPr>
+            </w:pPr>
+            <w:r>
+              <w:rPr>
+                <w:lang w:val="en-GB"/>
+              </w:rPr>
+              <w:t>Incorrect security settings, default passwords, unnecessary services, or improperly configured systems create vulnerabilities.</w:t>
+            </w:r>
+          </w:p>
+        </w:tc>
+      </w:tr>
+      <w:tr>
+        <w:tc>
+          <w:tcPr>
+            <w:tcW w:w="0" w:type="auto"/>
+            <w:hideMark/>
+          </w:tcPr>
+          <w:p>
+            <w:pPr>
+              <w:pStyle w:val="Text"/>
+              <w:spacing w:after="160" w:line="259" w:lineRule="auto"/>
+              <w:rPr>
+                <w:lang w:val="en-GB"/>
+              </w:rPr>
+            </w:pPr>
+            <w:r>
+              <w:rPr>
+                <w:lang w:val="en-GB"/>
+              </w:rPr>
+              <w:lastRenderedPageBreak/>
+              <w:t>6</w:t>
+            </w:r>
+          </w:p>
+        </w:tc>
+        <w:tc>
+          <w:tcPr>
+            <w:tcW w:w="0" w:type="auto"/>
+            <w:hideMark/>
+          </w:tcPr>
+          <w:p>
+            <w:pPr>
+              <w:pStyle w:val="Text"/>
+              <w:spacing w:after="160" w:line="259" w:lineRule="auto"/>
+              <w:rPr>
+                <w:lang w:val="en-GB"/>
+              </w:rPr>
+            </w:pPr>
+            <w:r>
+              <w:rPr>
+                <w:b/>
+                <w:bCs/>
+                <w:lang w:val="en-GB"/>
+              </w:rPr>
+              <w:t>Vulnerable and Outdated Components</w:t>
+            </w:r>
+          </w:p>
+        </w:tc>
+        <w:tc>
+          <w:tcPr>
+            <w:tcW w:w="0" w:type="auto"/>
+            <w:hideMark/>
+          </w:tcPr>
+          <w:p>
+            <w:pPr>
+              <w:pStyle w:val="Text"/>
+              <w:spacing w:after="160" w:line="259" w:lineRule="auto"/>
+              <w:rPr>
+                <w:lang w:val="en-GB"/>
+              </w:rPr>
+            </w:pPr>
+            <w:r>
+              <w:rPr>
+                <w:lang w:val="en-GB"/>
+              </w:rPr>
+              <w:t>Using software libraries or components with known security vulnerabilities.</w:t>
+            </w:r>
+          </w:p>
+        </w:tc>
+      </w:tr>
+      <w:tr>
+        <w:tc>
+          <w:tcPr>
+            <w:tcW w:w="0" w:type="auto"/>
+            <w:hideMark/>
+          </w:tcPr>
+          <w:p>
+            <w:pPr>
+              <w:pStyle w:val="Text"/>
+              <w:spacing w:after="160" w:line="259" w:lineRule="auto"/>
+              <w:rPr>
+                <w:lang w:val="en-GB"/>
+              </w:rPr>
+            </w:pPr>
+            <w:r>
+              <w:rPr>
+                <w:lang w:val="en-GB"/>
+              </w:rPr>
+              <w:t>7</w:t>
+            </w:r>
+          </w:p>
+        </w:tc>
+        <w:tc>
+          <w:tcPr>
+            <w:tcW w:w="0" w:type="auto"/>
+            <w:hideMark/>
+          </w:tcPr>
+          <w:p>
+            <w:pPr>
+              <w:pStyle w:val="Text"/>
+              <w:spacing w:after="160" w:line="259" w:lineRule="auto"/>
+              <w:rPr>
+                <w:lang w:val="en-GB"/>
+              </w:rPr>
+            </w:pPr>
+            <w:r>
+              <w:rPr>
+                <w:b/>
+                <w:bCs/>
+                <w:lang w:val="en-GB"/>
+              </w:rPr>
+              <w:t>Identification and Authentication Failures</w:t>
+            </w:r>
+          </w:p>
+        </w:tc>
+        <w:tc>
+          <w:tcPr>
+            <w:tcW w:w="0" w:type="auto"/>
+            <w:hideMark/>
+          </w:tcPr>
+          <w:p>
+            <w:pPr>
+              <w:pStyle w:val="Text"/>
+              <w:spacing w:after="160" w:line="259" w:lineRule="auto"/>
+              <w:rPr>
+                <w:lang w:val="en-GB"/>
+              </w:rPr>
+            </w:pPr>
+            <w:r>
+              <w:rPr>
+                <w:lang w:val="en-GB"/>
+              </w:rPr>
+              <w:t>Weak login, authentication, password, or session management allows attackers to compromise accounts.</w:t>
+            </w:r>
+          </w:p>
+        </w:tc>
+      </w:tr>
+      <w:tr>
+        <w:tc>
+          <w:tcPr>
+            <w:tcW w:w="0" w:type="auto"/>
+            <w:hideMark/>
+          </w:tcPr>
+          <w:p>
+            <w:pPr>
+              <w:pStyle w:val="Text"/>
+              <w:spacing w:after="160" w:line="259" w:lineRule="auto"/>
+              <w:rPr>
+                <w:lang w:val="en-GB"/>
+              </w:rPr>
+            </w:pPr>
+            <w:r>
+              <w:rPr>
+                <w:lang w:val="en-GB"/>
+              </w:rPr>
+              <w:t>8</w:t>
+            </w:r>
+          </w:p>
+        </w:tc>
+        <w:tc>
+          <w:tcPr>
+            <w:tcW w:w="0" w:type="auto"/>
+            <w:hideMark/>
+          </w:tcPr>
+          <w:p>
+            <w:pPr>
+              <w:pStyle w:val="Text"/>
+              <w:spacing w:after="160" w:line="259" w:lineRule="auto"/>
+              <w:rPr>
+                <w:lang w:val="en-GB"/>
+              </w:rPr>
+            </w:pPr>
+            <w:r>
+              <w:rPr>
+                <w:b/>
+                <w:bCs/>
+                <w:lang w:val="en-GB"/>
+              </w:rPr>
+              <w:t>Software and Data Integrity Failures</w:t>
+            </w:r>
+          </w:p>
+        </w:tc>
+        <w:tc>
+          <w:tcPr>
+            <w:tcW w:w="0" w:type="auto"/>
+            <w:hideMark/>
+          </w:tcPr>
+          <w:p>
+            <w:pPr>
+              <w:pStyle w:val="Text"/>
+              <w:spacing w:after="160" w:line="259" w:lineRule="auto"/>
+              <w:rPr>
+                <w:lang w:val="en-GB"/>
+              </w:rPr>
+            </w:pPr>
+            <w:r>
+              <w:rPr>
+                <w:lang w:val="en-GB"/>
+              </w:rPr>
+              <w:t>Software or data is trusted without properly verifying its integrity or source.</w:t>
+            </w:r>
+          </w:p>
+        </w:tc>
+      </w:tr>
+      <w:tr>
+        <w:tc>
+          <w:tcPr>
+            <w:tcW w:w="0" w:type="auto"/>
+            <w:hideMark/>
+          </w:tcPr>
+          <w:p>
+            <w:pPr>
+              <w:pStyle w:val="Text"/>
+              <w:spacing w:after="160" w:line="259" w:lineRule="auto"/>
+              <w:rPr>
+                <w:lang w:val="en-GB"/>
+              </w:rPr>
+            </w:pPr>
+            <w:r>
+              <w:rPr>
+                <w:lang w:val="en-GB"/>
+              </w:rPr>
+              <w:t>9</w:t>
+            </w:r>
+          </w:p>
+        </w:tc>
+        <w:tc>
+          <w:tcPr>
+            <w:tcW w:w="0" w:type="auto"/>
+            <w:hideMark/>
+          </w:tcPr>
+          <w:p>
+            <w:pPr>
+              <w:pStyle w:val="Text"/>
+              <w:spacing w:after="160" w:line="259" w:lineRule="auto"/>
+              <w:rPr>
+                <w:lang w:val="en-GB"/>
+              </w:rPr>
+            </w:pPr>
+            <w:r>
+              <w:rPr>
+                <w:b/>
+                <w:bCs/>
+                <w:lang w:val="en-GB"/>
+              </w:rPr>
+              <w:t>Security Logging and Monitoring Failures</w:t>
+            </w:r>
+          </w:p>
+        </w:tc>
+        <w:tc>
+          <w:tcPr>
+            <w:tcW w:w="0" w:type="auto"/>
+            <w:hideMark/>
+          </w:tcPr>
+          <w:p>
+            <w:pPr>
+              <w:pStyle w:val="Text"/>
+              <w:spacing w:after="160" w:line="259" w:lineRule="auto"/>
+              <w:rPr>
+                <w:lang w:val="en-GB"/>
+              </w:rPr>
+            </w:pPr>
+            <w:r>
+              <w:rPr>
+                <w:lang w:val="en-GB"/>
+              </w:rPr>
+              <w:t xml:space="preserve">Insufficient logging and monitoring </w:t>
+            </w:r>
+            <w:r>
+              <w:rPr>
+                <w:lang w:val="en-GB"/>
+              </w:rPr>
+              <w:t>prevent</w:t>
+            </w:r>
+            <w:r>
+              <w:rPr>
+                <w:lang w:val="en-GB"/>
+              </w:rPr>
+              <w:t xml:space="preserve"> the detection and investigation of attacks.</w:t>
+            </w:r>
+          </w:p>
+        </w:tc>
+      </w:tr>
+      <w:tr>
+        <w:tc>
+          <w:tcPr>
+            <w:tcW w:w="0" w:type="auto"/>
+            <w:hideMark/>
+          </w:tcPr>
+          <w:p>
+            <w:pPr>
+              <w:pStyle w:val="Text"/>
+              <w:spacing w:after="160" w:line="259" w:lineRule="auto"/>
+              <w:rPr>
+                <w:lang w:val="en-GB"/>
+              </w:rPr>
+            </w:pPr>
+            <w:r>
+              <w:rPr>
+                <w:lang w:val="en-GB"/>
+              </w:rPr>
+              <w:t>10</w:t>
+            </w:r>
+          </w:p>
+        </w:tc>
+        <w:tc>
+          <w:tcPr>
+            <w:tcW w:w="0" w:type="auto"/>
+            <w:hideMark/>
+          </w:tcPr>
+          <w:p>
+            <w:pPr>
+              <w:pStyle w:val="Text"/>
+              <w:spacing w:after="160" w:line="259" w:lineRule="auto"/>
+              <w:rPr>
+                <w:lang w:val="en-GB"/>
+              </w:rPr>
+            </w:pPr>
+            <w:r>
+              <w:rPr>
+                <w:b/>
+                <w:bCs/>
+                <w:lang w:val="en-GB"/>
+              </w:rPr>
+              <w:t>Server-Side Request Forgery (SSRF)</w:t>
+            </w:r>
+          </w:p>
+        </w:tc>
+        <w:tc>
+          <w:tcPr>
+            <w:tcW w:w="0" w:type="auto"/>
+            <w:hideMark/>
+          </w:tcPr>
+          <w:p>
+            <w:pPr>
+              <w:pStyle w:val="Text"/>
+              <w:spacing w:after="160" w:line="259" w:lineRule="auto"/>
+              <w:rPr>
+                <w:lang w:val="en-GB"/>
+              </w:rPr>
+            </w:pPr>
+            <w:r>
+              <w:rPr>
+                <w:lang w:val="en-GB"/>
+              </w:rPr>
+              <w:t>An attacker tricks a server into making requests to unintended internal or external resources.</w:t>
+            </w:r>
+          </w:p>
+        </w:tc>
+      </w:tr>
+    </w:tbl>
+    <w:p>
+      <w:pPr>
+        <w:pStyle w:val="Seperator"/>
+      </w:pPr>
+    </w:p>
+    <w:p>
+      <w:pPr>
+        <w:pStyle w:val="Seperator"/>
+      </w:pPr>
+    </w:p>
+    <w:p>
+      <w:pPr>
+        <w:pStyle w:val="Heading"/>
+      </w:pPr>
+      <w:r>
+        <w:t>1. Broken Access Control</w:t>
+      </w:r>
     </w:p>
     <w:p>
       <w:pPr>
         <w:pStyle w:val="Text"/>
-      </w:pPr>
+        <w:rPr>
+          <w:lang w:val="en-GB"/>
+        </w:rPr>
+      </w:pPr>
+      <w:r>
+        <w:rPr>
+          <w:lang w:val="en-GB"/>
+        </w:rPr>
+        <w:t>This occurs when an application does not properly enforce permissions. For example, a normal user may be able to access an administrator page simply by changing a URL.</w:t>
+      </w:r>
     </w:p>
     <w:p>
       <w:pPr>
         <w:pStyle w:val="Text"/>
-      </w:pPr>
+        <w:rPr>
+          <w:lang w:val="en-GB"/>
+        </w:rPr>
+      </w:pPr>
+      <w:r>
+        <w:rPr>
+          <w:b/>
+          <w:bCs/>
+          <w:lang w:val="en-GB"/>
+        </w:rPr>
+        <w:t>Prevention:</w:t>
+      </w:r>
+    </w:p>
+    <w:p>
+      <w:pPr>
+        <w:pStyle w:val="CList"/>
+      </w:pPr>
+      <w:r>
+        <w:t>Enforce authorisation on the server side.</w:t>
+      </w:r>
+    </w:p>
+    <w:p>
+      <w:pPr>
+        <w:pStyle w:val="CList"/>
+      </w:pPr>
+      <w:r>
+        <w:t>Deny access by default.</w:t>
+      </w:r>
+    </w:p>
+    <w:p>
+      <w:pPr>
+        <w:pStyle w:val="CList"/>
+      </w:pPr>
+      <w:r>
+        <w:t>Check permissions for every sensitive request.</w:t>
+      </w:r>
+    </w:p>
+    <w:p>
+      <w:pPr>
+        <w:pStyle w:val="Seperator"/>
+        <w:rPr>
+          <w:rStyle w:val="Strong"/>
+          <w:b w:val="0"/>
+          <w:bCs w:val="0"/>
+        </w:rPr>
+      </w:pPr>
+    </w:p>
+    <w:p>
+      <w:pPr>
+        <w:pStyle w:val="Heading"/>
+      </w:pPr>
+      <w:r>
+        <w:rPr>
+          <w:noProof/>
+        </w:rPr>
+        <w:drawing>
+          <wp:anchor distT="0" distB="0" distL="114300" distR="114300" simplePos="0" relativeHeight="251658240" behindDoc="1" locked="0" layoutInCell="1" allowOverlap="1" wp14:anchorId="1DBE685F" wp14:editId="28B70040">
+            <wp:simplePos x="0" y="0"/>
+            <wp:positionH relativeFrom="margin">
+              <wp:align>right</wp:align>
+            </wp:positionH>
+            <wp:positionV relativeFrom="paragraph">
+              <wp:posOffset>86228</wp:posOffset>
+            </wp:positionV>
+            <wp:extent cx="2188444" cy="1800000"/>
+            <wp:effectExtent l="0" t="0" r="2540" b="0"/>
+            <wp:wrapTight wrapText="bothSides">
+              <wp:wrapPolygon edited="0">
+                <wp:start x="0" y="0"/>
+                <wp:lineTo x="0" y="21265"/>
+                <wp:lineTo x="21437" y="21265"/>
+                <wp:lineTo x="21437" y="0"/>
+                <wp:lineTo x="0" y="0"/>
+              </wp:wrapPolygon>
+            </wp:wrapTight>
+            <wp:docPr id="18" name="Picture 18"/>
+            <wp:cNvGraphicFramePr>
+              <a:graphicFrameLocks xmlns:a="http://schemas.openxmlformats.org/drawingml/2006/main" noChangeAspect="1"/>
+            </wp:cNvGraphicFramePr>
+            <a:graphic xmlns:a="http://schemas.openxmlformats.org/drawingml/2006/main">
+              <a:graphicData uri="http://schemas.openxmlformats.org/drawingml/2006/picture">
+                <pic:pic xmlns:pic="http://schemas.openxmlformats.org/drawingml/2006/picture">
+                  <pic:nvPicPr>
+                    <pic:cNvPr id="18" name="Picture 18"/>
+                    <pic:cNvPicPr/>
+                  </pic:nvPicPr>
+                  <pic:blipFill rotWithShape="1">
+                    <a:blip r:embed="rId10">
+                      <a:extLst>
+                        <a:ext uri="{28A0092B-C50C-407E-A947-70E740481C1C}">
+                          <a14:useLocalDpi xmlns:a14="http://schemas.microsoft.com/office/drawing/2010/main" val="0"/>
+                        </a:ext>
+                      </a:extLst>
+                    </a:blip>
+                    <a:srcRect t="6968" b="7382"/>
+                    <a:stretch/>
+                  </pic:blipFill>
+                  <pic:spPr bwMode="auto">
+                    <a:xfrm>
+                      <a:off x="0" y="0"/>
+                      <a:ext cx="2188444" cy="1800000"/>
+                    </a:xfrm>
+                    <a:prstGeom prst="rect">
+                      <a:avLst/>
+                    </a:prstGeom>
+                    <a:ln>
+                      <a:noFill/>
+                    </a:ln>
+                    <a:extLst>
+                      <a:ext uri="{53640926-AAD7-44D8-BBD7-CCE9431645EC}">
+                        <a14:shadowObscured xmlns:a14="http://schemas.microsoft.com/office/drawing/2010/main"/>
+                      </a:ext>
+                    </a:extLst>
+                  </pic:spPr>
+                </pic:pic>
+              </a:graphicData>
+            </a:graphic>
+            <wp14:sizeRelH relativeFrom="margin">
+              <wp14:pctWidth>0</wp14:pctWidth>
+            </wp14:sizeRelH>
+            <wp14:sizeRelV relativeFrom="margin">
+              <wp14:pctHeight>0</wp14:pctHeight>
+            </wp14:sizeRelV>
+          </wp:anchor>
+        </w:drawing>
+      </w:r>
+      <w:r>
+        <w:rPr>
+          <w:sz w:val="22"/>
+          <w:szCs w:val="22"/>
+        </w:rPr>
+        <w:t>Scenario</w:t>
+      </w:r>
+      <w:r>
+        <w:t>:</w:t>
+      </w:r>
     </w:p>
     <w:p>
       <w:pPr>
         <w:pStyle w:val="Text"/>
       </w:pPr>
+      <w:r>
+        <w:t>A website has a user profile page:</w:t>
+      </w:r>
+      <w:r>
+        <w:t xml:space="preserve"> </w:t>
+      </w:r>
+      <w:r>
+        <w:rPr>
+          <w:rStyle w:val="CodeChar"/>
+        </w:rPr>
+        <w:t>example.com/profile?id=101</w:t>
+      </w:r>
     </w:p>
     <w:p>
       <w:pPr>
         <w:pStyle w:val="Text"/>
       </w:pPr>
+      <w:r>
+        <w:t xml:space="preserve">A user changes the </w:t>
+      </w:r>
+      <w:r>
+        <w:rPr>
+          <w:rStyle w:val="CodeChar"/>
+        </w:rPr>
+        <w:t>ID</w:t>
+      </w:r>
+      <w:r>
+        <w:t xml:space="preserve"> to </w:t>
+      </w:r>
+      <w:r>
+        <w:rPr>
+          <w:rStyle w:val="CodeChar"/>
+        </w:rPr>
+        <w:t>102</w:t>
+      </w:r>
+      <w:r>
+        <w:t xml:space="preserve"> and can view another user's private profile information without permission.</w:t>
+      </w:r>
     </w:p>
     <w:p>
       <w:pPr>
         <w:pStyle w:val="Text"/>
       </w:pPr>
+      <w:r>
+        <w:rPr>
+          <w:b/>
+          <w:bCs/>
+        </w:rPr>
+        <w:t>Problem</w:t>
+      </w:r>
+      <w:r>
+        <w:t xml:space="preserve">: The application does not properly verify whether the logged-in user is </w:t>
+      </w:r>
+      <w:r>
+        <w:t>authorized</w:t>
+      </w:r>
+      <w:r>
+        <w:t xml:space="preserve"> to access the requested data.</w:t>
+      </w:r>
     </w:p>
     <w:p>
       <w:pPr>
         <w:pStyle w:val="Text"/>
       </w:pPr>
+      <w:r>
+        <w:rPr>
+          <w:b/>
+          <w:bCs/>
+        </w:rPr>
+        <w:t>Risk</w:t>
+      </w:r>
+      <w:r>
+        <w:t xml:space="preserve">: </w:t>
+      </w:r>
+      <w:r>
+        <w:t>Unauthorized</w:t>
+      </w:r>
+      <w:r>
+        <w:t xml:space="preserve"> access to personal data, admin functions, or confidential files.</w:t>
+      </w:r>
+    </w:p>
+    <w:p>
+      <w:pPr>
+        <w:pStyle w:val="Seperator"/>
+      </w:pPr>
+    </w:p>
+    <w:p>
+      <w:pPr>
+        <w:pStyle w:val="Seperator"/>
+        <w:jc w:val="center"/>
+      </w:pPr>
+    </w:p>
+    <w:p>
+      <w:pPr>
+        <w:pStyle w:val="Heading"/>
+      </w:pPr>
+      <w:r>
+        <w:t>2. Cryptographic Failures</w:t>
+      </w:r>
     </w:p>
     <w:p>
       <w:pPr>
         <w:pStyle w:val="Text"/>
-      </w:pPr>
+        <w:rPr>
+          <w:lang w:val="en-GB"/>
+        </w:rPr>
+      </w:pPr>
+      <w:r>
+        <w:rPr>
+          <w:lang w:val="en-GB"/>
+        </w:rPr>
+        <w:t>Sensitive information such as passwords, credit card details, or personal data may be exposed when encryption is weak or missing.</w:t>
+      </w:r>
     </w:p>
     <w:p>
       <w:pPr>
         <w:pStyle w:val="Text"/>
-      </w:pPr>
+        <w:rPr>
+          <w:lang w:val="en-GB"/>
+        </w:rPr>
+      </w:pPr>
+      <w:r>
+        <w:rPr>
+          <w:b/>
+          <w:bCs/>
+          <w:lang w:val="en-GB"/>
+        </w:rPr>
+        <w:t>Prevention:</w:t>
+      </w:r>
+    </w:p>
+    <w:p>
+      <w:pPr>
+        <w:pStyle w:val="CList"/>
+      </w:pPr>
+      <w:r>
+        <w:lastRenderedPageBreak/>
+        <w:t>Use strong modern encryption.</w:t>
+      </w:r>
+    </w:p>
+    <w:p>
+      <w:pPr>
+        <w:pStyle w:val="CList"/>
+      </w:pPr>
+      <w:r>
+        <w:t>Protect sensitive data during storage and transmission.</w:t>
+      </w:r>
+    </w:p>
+    <w:p>
+      <w:pPr>
+        <w:pStyle w:val="CList"/>
+      </w:pPr>
+      <w:r>
+        <w:t>Never store passwords in plain text.</w:t>
+      </w:r>
+    </w:p>
+    <w:p>
+      <w:pPr>
+        <w:pStyle w:val="Seperator"/>
+      </w:pPr>
+      <w:r>
+        <w:rPr>
+          <w:noProof/>
+        </w:rPr>
+        <w:drawing>
+          <wp:anchor distT="0" distB="0" distL="114300" distR="114300" simplePos="0" relativeHeight="251659264" behindDoc="0" locked="0" layoutInCell="1" allowOverlap="1" wp14:anchorId="0D6EEE39" wp14:editId="49AAF6F8">
+            <wp:simplePos x="0" y="0"/>
+            <wp:positionH relativeFrom="margin">
+              <wp:align>right</wp:align>
+            </wp:positionH>
+            <wp:positionV relativeFrom="paragraph">
+              <wp:posOffset>17780</wp:posOffset>
+            </wp:positionV>
+            <wp:extent cx="2072005" cy="1799590"/>
+            <wp:effectExtent l="0" t="0" r="4445" b="0"/>
+            <wp:wrapThrough wrapText="bothSides">
+              <wp:wrapPolygon edited="0">
+                <wp:start x="0" y="0"/>
+                <wp:lineTo x="0" y="21265"/>
+                <wp:lineTo x="21448" y="21265"/>
+                <wp:lineTo x="21448" y="0"/>
+                <wp:lineTo x="0" y="0"/>
+              </wp:wrapPolygon>
+            </wp:wrapThrough>
+            <wp:docPr id="19" name="Picture 19"/>
+            <wp:cNvGraphicFramePr>
+              <a:graphicFrameLocks xmlns:a="http://schemas.openxmlformats.org/drawingml/2006/main" noChangeAspect="1"/>
+            </wp:cNvGraphicFramePr>
+            <a:graphic xmlns:a="http://schemas.openxmlformats.org/drawingml/2006/main">
+              <a:graphicData uri="http://schemas.openxmlformats.org/drawingml/2006/picture">
+                <pic:pic xmlns:pic="http://schemas.openxmlformats.org/drawingml/2006/picture">
+                  <pic:nvPicPr>
+                    <pic:cNvPr id="19" name="Picture 19"/>
+                    <pic:cNvPicPr/>
+                  </pic:nvPicPr>
+                  <pic:blipFill rotWithShape="1">
+                    <a:blip r:embed="rId11">
+                      <a:extLst>
+                        <a:ext uri="{28A0092B-C50C-407E-A947-70E740481C1C}">
+                          <a14:useLocalDpi xmlns:a14="http://schemas.microsoft.com/office/drawing/2010/main" val="0"/>
+                        </a:ext>
+                      </a:extLst>
+                    </a:blip>
+                    <a:srcRect t="2151" b="2099"/>
+                    <a:stretch/>
+                  </pic:blipFill>
+                  <pic:spPr bwMode="auto">
+                    <a:xfrm>
+                      <a:off x="0" y="0"/>
+                      <a:ext cx="2072005" cy="1799590"/>
+                    </a:xfrm>
+                    <a:prstGeom prst="rect">
+                      <a:avLst/>
+                    </a:prstGeom>
+                    <a:ln>
+                      <a:noFill/>
+                    </a:ln>
+                    <a:extLst>
+                      <a:ext uri="{53640926-AAD7-44D8-BBD7-CCE9431645EC}">
+                        <a14:shadowObscured xmlns:a14="http://schemas.microsoft.com/office/drawing/2010/main"/>
+                      </a:ext>
+                    </a:extLst>
+                  </pic:spPr>
+                </pic:pic>
+              </a:graphicData>
+            </a:graphic>
+            <wp14:sizeRelH relativeFrom="margin">
+              <wp14:pctWidth>0</wp14:pctWidth>
+            </wp14:sizeRelH>
+            <wp14:sizeRelV relativeFrom="margin">
+              <wp14:pctHeight>0</wp14:pctHeight>
+            </wp14:sizeRelV>
+          </wp:anchor>
+        </w:drawing>
+      </w:r>
+    </w:p>
+    <w:p>
+      <w:pPr>
+        <w:pStyle w:val="Heading"/>
+      </w:pPr>
+      <w:r>
+        <w:rPr>
+          <w:sz w:val="22"/>
+          <w:szCs w:val="22"/>
+        </w:rPr>
+        <w:t>Scenario</w:t>
+      </w:r>
+      <w:r>
+        <w:t>:</w:t>
+      </w:r>
     </w:p>
     <w:p>
       <w:pPr>
         <w:pStyle w:val="Text"/>
       </w:pPr>
+      <w:r>
+        <w:t>An online shopping website stores user passwords in plain text. If the database is stolen, attackers can immediately view all user passwords.</w:t>
+      </w:r>
+      <w:r>
+        <w:t xml:space="preserve"> </w:t>
+      </w:r>
     </w:p>
     <w:p>
       <w:pPr>
         <w:pStyle w:val="Text"/>
       </w:pPr>
+      <w:r>
+        <w:rPr>
+          <w:b/>
+          <w:bCs/>
+        </w:rPr>
+        <w:t>Problem</w:t>
+      </w:r>
+      <w:r>
+        <w:t>: Sensitive information is not properly encrypted or securely protected.</w:t>
+      </w:r>
     </w:p>
     <w:p>
       <w:pPr>
         <w:pStyle w:val="Text"/>
       </w:pPr>
+      <w:r>
+        <w:rPr>
+          <w:b/>
+          <w:bCs/>
+        </w:rPr>
+        <w:t>Risk</w:t>
+      </w:r>
+      <w:r>
+        <w:t>: Exposure of passwords, financial information, personal data, or confidential communications.</w:t>
+      </w:r>
+    </w:p>
+    <w:p>
+      <w:pPr>
+        <w:pStyle w:val="Seperator"/>
+      </w:pPr>
+    </w:p>
+    <w:p>
+      <w:pPr>
+        <w:pStyle w:val="Heading"/>
+      </w:pPr>
+      <w:r>
+        <w:t>3. Injection</w:t>
+      </w:r>
     </w:p>
     <w:p>
       <w:pPr>
         <w:pStyle w:val="Text"/>
-      </w:pPr>
+        <w:rPr>
+          <w:lang w:val="en-GB"/>
+        </w:rPr>
+      </w:pPr>
+      <w:r>
+        <w:rPr>
+          <w:lang w:val="en-GB"/>
+        </w:rPr>
+        <w:t>Injection attacks occur when untrusted input is interpreted as commands or code. Examples include SQL Injection and command injection.</w:t>
+      </w:r>
     </w:p>
     <w:p>
       <w:pPr>
         <w:pStyle w:val="Text"/>
+        <w:rPr>
+          <w:lang w:val="en-GB"/>
+        </w:rPr>
+      </w:pPr>
+      <w:r>
+        <w:rPr>
+          <w:b/>
+          <w:bCs/>
+          <w:lang w:val="en-GB"/>
+        </w:rPr>
+        <w:t>Prevention:</w:t>
+      </w:r>
+    </w:p>
+    <w:p>
+      <w:pPr>
+        <w:pStyle w:val="CList"/>
+      </w:pPr>
+      <w:r>
+        <w:t>Use parameterised queries.</w:t>
+      </w:r>
+    </w:p>
+    <w:p>
+      <w:pPr>
+        <w:pStyle w:val="CList"/>
+      </w:pPr>
+      <w:r>
+        <w:t>Validate and sanitise input.</w:t>
+      </w:r>
+    </w:p>
+    <w:p>
+      <w:pPr>
+        <w:pStyle w:val="CList"/>
+      </w:pPr>
+      <w:r>
+        <w:t>Avoid dynamically constructing commands from user input.</w:t>
+      </w:r>
+    </w:p>
+    <w:p>
+      <w:pPr>
+        <w:pStyle w:val="Seperator"/>
       </w:pPr>
     </w:p>
     <w:p>
       <w:pPr>
         <w:pStyle w:val="Text"/>
       </w:pPr>
+      <w:r>
+        <w:rPr>
+          <w:rStyle w:val="HeadingChar"/>
+          <w:sz w:val="22"/>
+          <w:szCs w:val="22"/>
+        </w:rPr>
+        <w:t>Scenario</w:t>
+      </w:r>
+      <w:r>
+        <w:t>:</w:t>
+      </w:r>
     </w:p>
     <w:p>
       <w:pPr>
         <w:pStyle w:val="Text"/>
       </w:pPr>
+      <w:r>
+        <w:t xml:space="preserve">A login form accepts user input and directly uses it in a database query. An attacker enters specially crafted input that changes the intended query and accesses </w:t>
+      </w:r>
+      <w:r>
+        <w:t>unauthorized</w:t>
+      </w:r>
+      <w:r>
+        <w:t xml:space="preserve"> database information.</w:t>
+      </w:r>
     </w:p>
     <w:p>
       <w:pPr>
         <w:pStyle w:val="Text"/>
       </w:pPr>
+      <w:r>
+        <w:rPr>
+          <w:b/>
+          <w:bCs/>
+        </w:rPr>
+        <w:t>Problem</w:t>
+      </w:r>
+      <w:r>
+        <w:t>: The application does not properly validate user input before processing it as part of a command or query.</w:t>
+      </w:r>
     </w:p>
     <w:p>
       <w:pPr>
         <w:pStyle w:val="Text"/>
       </w:pPr>
+      <w:r>
+        <w:rPr>
+          <w:b/>
+          <w:bCs/>
+        </w:rPr>
+        <w:t>Risk</w:t>
+      </w:r>
+      <w:r>
+        <w:t xml:space="preserve">: </w:t>
+      </w:r>
+      <w:r>
+        <w:t>Unauthorized</w:t>
+      </w:r>
+      <w:r>
+        <w:t xml:space="preserve"> database access, data theft, data modification, or deletion.</w:t>
+      </w:r>
+    </w:p>
+    <w:p>
+      <w:pPr>
+        <w:pStyle w:val="Seperator"/>
+      </w:pPr>
     </w:p>
     <w:p>
       <w:pPr>
         <w:pStyle w:val="Text"/>
       </w:pPr>
+      <w:r>
+        <w:rPr>
+          <w:noProof/>
+        </w:rPr>
+        <w:drawing>
+          <wp:inline distT="0" distB="0" distL="0" distR="0" wp14:anchorId="19DEE6D5" wp14:editId="21987AEE">
+            <wp:extent cx="6187379" cy="2415396"/>
+            <wp:effectExtent l="0" t="0" r="4445" b="4445"/>
+            <wp:docPr id="17" name="Picture 17"/>
+            <wp:cNvGraphicFramePr>
+              <a:graphicFrameLocks xmlns:a="http://schemas.openxmlformats.org/drawingml/2006/main" noChangeAspect="1"/>
+            </wp:cNvGraphicFramePr>
+            <a:graphic xmlns:a="http://schemas.openxmlformats.org/drawingml/2006/main">
+              <a:graphicData uri="http://schemas.openxmlformats.org/drawingml/2006/picture">
+                <pic:pic xmlns:pic="http://schemas.openxmlformats.org/drawingml/2006/picture">
+                  <pic:nvPicPr>
+                    <pic:cNvPr id="17" name="Picture 17"/>
+                    <pic:cNvPicPr/>
+                  </pic:nvPicPr>
+                  <pic:blipFill rotWithShape="1">
+                    <a:blip r:embed="rId12">
+                      <a:extLst>
+                        <a:ext uri="{28A0092B-C50C-407E-A947-70E740481C1C}">
+                          <a14:useLocalDpi xmlns:a14="http://schemas.microsoft.com/office/drawing/2010/main" val="0"/>
+                        </a:ext>
+                      </a:extLst>
+                    </a:blip>
+                    <a:srcRect t="7652" b="9946"/>
+                    <a:stretch/>
+                  </pic:blipFill>
+                  <pic:spPr bwMode="auto">
+                    <a:xfrm>
+                      <a:off x="0" y="0"/>
+                      <a:ext cx="6188710" cy="2415916"/>
+                    </a:xfrm>
+                    <a:prstGeom prst="rect">
+                      <a:avLst/>
+                    </a:prstGeom>
+                    <a:ln>
+                      <a:noFill/>
+                    </a:ln>
+                    <a:extLst>
+                      <a:ext uri="{53640926-AAD7-44D8-BBD7-CCE9431645EC}">
+                        <a14:shadowObscured xmlns:a14="http://schemas.microsoft.com/office/drawing/2010/main"/>
+                      </a:ext>
+                    </a:extLst>
+                  </pic:spPr>
+                </pic:pic>
+              </a:graphicData>
+            </a:graphic>
+          </wp:inline>
+        </w:drawing>
+      </w:r>
+    </w:p>
+    <w:p>
+      <w:pPr>
+        <w:pStyle w:val="Heading"/>
+      </w:pPr>
+      <w:r>
+        <w:lastRenderedPageBreak/>
+        <w:t>4. Insecure Design</w:t>
+      </w:r>
     </w:p>
     <w:p>
       <w:pPr>
         <w:pStyle w:val="Text"/>
-      </w:pPr>
+        <w:rPr>
+          <w:lang w:val="en-GB"/>
+        </w:rPr>
+      </w:pPr>
+      <w:r>
+        <w:rPr>
+          <w:lang w:val="en-GB"/>
+        </w:rPr>
+        <w:t>A system may have security problems because security controls were not considered during its design.</w:t>
+      </w:r>
     </w:p>
     <w:p>
       <w:pPr>
         <w:pStyle w:val="Text"/>
+        <w:rPr>
+          <w:lang w:val="en-GB"/>
+        </w:rPr>
+      </w:pPr>
+      <w:r>
+        <w:rPr>
+          <w:b/>
+          <w:bCs/>
+          <w:lang w:val="en-GB"/>
+        </w:rPr>
+        <w:t>Prevention:</w:t>
+      </w:r>
+    </w:p>
+    <w:p>
+      <w:pPr>
+        <w:pStyle w:val="CList"/>
+      </w:pPr>
+      <w:r>
+        <w:t>Perform threat modelling.</w:t>
+      </w:r>
+    </w:p>
+    <w:p>
+      <w:pPr>
+        <w:pStyle w:val="CList"/>
+      </w:pPr>
+      <w:r>
+        <w:t>Define security requirements before development.</w:t>
+      </w:r>
+    </w:p>
+    <w:p>
+      <w:pPr>
+        <w:pStyle w:val="CList"/>
+      </w:pPr>
+      <w:r>
+        <w:t>Design secure workflows and access controls.</w:t>
+      </w:r>
+    </w:p>
+    <w:p>
+      <w:pPr>
+        <w:pStyle w:val="Seperator"/>
       </w:pPr>
     </w:p>
     <w:p>
       <w:pPr>
         <w:pStyle w:val="Text"/>
-      </w:pPr>
+        <w:rPr>
+          <w:b/>
+          <w:bCs/>
+        </w:rPr>
+      </w:pPr>
+      <w:r>
+        <w:rPr>
+          <w:noProof/>
+        </w:rPr>
+        <w:drawing>
+          <wp:anchor distT="0" distB="0" distL="114300" distR="114300" simplePos="0" relativeHeight="251664384" behindDoc="0" locked="0" layoutInCell="1" allowOverlap="1" wp14:anchorId="381497E8" wp14:editId="6644C4CA">
+            <wp:simplePos x="0" y="0"/>
+            <wp:positionH relativeFrom="margin">
+              <wp:align>right</wp:align>
+            </wp:positionH>
+            <wp:positionV relativeFrom="paragraph">
+              <wp:posOffset>12532</wp:posOffset>
+            </wp:positionV>
+            <wp:extent cx="2662328" cy="1800000"/>
+            <wp:effectExtent l="0" t="0" r="5080" b="0"/>
+            <wp:wrapSquare wrapText="bothSides"/>
+            <wp:docPr id="20" name="Picture 20"/>
+            <wp:cNvGraphicFramePr>
+              <a:graphicFrameLocks xmlns:a="http://schemas.openxmlformats.org/drawingml/2006/main" noChangeAspect="1"/>
+            </wp:cNvGraphicFramePr>
+            <a:graphic xmlns:a="http://schemas.openxmlformats.org/drawingml/2006/main">
+              <a:graphicData uri="http://schemas.openxmlformats.org/drawingml/2006/picture">
+                <pic:pic xmlns:pic="http://schemas.openxmlformats.org/drawingml/2006/picture">
+                  <pic:nvPicPr>
+                    <pic:cNvPr id="20" name="Picture 20"/>
+                    <pic:cNvPicPr/>
+                  </pic:nvPicPr>
+                  <pic:blipFill rotWithShape="1">
+                    <a:blip r:embed="rId13">
+                      <a:extLst>
+                        <a:ext uri="{28A0092B-C50C-407E-A947-70E740481C1C}">
+                          <a14:useLocalDpi xmlns:a14="http://schemas.microsoft.com/office/drawing/2010/main" val="0"/>
+                        </a:ext>
+                      </a:extLst>
+                    </a:blip>
+                    <a:srcRect t="5195" b="4812"/>
+                    <a:stretch/>
+                  </pic:blipFill>
+                  <pic:spPr bwMode="auto">
+                    <a:xfrm>
+                      <a:off x="0" y="0"/>
+                      <a:ext cx="2662328" cy="1800000"/>
+                    </a:xfrm>
+                    <a:prstGeom prst="rect">
+                      <a:avLst/>
+                    </a:prstGeom>
+                    <a:ln>
+                      <a:noFill/>
+                    </a:ln>
+                    <a:extLst>
+                      <a:ext uri="{53640926-AAD7-44D8-BBD7-CCE9431645EC}">
+                        <a14:shadowObscured xmlns:a14="http://schemas.microsoft.com/office/drawing/2010/main"/>
+                      </a:ext>
+                    </a:extLst>
+                  </pic:spPr>
+                </pic:pic>
+              </a:graphicData>
+            </a:graphic>
+          </wp:anchor>
+        </w:drawing>
+      </w:r>
+      <w:r>
+        <w:rPr>
+          <w:b/>
+          <w:bCs/>
+        </w:rPr>
+        <w:t>Scenario:</w:t>
+      </w:r>
     </w:p>
     <w:p>
       <w:pPr>
         <w:pStyle w:val="Text"/>
       </w:pPr>
+      <w:r>
+        <w:t>A banking application allows users to reset their password using only their username and date of birth. An attacker who knows this information can reset the user's password.</w:t>
+      </w:r>
     </w:p>
     <w:p>
       <w:pPr>
         <w:pStyle w:val="Text"/>
       </w:pPr>
+      <w:r>
+        <w:rPr>
+          <w:b/>
+          <w:bCs/>
+        </w:rPr>
+        <w:t>Problem</w:t>
+      </w:r>
+      <w:r>
+        <w:t>: The application has a security weakness built into its fundamental design.</w:t>
+      </w:r>
     </w:p>
     <w:p>
       <w:pPr>
         <w:pStyle w:val="Text"/>
       </w:pPr>
+      <w:r>
+        <w:rPr>
+          <w:b/>
+          <w:bCs/>
+        </w:rPr>
+        <w:t>Risk</w:t>
+      </w:r>
+      <w:r>
+        <w:t xml:space="preserve">: Account takeover, identity theft, and </w:t>
+      </w:r>
+      <w:r>
+        <w:t>unauthorized</w:t>
+      </w:r>
+      <w:r>
+        <w:t xml:space="preserve"> access to sensitive information.</w:t>
+      </w:r>
+    </w:p>
+    <w:p>
+      <w:pPr>
+        <w:pStyle w:val="Seperator"/>
+      </w:pPr>
+    </w:p>
+    <w:p>
+      <w:pPr>
+        <w:pStyle w:val="Heading"/>
+      </w:pPr>
+      <w:r>
+        <w:t>5. Security Misconfiguration</w:t>
+      </w:r>
+    </w:p>
+    <w:p>
+      <w:pPr>
+        <w:pStyle w:val="Text"/>
+        <w:rPr>
+          <w:lang w:val="en-GB"/>
+        </w:rPr>
+      </w:pPr>
+      <w:r>
+        <w:rPr>
+          <w:lang w:val="en-GB"/>
+        </w:rPr>
+        <w:t>Examples include default passwords, unnecessary services, verbose error messages, and incorrectly configured cloud or server settings.</w:t>
+      </w:r>
+    </w:p>
+    <w:p>
+      <w:pPr>
+        <w:pStyle w:val="Text"/>
+        <w:rPr>
+          <w:lang w:val="en-GB"/>
+        </w:rPr>
+      </w:pPr>
+      <w:r>
+        <w:rPr>
+          <w:b/>
+          <w:bCs/>
+          <w:lang w:val="en-GB"/>
+        </w:rPr>
+        <w:t>Prevention:</w:t>
+      </w:r>
+    </w:p>
+    <w:p>
+      <w:pPr>
+        <w:pStyle w:val="CList"/>
+      </w:pPr>
+      <w:r>
+        <w:t>Use secure default configurations.</w:t>
+      </w:r>
+    </w:p>
+    <w:p>
+      <w:pPr>
+        <w:pStyle w:val="CList"/>
+      </w:pPr>
+      <w:r>
+        <w:t>Remove unnecessary features and services.</w:t>
+      </w:r>
+    </w:p>
+    <w:p>
+      <w:pPr>
+        <w:pStyle w:val="CList"/>
+      </w:pPr>
+      <w:r>
+        <w:t>Regularly review security settings.</w:t>
+      </w:r>
+    </w:p>
+    <w:p>
+      <w:pPr>
+        <w:pStyle w:val="Seperator"/>
+      </w:pPr>
+    </w:p>
+    <w:p>
+      <w:pPr>
+        <w:pStyle w:val="Text"/>
+        <w:rPr>
+          <w:b/>
+          <w:bCs/>
+        </w:rPr>
+      </w:pPr>
+      <w:r>
+        <w:rPr>
+          <w:b/>
+          <w:bCs/>
+        </w:rPr>
+        <w:t>Scenario:</w:t>
+      </w:r>
+    </w:p>
+    <w:p>
+      <w:pPr>
+        <w:pStyle w:val="Text"/>
+        <w:rPr>
+          <w:b/>
+          <w:bCs/>
+        </w:rPr>
+      </w:pPr>
+      <w:r>
+        <w:t>A web server is deployed with a default administrator username and password. It also displays detailed error messages containing internal system information.</w:t>
+      </w:r>
+    </w:p>
+    <w:p>
+      <w:pPr>
+        <w:pStyle w:val="Text"/>
+      </w:pPr>
+      <w:r>
+        <w:rPr>
+          <w:b/>
+          <w:bCs/>
+        </w:rPr>
+        <w:t>Problem:</w:t>
+      </w:r>
+      <w:r>
+        <w:rPr>
+          <w:b/>
+          <w:bCs/>
+        </w:rPr>
+        <w:t xml:space="preserve"> </w:t>
+      </w:r>
+      <w:r>
+        <w:t>The application or server is configured with insecure settings.</w:t>
+      </w:r>
+    </w:p>
+    <w:p>
+      <w:pPr>
+        <w:pStyle w:val="Text"/>
+      </w:pPr>
+      <w:r>
+        <w:rPr>
+          <w:b/>
+          <w:bCs/>
+        </w:rPr>
+        <w:t>Risk:</w:t>
+      </w:r>
+      <w:r>
+        <w:rPr>
+          <w:b/>
+          <w:bCs/>
+        </w:rPr>
+        <w:t xml:space="preserve"> </w:t>
+      </w:r>
+      <w:r>
+        <w:t xml:space="preserve">Attackers may gain </w:t>
+      </w:r>
+      <w:r>
+        <w:t>unauthorized</w:t>
+      </w:r>
+      <w:r>
+        <w:t xml:space="preserve"> access or obtain information useful for further attacks.</w:t>
+      </w:r>
+    </w:p>
+    <w:p>
+      <w:pPr>
+        <w:pStyle w:val="Heading"/>
+      </w:pPr>
+      <w:r>
+        <w:t>6. Vulnerable and Outdated Components</w:t>
+      </w:r>
+    </w:p>
+    <w:p>
+      <w:pPr>
+        <w:pStyle w:val="Text"/>
+        <w:rPr>
+          <w:lang w:val="en-GB"/>
+        </w:rPr>
+      </w:pPr>
+      <w:r>
+        <w:rPr>
+          <w:lang w:val="en-GB"/>
+        </w:rPr>
+        <w:t>Applications often depend on third-party libraries. If these components contain known vulnerabilities, the application may also become vulnerable.</w:t>
+      </w:r>
+    </w:p>
+    <w:p>
+      <w:pPr>
+        <w:pStyle w:val="Text"/>
+        <w:rPr>
+          <w:lang w:val="en-GB"/>
+        </w:rPr>
+      </w:pPr>
+      <w:r>
+        <w:rPr>
+          <w:b/>
+          <w:bCs/>
+          <w:lang w:val="en-GB"/>
+        </w:rPr>
+        <w:t>Prevention:</w:t>
+      </w:r>
+    </w:p>
+    <w:p>
+      <w:pPr>
+        <w:pStyle w:val="CList"/>
+      </w:pPr>
+      <w:r>
+        <w:t>Keep dependencies updated.</w:t>
+      </w:r>
+    </w:p>
+    <w:p>
+      <w:pPr>
+        <w:pStyle w:val="CList"/>
+      </w:pPr>
+      <w:r>
+        <w:t>Track third-party components.</w:t>
+      </w:r>
+    </w:p>
+    <w:p>
+      <w:pPr>
+        <w:pStyle w:val="CList"/>
+      </w:pPr>
+      <w:r>
+        <w:t>Remove unused libraries.</w:t>
+      </w:r>
+    </w:p>
+    <w:p>
+      <w:pPr>
+        <w:pStyle w:val="Seperator"/>
+      </w:pPr>
+    </w:p>
+    <w:p>
+      <w:pPr>
+        <w:pStyle w:val="Text"/>
+        <w:rPr>
+          <w:b/>
+          <w:bCs/>
+        </w:rPr>
+      </w:pPr>
+      <w:r>
+        <w:rPr>
+          <w:noProof/>
+        </w:rPr>
+        <w:drawing>
+          <wp:anchor distT="0" distB="0" distL="114300" distR="114300" simplePos="0" relativeHeight="251660288" behindDoc="0" locked="0" layoutInCell="1" allowOverlap="1" wp14:anchorId="5F589C76" wp14:editId="26548CBE">
+            <wp:simplePos x="0" y="0"/>
+            <wp:positionH relativeFrom="margin">
+              <wp:align>right</wp:align>
+            </wp:positionH>
+            <wp:positionV relativeFrom="paragraph">
+              <wp:posOffset>5175</wp:posOffset>
+            </wp:positionV>
+            <wp:extent cx="2245360" cy="1799590"/>
+            <wp:effectExtent l="0" t="0" r="2540" b="0"/>
+            <wp:wrapSquare wrapText="bothSides"/>
+            <wp:docPr id="21" name="Picture 21"/>
+            <wp:cNvGraphicFramePr>
+              <a:graphicFrameLocks xmlns:a="http://schemas.openxmlformats.org/drawingml/2006/main" noChangeAspect="1"/>
+            </wp:cNvGraphicFramePr>
+            <a:graphic xmlns:a="http://schemas.openxmlformats.org/drawingml/2006/main">
+              <a:graphicData uri="http://schemas.openxmlformats.org/drawingml/2006/picture">
+                <pic:pic xmlns:pic="http://schemas.openxmlformats.org/drawingml/2006/picture">
+                  <pic:nvPicPr>
+                    <pic:cNvPr id="21" name="Picture 21"/>
+                    <pic:cNvPicPr/>
+                  </pic:nvPicPr>
+                  <pic:blipFill rotWithShape="1">
+                    <a:blip r:embed="rId14">
+                      <a:extLst>
+                        <a:ext uri="{28A0092B-C50C-407E-A947-70E740481C1C}">
+                          <a14:useLocalDpi xmlns:a14="http://schemas.microsoft.com/office/drawing/2010/main" val="0"/>
+                        </a:ext>
+                      </a:extLst>
+                    </a:blip>
+                    <a:srcRect t="5730" b="2726"/>
+                    <a:stretch/>
+                  </pic:blipFill>
+                  <pic:spPr bwMode="auto">
+                    <a:xfrm>
+                      <a:off x="0" y="0"/>
+                      <a:ext cx="2245360" cy="1799590"/>
+                    </a:xfrm>
+                    <a:prstGeom prst="rect">
+                      <a:avLst/>
+                    </a:prstGeom>
+                    <a:ln>
+                      <a:noFill/>
+                    </a:ln>
+                    <a:extLst>
+                      <a:ext uri="{53640926-AAD7-44D8-BBD7-CCE9431645EC}">
+                        <a14:shadowObscured xmlns:a14="http://schemas.microsoft.com/office/drawing/2010/main"/>
+                      </a:ext>
+                    </a:extLst>
+                  </pic:spPr>
+                </pic:pic>
+              </a:graphicData>
+            </a:graphic>
+          </wp:anchor>
+        </w:drawing>
+      </w:r>
+      <w:r>
+        <w:rPr>
+          <w:b/>
+          <w:bCs/>
+        </w:rPr>
+        <w:t>Scenario:</w:t>
+      </w:r>
+    </w:p>
+    <w:p>
+      <w:pPr>
+        <w:pStyle w:val="Text"/>
+      </w:pPr>
+      <w:r>
+        <w:t>A website uses an old third-party software library that contains a publicly known security vulnerability. The website owner does not update the library.</w:t>
+      </w:r>
+    </w:p>
+    <w:p>
+      <w:pPr>
+        <w:pStyle w:val="Text"/>
+      </w:pPr>
+      <w:r>
+        <w:rPr>
+          <w:b/>
+          <w:bCs/>
+        </w:rPr>
+        <w:t>Problem</w:t>
+      </w:r>
+      <w:r>
+        <w:t>: The application depends on software components with known security weaknesses.</w:t>
+      </w:r>
+    </w:p>
+    <w:p>
+      <w:pPr>
+        <w:pStyle w:val="Text"/>
+      </w:pPr>
+      <w:r>
+        <w:rPr>
+          <w:b/>
+          <w:bCs/>
+        </w:rPr>
+        <w:t>Risk</w:t>
+      </w:r>
+      <w:r>
+        <w:t>: Attackers may exploit the vulnerable component to compromise the application or server.</w:t>
+      </w:r>
+    </w:p>
+    <w:p>
+      <w:pPr>
+        <w:pStyle w:val="Seperator"/>
+      </w:pPr>
+    </w:p>
+    <w:p>
+      <w:pPr>
+        <w:pStyle w:val="Heading"/>
+      </w:pPr>
+      <w:r>
+        <w:t>7. Identification and Authentication Failures</w:t>
+      </w:r>
+    </w:p>
+    <w:p>
+      <w:pPr>
+        <w:pStyle w:val="Text"/>
+        <w:rPr>
+          <w:lang w:val="en-GB"/>
+        </w:rPr>
+      </w:pPr>
+      <w:r>
+        <w:rPr>
+          <w:lang w:val="en-GB"/>
+        </w:rPr>
+        <w:t>Weak passwords, poor session management, and ineffective authentication can allow attackers to take over accounts.</w:t>
+      </w:r>
+    </w:p>
+    <w:p>
+      <w:pPr>
+        <w:pStyle w:val="Text"/>
+        <w:rPr>
+          <w:lang w:val="en-GB"/>
+        </w:rPr>
+      </w:pPr>
+      <w:r>
+        <w:rPr>
+          <w:b/>
+          <w:bCs/>
+          <w:lang w:val="en-GB"/>
+        </w:rPr>
+        <w:t>Prevention:</w:t>
+      </w:r>
+    </w:p>
+    <w:p>
+      <w:pPr>
+        <w:pStyle w:val="CList"/>
+      </w:pPr>
+      <w:r>
+        <w:t>Use strong password policies.</w:t>
+      </w:r>
+    </w:p>
+    <w:p>
+      <w:pPr>
+        <w:pStyle w:val="CList"/>
+      </w:pPr>
+      <w:r>
+        <w:t>Implement multi-factor authentication.</w:t>
+      </w:r>
+    </w:p>
+    <w:p>
+      <w:pPr>
+        <w:pStyle w:val="CList"/>
+      </w:pPr>
+      <w:r>
+        <w:t>Properly manage sessions and login attempts.</w:t>
+      </w:r>
+    </w:p>
+    <w:p>
+      <w:pPr>
+        <w:pStyle w:val="Seperator"/>
+      </w:pPr>
+    </w:p>
+    <w:p>
+      <w:pPr>
+        <w:pStyle w:val="Text"/>
+        <w:rPr>
+          <w:b/>
+          <w:bCs/>
+        </w:rPr>
+      </w:pPr>
+      <w:r>
+        <w:rPr>
+          <w:noProof/>
+        </w:rPr>
+        <w:drawing>
+          <wp:anchor distT="0" distB="0" distL="114300" distR="114300" simplePos="0" relativeHeight="251661312" behindDoc="0" locked="0" layoutInCell="1" allowOverlap="1" wp14:anchorId="461F4A19" wp14:editId="60C403A0">
+            <wp:simplePos x="0" y="0"/>
+            <wp:positionH relativeFrom="margin">
+              <wp:align>right</wp:align>
+            </wp:positionH>
+            <wp:positionV relativeFrom="paragraph">
+              <wp:posOffset>10160</wp:posOffset>
+            </wp:positionV>
+            <wp:extent cx="2145665" cy="1799590"/>
+            <wp:effectExtent l="0" t="0" r="6985" b="0"/>
+            <wp:wrapSquare wrapText="bothSides"/>
+            <wp:docPr id="23" name="Picture 23"/>
+            <wp:cNvGraphicFramePr>
+              <a:graphicFrameLocks xmlns:a="http://schemas.openxmlformats.org/drawingml/2006/main" noChangeAspect="1"/>
+            </wp:cNvGraphicFramePr>
+            <a:graphic xmlns:a="http://schemas.openxmlformats.org/drawingml/2006/main">
+              <a:graphicData uri="http://schemas.openxmlformats.org/drawingml/2006/picture">
+                <pic:pic xmlns:pic="http://schemas.openxmlformats.org/drawingml/2006/picture">
+                  <pic:nvPicPr>
+                    <pic:cNvPr id="23" name="Picture 23"/>
+                    <pic:cNvPicPr/>
+                  </pic:nvPicPr>
+                  <pic:blipFill>
+                    <a:blip r:embed="rId15">
+                      <a:extLst>
+                        <a:ext uri="{28A0092B-C50C-407E-A947-70E740481C1C}">
+                          <a14:useLocalDpi xmlns:a14="http://schemas.microsoft.com/office/drawing/2010/main" val="0"/>
+                        </a:ext>
+                      </a:extLst>
+                    </a:blip>
+                    <a:stretch>
+                      <a:fillRect/>
+                    </a:stretch>
+                  </pic:blipFill>
+                  <pic:spPr>
+                    <a:xfrm>
+                      <a:off x="0" y="0"/>
+                      <a:ext cx="2145665" cy="1799590"/>
+                    </a:xfrm>
+                    <a:prstGeom prst="rect">
+                      <a:avLst/>
+                    </a:prstGeom>
+                  </pic:spPr>
+                </pic:pic>
+              </a:graphicData>
+            </a:graphic>
+            <wp14:sizeRelH relativeFrom="margin">
+              <wp14:pctWidth>0</wp14:pctWidth>
+            </wp14:sizeRelH>
+            <wp14:sizeRelV relativeFrom="margin">
+              <wp14:pctHeight>0</wp14:pctHeight>
+            </wp14:sizeRelV>
+          </wp:anchor>
+        </w:drawing>
+      </w:r>
+      <w:r>
+        <w:rPr>
+          <w:b/>
+          <w:bCs/>
+        </w:rPr>
+        <w:t>Scenario:</w:t>
+      </w:r>
+    </w:p>
+    <w:p>
+      <w:pPr>
+        <w:pStyle w:val="Text"/>
+      </w:pPr>
+      <w:r>
+        <w:t>A website allows users to set weak passwords and does not limit repeated login attempts. An attacker repeatedly guesses passwords until successfully logging into an account.</w:t>
+      </w:r>
+    </w:p>
+    <w:p>
+      <w:pPr>
+        <w:pStyle w:val="Text"/>
+      </w:pPr>
+      <w:r>
+        <w:rPr>
+          <w:b/>
+          <w:bCs/>
+        </w:rPr>
+        <w:t>Problem</w:t>
+      </w:r>
+      <w:r>
+        <w:t>: The application has weak authentication and account protection mechanisms.</w:t>
+      </w:r>
+    </w:p>
+    <w:p>
+      <w:pPr>
+        <w:pStyle w:val="Text"/>
+      </w:pPr>
+      <w:r>
+        <w:rPr>
+          <w:b/>
+          <w:bCs/>
+        </w:rPr>
+        <w:t>Risk</w:t>
+      </w:r>
+      <w:r>
+        <w:t xml:space="preserve">: Account takeover, identity theft, and </w:t>
+      </w:r>
+      <w:r>
+        <w:t>unauthorized</w:t>
+      </w:r>
+      <w:r>
+        <w:t xml:space="preserve"> access.</w:t>
+      </w:r>
+    </w:p>
+    <w:p>
+      <w:pPr>
+        <w:pStyle w:val="Seperator"/>
+      </w:pPr>
+    </w:p>
+    <w:p>
+      <w:pPr>
+        <w:pStyle w:val="Heading"/>
+      </w:pPr>
+      <w:r>
+        <w:t>8. Software and Data Integrity Failures</w:t>
+      </w:r>
+    </w:p>
+    <w:p>
+      <w:pPr>
+        <w:pStyle w:val="Text"/>
+        <w:rPr>
+          <w:lang w:val="en-GB"/>
+        </w:rPr>
+      </w:pPr>
+      <w:r>
+        <w:rPr>
+          <w:lang w:val="en-GB"/>
+        </w:rPr>
+        <w:t>This risk occurs when applications trust software updates, plugins, or data without verifying their authenticity and integrity.</w:t>
+      </w:r>
+    </w:p>
+    <w:p>
+      <w:pPr>
+        <w:pStyle w:val="Text"/>
+        <w:rPr>
+          <w:lang w:val="en-GB"/>
+        </w:rPr>
+      </w:pPr>
+      <w:r>
+        <w:rPr>
+          <w:b/>
+          <w:bCs/>
+          <w:lang w:val="en-GB"/>
+        </w:rPr>
+        <w:t>Prevention:</w:t>
+      </w:r>
+    </w:p>
+    <w:p>
+      <w:pPr>
+        <w:pStyle w:val="CList"/>
+      </w:pPr>
+      <w:r>
+        <w:t>Verify software sources.</w:t>
+      </w:r>
+    </w:p>
+    <w:p>
+      <w:pPr>
+        <w:pStyle w:val="CList"/>
+      </w:pPr>
+      <w:r>
+        <w:t>Use secure update mechanisms.</w:t>
+      </w:r>
+    </w:p>
+    <w:p>
+      <w:pPr>
+        <w:pStyle w:val="CList"/>
+      </w:pPr>
+      <w:r>
+        <w:t>Check the integrity of important data.</w:t>
+      </w:r>
+    </w:p>
+    <w:p>
+      <w:pPr>
+        <w:pStyle w:val="Seperator"/>
+      </w:pPr>
+    </w:p>
+    <w:p>
+      <w:pPr>
+        <w:pStyle w:val="Text"/>
+        <w:rPr>
+          <w:b/>
+          <w:bCs/>
+        </w:rPr>
+      </w:pPr>
+      <w:r>
+        <w:rPr>
+          <w:noProof/>
+        </w:rPr>
+        <w:lastRenderedPageBreak/>
+        <w:drawing>
+          <wp:anchor distT="0" distB="0" distL="114300" distR="114300" simplePos="0" relativeHeight="251662336" behindDoc="0" locked="0" layoutInCell="1" allowOverlap="1" wp14:anchorId="5E678F7E" wp14:editId="2CD6C470">
+            <wp:simplePos x="0" y="0"/>
+            <wp:positionH relativeFrom="margin">
+              <wp:align>right</wp:align>
+            </wp:positionH>
+            <wp:positionV relativeFrom="paragraph">
+              <wp:posOffset>8087</wp:posOffset>
+            </wp:positionV>
+            <wp:extent cx="2325398" cy="1800000"/>
+            <wp:effectExtent l="0" t="0" r="0" b="0"/>
+            <wp:wrapSquare wrapText="bothSides"/>
+            <wp:docPr id="24" name="Picture 24"/>
+            <wp:cNvGraphicFramePr>
+              <a:graphicFrameLocks xmlns:a="http://schemas.openxmlformats.org/drawingml/2006/main" noChangeAspect="1"/>
+            </wp:cNvGraphicFramePr>
+            <a:graphic xmlns:a="http://schemas.openxmlformats.org/drawingml/2006/main">
+              <a:graphicData uri="http://schemas.openxmlformats.org/drawingml/2006/picture">
+                <pic:pic xmlns:pic="http://schemas.openxmlformats.org/drawingml/2006/picture">
+                  <pic:nvPicPr>
+                    <pic:cNvPr id="24" name="Picture 24"/>
+                    <pic:cNvPicPr/>
+                  </pic:nvPicPr>
+                  <pic:blipFill>
+                    <a:blip r:embed="rId16">
+                      <a:extLst>
+                        <a:ext uri="{28A0092B-C50C-407E-A947-70E740481C1C}">
+                          <a14:useLocalDpi xmlns:a14="http://schemas.microsoft.com/office/drawing/2010/main" val="0"/>
+                        </a:ext>
+                      </a:extLst>
+                    </a:blip>
+                    <a:stretch>
+                      <a:fillRect/>
+                    </a:stretch>
+                  </pic:blipFill>
+                  <pic:spPr>
+                    <a:xfrm>
+                      <a:off x="0" y="0"/>
+                      <a:ext cx="2325398" cy="1800000"/>
+                    </a:xfrm>
+                    <a:prstGeom prst="rect">
+                      <a:avLst/>
+                    </a:prstGeom>
+                  </pic:spPr>
+                </pic:pic>
+              </a:graphicData>
+            </a:graphic>
+          </wp:anchor>
+        </w:drawing>
+      </w:r>
+      <w:r>
+        <w:rPr>
+          <w:b/>
+          <w:bCs/>
+        </w:rPr>
+        <w:t>Scenario:</w:t>
+      </w:r>
+    </w:p>
+    <w:p>
+      <w:pPr>
+        <w:pStyle w:val="Text"/>
+      </w:pPr>
+      <w:r>
+        <w:t>An application automatically downloads software updates without verifying their source or integrity. An attacker compromises the update source and distributes a modified update.</w:t>
+      </w:r>
+    </w:p>
+    <w:p>
+      <w:pPr>
+        <w:pStyle w:val="Text"/>
+      </w:pPr>
+      <w:r>
+        <w:rPr>
+          <w:b/>
+          <w:bCs/>
+        </w:rPr>
+        <w:t>Problem</w:t>
+      </w:r>
+      <w:r>
+        <w:t>: The application trusts software or data without properly verifying its authenticity and integrity.</w:t>
+      </w:r>
+    </w:p>
+    <w:p>
+      <w:pPr>
+        <w:pStyle w:val="Text"/>
+      </w:pPr>
+      <w:r>
+        <w:rPr>
+          <w:b/>
+          <w:bCs/>
+        </w:rPr>
+        <w:t>Risk</w:t>
+      </w:r>
+      <w:r>
+        <w:t>: Malicious code may be installed, leading to data theft or system compromise.</w:t>
+      </w:r>
+    </w:p>
+    <w:p>
+      <w:pPr>
+        <w:pStyle w:val="Seperator"/>
+      </w:pPr>
+    </w:p>
+    <w:p>
+      <w:pPr>
+        <w:pStyle w:val="Heading"/>
+      </w:pPr>
+      <w:r>
+        <w:t>9. Security Logging and Monitoring Failures</w:t>
+      </w:r>
+    </w:p>
+    <w:p>
+      <w:pPr>
+        <w:pStyle w:val="Text"/>
+        <w:rPr>
+          <w:lang w:val="en-GB"/>
+        </w:rPr>
+      </w:pPr>
+      <w:r>
+        <w:rPr>
+          <w:lang w:val="en-GB"/>
+        </w:rPr>
+        <w:t>Without proper logging, attacks may remain unnoticed for a long time.</w:t>
+      </w:r>
+    </w:p>
+    <w:p>
+      <w:pPr>
+        <w:pStyle w:val="Text"/>
+        <w:rPr>
+          <w:lang w:val="en-GB"/>
+        </w:rPr>
+      </w:pPr>
+      <w:r>
+        <w:rPr>
+          <w:b/>
+          <w:bCs/>
+          <w:lang w:val="en-GB"/>
+        </w:rPr>
+        <w:t>Prevention:</w:t>
+      </w:r>
+    </w:p>
+    <w:p>
+      <w:pPr>
+        <w:pStyle w:val="CList"/>
+      </w:pPr>
+      <w:r>
+        <w:t>Log important security events.</w:t>
+      </w:r>
+    </w:p>
+    <w:p>
+      <w:pPr>
+        <w:pStyle w:val="CList"/>
+      </w:pPr>
+      <w:r>
+        <w:t>Monitor suspicious activity.</w:t>
+      </w:r>
+    </w:p>
+    <w:p>
+      <w:pPr>
+        <w:pStyle w:val="CList"/>
+      </w:pPr>
+      <w:r>
+        <w:t xml:space="preserve">Protect logs from </w:t>
+      </w:r>
+      <w:r>
+        <w:t>unauthorized</w:t>
+      </w:r>
+      <w:r>
+        <w:t xml:space="preserve"> modification.</w:t>
+      </w:r>
+    </w:p>
+    <w:p>
+      <w:pPr>
+        <w:pStyle w:val="Seperator"/>
+      </w:pPr>
+    </w:p>
+    <w:p>
+      <w:pPr>
+        <w:pStyle w:val="Text"/>
+        <w:rPr>
+          <w:b/>
+          <w:bCs/>
+        </w:rPr>
+      </w:pPr>
+      <w:r>
+        <w:rPr>
+          <w:noProof/>
+        </w:rPr>
+        <w:drawing>
+          <wp:anchor distT="0" distB="0" distL="114300" distR="114300" simplePos="0" relativeHeight="251663360" behindDoc="0" locked="0" layoutInCell="1" allowOverlap="1" wp14:anchorId="692FD1F4" wp14:editId="4A5251F9">
+            <wp:simplePos x="0" y="0"/>
+            <wp:positionH relativeFrom="margin">
+              <wp:align>right</wp:align>
+            </wp:positionH>
+            <wp:positionV relativeFrom="paragraph">
+              <wp:posOffset>5811</wp:posOffset>
+            </wp:positionV>
+            <wp:extent cx="2178418" cy="1800000"/>
+            <wp:effectExtent l="0" t="0" r="0" b="0"/>
+            <wp:wrapSquare wrapText="bothSides"/>
+            <wp:docPr id="25" name="Picture 25"/>
+            <wp:cNvGraphicFramePr>
+              <a:graphicFrameLocks xmlns:a="http://schemas.openxmlformats.org/drawingml/2006/main" noChangeAspect="1"/>
+            </wp:cNvGraphicFramePr>
+            <a:graphic xmlns:a="http://schemas.openxmlformats.org/drawingml/2006/main">
+              <a:graphicData uri="http://schemas.openxmlformats.org/drawingml/2006/picture">
+                <pic:pic xmlns:pic="http://schemas.openxmlformats.org/drawingml/2006/picture">
+                  <pic:nvPicPr>
+                    <pic:cNvPr id="25" name="Picture 25"/>
+                    <pic:cNvPicPr/>
+                  </pic:nvPicPr>
+                  <pic:blipFill>
+                    <a:blip r:embed="rId17">
+                      <a:extLst>
+                        <a:ext uri="{28A0092B-C50C-407E-A947-70E740481C1C}">
+                          <a14:useLocalDpi xmlns:a14="http://schemas.microsoft.com/office/drawing/2010/main" val="0"/>
+                        </a:ext>
+                      </a:extLst>
+                    </a:blip>
+                    <a:stretch>
+                      <a:fillRect/>
+                    </a:stretch>
+                  </pic:blipFill>
+                  <pic:spPr>
+                    <a:xfrm>
+                      <a:off x="0" y="0"/>
+                      <a:ext cx="2178418" cy="1800000"/>
+                    </a:xfrm>
+                    <a:prstGeom prst="rect">
+                      <a:avLst/>
+                    </a:prstGeom>
+                  </pic:spPr>
+                </pic:pic>
+              </a:graphicData>
+            </a:graphic>
+          </wp:anchor>
+        </w:drawing>
+      </w:r>
+      <w:r>
+        <w:rPr>
+          <w:b/>
+          <w:bCs/>
+        </w:rPr>
+        <w:t>Scenario:</w:t>
+      </w:r>
+    </w:p>
+    <w:p>
+      <w:pPr>
+        <w:pStyle w:val="Text"/>
+      </w:pPr>
+      <w:r>
+        <w:t>An attacker repeatedly attempts to log into an administrator account. The application does not record the failed login attempts or alert the administrator.</w:t>
+      </w:r>
+    </w:p>
+    <w:p>
+      <w:pPr>
+        <w:pStyle w:val="Text"/>
+      </w:pPr>
+      <w:r>
+        <w:rPr>
+          <w:b/>
+          <w:bCs/>
+        </w:rPr>
+        <w:t>Problem</w:t>
+      </w:r>
+      <w:r>
+        <w:t>: Important security events are not properly logged, monitored, or reported.</w:t>
+      </w:r>
+    </w:p>
+    <w:p>
+      <w:pPr>
+        <w:pStyle w:val="Text"/>
+      </w:pPr>
+      <w:r>
+        <w:rPr>
+          <w:b/>
+          <w:bCs/>
+        </w:rPr>
+        <w:t>Risk</w:t>
+      </w:r>
+      <w:r>
+        <w:t>: Attacks may continue for a long time without being detected or investigated.</w:t>
+      </w:r>
+    </w:p>
+    <w:p>
+      <w:pPr>
+        <w:pStyle w:val="Seperator"/>
+      </w:pPr>
+    </w:p>
+    <w:p>
+      <w:pPr>
+        <w:pStyle w:val="Heading"/>
+      </w:pPr>
+      <w:r>
+        <w:t>10. Server-Side Request Forgery (SSRF)</w:t>
+      </w:r>
+    </w:p>
+    <w:p>
+      <w:pPr>
+        <w:pStyle w:val="Text"/>
+        <w:rPr>
+          <w:lang w:val="en-GB"/>
+        </w:rPr>
+      </w:pPr>
+      <w:r>
+        <w:rPr>
+          <w:lang w:val="en-GB"/>
+        </w:rPr>
+        <w:t>SSRF occurs when an attacker manipulates a server into sending requests to resources that the attacker normally cannot access.</w:t>
+      </w:r>
+    </w:p>
+    <w:p>
+      <w:pPr>
+        <w:pStyle w:val="Text"/>
+        <w:rPr>
+          <w:lang w:val="en-GB"/>
+        </w:rPr>
+      </w:pPr>
+      <w:r>
+        <w:rPr>
+          <w:b/>
+          <w:bCs/>
+          <w:lang w:val="en-GB"/>
+        </w:rPr>
+        <w:t>Prevention:</w:t>
+      </w:r>
+    </w:p>
+    <w:p>
+      <w:pPr>
+        <w:pStyle w:val="CList"/>
+      </w:pPr>
+      <w:r>
+        <w:t>Validate and restrict URLs.</w:t>
+      </w:r>
+    </w:p>
+    <w:p>
+      <w:pPr>
+        <w:pStyle w:val="CList"/>
+      </w:pPr>
+      <w:r>
+        <w:t xml:space="preserve">Use </w:t>
+      </w:r>
+      <w:r>
+        <w:t>allows lists</w:t>
+      </w:r>
+      <w:r>
+        <w:t xml:space="preserve"> for trusted destinations.</w:t>
+      </w:r>
+    </w:p>
+    <w:p>
+      <w:pPr>
+        <w:pStyle w:val="CList"/>
+      </w:pPr>
+      <w:r>
+        <w:t>Restrict server network access.</w:t>
+      </w:r>
+    </w:p>
+    <w:p>
+      <w:pPr>
+        <w:pStyle w:val="Seperator"/>
+      </w:pPr>
+    </w:p>
+    <w:p>
+      <w:pPr>
+        <w:pStyle w:val="Text"/>
+        <w:rPr>
+          <w:b/>
+          <w:bCs/>
+        </w:rPr>
+      </w:pPr>
+      <w:r>
+        <w:rPr>
+          <w:b/>
+          <w:bCs/>
+        </w:rPr>
+        <w:t>Scenario:</w:t>
+      </w:r>
+    </w:p>
+    <w:p>
+      <w:pPr>
+        <w:pStyle w:val="Text"/>
+      </w:pPr>
+      <w:r>
+        <w:t>A web application allows users to enter a URL to import an image. The server fetches any URL provided by the user without checking whether it is safe.</w:t>
+      </w:r>
+    </w:p>
+    <w:p>
+      <w:pPr>
+        <w:pStyle w:val="Text"/>
+      </w:pPr>
+      <w:r>
+        <w:rPr>
+          <w:b/>
+          <w:bCs/>
+        </w:rPr>
+        <w:lastRenderedPageBreak/>
+        <w:t>Problem</w:t>
+      </w:r>
+      <w:r>
+        <w:t>: The server can be tricked into making requests to unintended internal or external resources.</w:t>
+      </w:r>
+    </w:p>
+    <w:p>
+      <w:pPr>
+        <w:pStyle w:val="Text"/>
+      </w:pPr>
+      <w:r>
+        <w:rPr>
+          <w:b/>
+          <w:bCs/>
+        </w:rPr>
+        <w:t>Risk</w:t>
+      </w:r>
+      <w:r>
+        <w:t xml:space="preserve">: </w:t>
+      </w:r>
+      <w:r>
+        <w:t>Unauthorized</w:t>
+      </w:r>
+      <w:r>
+        <w:t xml:space="preserve"> access to internal systems, sensitive services, or confidential information.</w:t>
+      </w:r>
+    </w:p>
+    <w:p>
+      <w:pPr>
+        <w:pStyle w:val="Text"/>
+      </w:pPr>
+      <w:r>
+        <w:t>Threat modelling is most effective when integrated into the Secure Development Life</w:t>
+      </w:r>
+      <w:r>
+        <w:t xml:space="preserve"> </w:t>
+      </w:r>
+      <w:r>
+        <w:t>Cycle (SDLC). The flowchart illustrates how each SDLC phase aligns with OWASP Top</w:t>
+      </w:r>
+      <w:r>
+        <w:t xml:space="preserve"> </w:t>
+      </w:r>
+      <w:r>
+        <w:t>10 risks:</w:t>
+      </w:r>
+    </w:p>
+    <w:p>
+      <w:pPr>
+        <w:pStyle w:val="CList"/>
+      </w:pPr>
+      <w:r>
+        <w:rPr>
+          <w:b/>
+          <w:bCs/>
+        </w:rPr>
+        <w:t>Requirements Gathering</w:t>
+      </w:r>
+      <w:r>
+        <w:rPr>
+          <w:b/>
+          <w:bCs/>
+        </w:rPr>
+        <w:t>:</w:t>
+      </w:r>
+      <w:r>
+        <w:t xml:space="preserve"> Identify critical assets (credentials, payment data).</w:t>
+      </w:r>
+      <w:r>
+        <w:t xml:space="preserve"> </w:t>
+      </w:r>
+      <w:r>
+        <w:t>Map potential OWASP risks like Broken Access Control and Authentication</w:t>
+      </w:r>
+      <w:r>
+        <w:t xml:space="preserve"> </w:t>
+      </w:r>
+      <w:r>
+        <w:t>Failures.</w:t>
+      </w:r>
+    </w:p>
+    <w:p>
+      <w:pPr>
+        <w:pStyle w:val="CList"/>
+      </w:pPr>
+      <w:r>
+        <w:rPr>
+          <w:b/>
+          <w:bCs/>
+        </w:rPr>
+        <w:t xml:space="preserve">Design &amp; </w:t>
+      </w:r>
+      <w:r>
+        <w:rPr>
+          <w:b/>
+          <w:bCs/>
+        </w:rPr>
+        <w:t>Architecture:</w:t>
+      </w:r>
+      <w:r>
+        <w:t xml:space="preserve"> Apply secure design principles. Consider Insecure</w:t>
+      </w:r>
+      <w:r>
+        <w:t xml:space="preserve"> </w:t>
+      </w:r>
+      <w:r>
+        <w:t>Design and Cryptographic Failures.</w:t>
+      </w:r>
+    </w:p>
+    <w:p>
+      <w:pPr>
+        <w:pStyle w:val="CList"/>
+      </w:pPr>
+      <w:r>
+        <w:rPr>
+          <w:b/>
+          <w:bCs/>
+        </w:rPr>
+        <w:t>Development:</w:t>
+      </w:r>
+      <w:r>
+        <w:t xml:space="preserve"> Implement secure coding practices. Prevent Injection and</w:t>
+      </w:r>
+      <w:r>
+        <w:t xml:space="preserve"> </w:t>
+      </w:r>
+      <w:r>
+        <w:t>Security Misconfiguration.</w:t>
+      </w:r>
+    </w:p>
+    <w:p>
+      <w:pPr>
+        <w:pStyle w:val="CList"/>
+      </w:pPr>
+      <w:r>
+        <w:rPr>
+          <w:b/>
+          <w:bCs/>
+        </w:rPr>
+        <w:t>Testing:</w:t>
+      </w:r>
+      <w:r>
+        <w:t xml:space="preserve"> Conduct penetration testing and vulnerability scanning. Detect Logging</w:t>
+      </w:r>
+      <w:r>
+        <w:t xml:space="preserve"> </w:t>
+      </w:r>
+      <w:r>
+        <w:t>Failures and Mishandling of Exceptions.</w:t>
+      </w:r>
+    </w:p>
+    <w:p>
+      <w:pPr>
+        <w:pStyle w:val="CList"/>
+      </w:pPr>
+      <w:r>
+        <w:rPr>
+          <w:b/>
+          <w:bCs/>
+        </w:rPr>
+        <w:t>Deployment:</w:t>
+      </w:r>
+      <w:r>
+        <w:t xml:space="preserve"> Harden configurations, patch components, and verify supply</w:t>
+      </w:r>
+      <w:r>
+        <w:t xml:space="preserve"> </w:t>
+      </w:r>
+      <w:r>
+        <w:t>chain integrity.</w:t>
+      </w:r>
+    </w:p>
+    <w:p>
+      <w:pPr>
+        <w:pStyle w:val="CList"/>
+      </w:pPr>
+      <w:r>
+        <w:rPr>
+          <w:b/>
+          <w:bCs/>
+        </w:rPr>
+        <w:t xml:space="preserve">Monitoring &amp; </w:t>
+      </w:r>
+      <w:r>
+        <w:rPr>
+          <w:b/>
+          <w:bCs/>
+        </w:rPr>
+        <w:t>Review:</w:t>
+      </w:r>
+      <w:r>
+        <w:t xml:space="preserve"> Continuously log, monitor, and remediate risks. Ensure</w:t>
+      </w:r>
+      <w:r>
+        <w:t xml:space="preserve"> </w:t>
+      </w:r>
+      <w:r>
+        <w:t>resilience against evolving threats.</w:t>
+      </w:r>
+    </w:p>
+    <w:p>
+      <w:pPr>
+        <w:pStyle w:val="Seperator"/>
+        <w:jc w:val="center"/>
+      </w:pPr>
+      <w:r>
+        <w:rPr>
+          <w:noProof/>
+        </w:rPr>
+        <w:drawing>
+          <wp:inline distT="0" distB="0" distL="0" distR="0" wp14:anchorId="664A8A64" wp14:editId="7C0AFBCD">
+            <wp:extent cx="4218305" cy="4295775"/>
+            <wp:effectExtent l="0" t="0" r="0" b="9525"/>
+            <wp:docPr id="1" name="Picture 1" descr="SECURE SOFTWARE DEVELOPMENT LIFE CYCLE: Implementation Challenges in Small  and Medium Enterprises (SMEs) | Authorea"/>
+            <wp:cNvGraphicFramePr>
+              <a:graphicFrameLocks xmlns:a="http://schemas.openxmlformats.org/drawingml/2006/main" noChangeAspect="1"/>
+            </wp:cNvGraphicFramePr>
+            <a:graphic xmlns:a="http://schemas.openxmlformats.org/drawingml/2006/main">
+              <a:graphicData uri="http://schemas.openxmlformats.org/drawingml/2006/picture">
+                <pic:pic xmlns:pic="http://schemas.openxmlformats.org/drawingml/2006/picture">
+                  <pic:nvPicPr>
+                    <pic:cNvPr id="0" name="Picture 1" descr="SECURE SOFTWARE DEVELOPMENT LIFE CYCLE: Implementation Challenges in Small  and Medium Enterprises (SMEs) | Authorea"/>
+                    <pic:cNvPicPr>
+                      <a:picLocks noChangeAspect="1" noChangeArrowheads="1"/>
+                    </pic:cNvPicPr>
+                  </pic:nvPicPr>
+                  <pic:blipFill>
+                    <a:blip r:embed="rId18">
+                      <a:extLst>
+                        <a:ext uri="{28A0092B-C50C-407E-A947-70E740481C1C}">
+                          <a14:useLocalDpi xmlns:a14="http://schemas.microsoft.com/office/drawing/2010/main" val="0"/>
+                        </a:ext>
+                      </a:extLst>
+                    </a:blip>
+                    <a:srcRect/>
+                    <a:stretch>
+                      <a:fillRect/>
+                    </a:stretch>
+                  </pic:blipFill>
+                  <pic:spPr bwMode="auto">
+                    <a:xfrm>
+                      <a:off x="0" y="0"/>
+                      <a:ext cx="4218305" cy="4295775"/>
+                    </a:xfrm>
+                    <a:prstGeom prst="rect">
+                      <a:avLst/>
+                    </a:prstGeom>
+                    <a:noFill/>
+                    <a:ln>
+                      <a:noFill/>
+                    </a:ln>
+                  </pic:spPr>
+                </pic:pic>
+              </a:graphicData>
+            </a:graphic>
+          </wp:inline>
+        </w:drawing>
+      </w:r>
+    </w:p>
+    <w:p>
+      <w:pPr>
+        <w:pStyle w:val="Heading"/>
+      </w:pPr>
+      <w:r>
+        <w:t>Conclusion</w:t>
+      </w:r>
+    </w:p>
+    <w:p>
+      <w:pPr>
+        <w:pStyle w:val="Text"/>
+      </w:pPr>
+      <w:r>
+        <w:t>OWASP Top 10 is an important resource for learning about web application security. Vulnerabilities such as broken access control, injection, cryptographic failures, authentication failures, and security misconfiguration can seriously affect the confidentiality, integrity, and availability of applications. Following secure development practices and regularly testing applications can significantly reduce these risks.</w:t>
+      </w:r>
     </w:p>
     <w:sectPr>
-      <w:headerReference w:type="even" r:id="rId9"/>
-      <w:headerReference w:type="default" r:id="rId10"/>
-      <w:footerReference w:type="even" r:id="rId11"/>
-      <w:footerReference w:type="default" r:id="rId12"/>
-      <w:headerReference w:type="first" r:id="rId13"/>
-      <w:footerReference w:type="first" r:id="rId14"/>
+      <w:headerReference w:type="default" r:id="rId19"/>
+      <w:footerReference w:type="default" r:id="rId20"/>
       <w:type w:val="continuous"/>
       <w:pgSz w:w="11906" w:h="16838"/>
       <w:pgMar w:top="1440" w:right="1080" w:bottom="1440" w:left="1080" w:header="708" w:footer="708" w:gutter="0"/>
@@ -184,16 +3051,6 @@
   <w:p>
     <w:pPr>
       <w:pStyle w:val="Footer"/>
-    </w:pPr>
-  </w:p>
-</w:ftr>
-</file>
-
-<file path=word/footer2.xml><?xml version="1.0" encoding="utf-8"?>
-<w:ftr xmlns:wpc="http://schemas.microsoft.com/office/word/2010/wordprocessingCanvas" xmlns:cx="http://schemas.microsoft.com/office/drawing/2014/chartex" xmlns:cx1="http://schemas.microsoft.com/office/drawing/2015/9/8/chartex" xmlns:cx2="http://schemas.microsoft.com/office/drawing/2015/10/21/chartex" xmlns:cx3="http://schemas.microsoft.com/office/drawing/2016/5/9/chartex" xmlns:cx4="http://schemas.microsoft.com/office/drawing/2016/5/10/chartex" xmlns:cx5="http://schemas.microsoft.com/office/drawing/2016/5/11/chartex" xmlns:cx6="http://schemas.microsoft.com/office/drawing/2016/5/12/chartex" xmlns:cx7="http://schemas.microsoft.com/office/drawing/2016/5/13/chartex" xmlns:cx8="http://schemas.microsoft.com/office/drawing/2016/5/14/chartex" xmlns:mc="http://schemas.openxmlformats.org/markup-compatibility/2006" xmlns:aink="http://schemas.microsoft.com/office/drawing/2016/ink" xmlns:am3d="http://schemas.microsoft.com/office/drawing/2017/model3d" xmlns:o="urn:schemas-microsoft-com:office:office" xmlns:r="http://schemas.openxmlformats.org/officeDocument/2006/relationships" xmlns:m="http://schemas.openxmlformats.org/officeDocument/2006/math" xmlns:v="urn:schemas-microsoft-com:vml" xmlns:wp14="http://schemas.microsoft.com/office/word/2010/wordprocessingDrawing" xmlns:wp="http://schemas.openxmlformats.org/drawingml/2006/wordprocessingDrawing" xmlns:w10="urn:schemas-microsoft-com:office:word" xmlns:w="http://schemas.openxmlformats.org/wordprocessingml/2006/main" xmlns:w14="http://schemas.microsoft.com/office/word/2010/wordml" xmlns:w15="http://schemas.microsoft.com/office/word/2012/wordml" xmlns:w16cex="http://schemas.microsoft.com/office/word/2018/wordml/cex" xmlns:w16cid="http://schemas.microsoft.com/office/word/2016/wordml/cid" xmlns:w16="http://schemas.microsoft.com/office/word/2018/wordml" xmlns:w16sdtdh="http://schemas.microsoft.com/office/word/2020/wordml/sdtdatahash" xmlns:w16se="http://schemas.microsoft.com/office/word/2015/wordml/symex" xmlns:wpg="http://schemas.microsoft.com/office/word/2010/wordprocessingGroup" xmlns:wpi="http://schemas.microsoft.com/office/word/2010/wordprocessingInk" xmlns:wne="http://schemas.microsoft.com/office/word/2006/wordml" xmlns:wps="http://schemas.microsoft.com/office/word/2010/wordprocessingShape" mc:Ignorable="w14 w15 w16se w16cid w16 w16cex w16sdtdh wp14">
-  <w:p>
-    <w:pPr>
-      <w:pStyle w:val="Footer"/>
       <w:pBdr>
         <w:top w:val="single" w:sz="4" w:space="8" w:color="4472C4" w:themeColor="accent1"/>
       </w:pBdr>
@@ -258,14 +3115,14 @@
         <w:noProof/>
         <w:color w:val="000000" w:themeColor="text1"/>
       </w:rPr>
-      <w:t xml:space="preserve">    </w:t>
+      <w:t xml:space="preserve">   </w:t>
     </w:r>
     <w:r>
       <w:rPr>
         <w:noProof/>
         <w:color w:val="000000" w:themeColor="text1"/>
       </w:rPr>
-      <w:t xml:space="preserve">      </w:t>
+      <w:t xml:space="preserve">     </w:t>
     </w:r>
     <w:r>
       <w:rPr>
@@ -337,16 +3194,6 @@
       <w:rPr>
         <w:color w:val="000000" w:themeColor="text1"/>
       </w:rPr>
-    </w:pPr>
-  </w:p>
-</w:ftr>
-</file>
-
-<file path=word/footer3.xml><?xml version="1.0" encoding="utf-8"?>
-<w:ftr xmlns:wpc="http://schemas.microsoft.com/office/word/2010/wordprocessingCanvas" xmlns:cx="http://schemas.microsoft.com/office/drawing/2014/chartex" xmlns:cx1="http://schemas.microsoft.com/office/drawing/2015/9/8/chartex" xmlns:cx2="http://schemas.microsoft.com/office/drawing/2015/10/21/chartex" xmlns:cx3="http://schemas.microsoft.com/office/drawing/2016/5/9/chartex" xmlns:cx4="http://schemas.microsoft.com/office/drawing/2016/5/10/chartex" xmlns:cx5="http://schemas.microsoft.com/office/drawing/2016/5/11/chartex" xmlns:cx6="http://schemas.microsoft.com/office/drawing/2016/5/12/chartex" xmlns:cx7="http://schemas.microsoft.com/office/drawing/2016/5/13/chartex" xmlns:cx8="http://schemas.microsoft.com/office/drawing/2016/5/14/chartex" xmlns:mc="http://schemas.openxmlformats.org/markup-compatibility/2006" xmlns:aink="http://schemas.microsoft.com/office/drawing/2016/ink" xmlns:am3d="http://schemas.microsoft.com/office/drawing/2017/model3d" xmlns:o="urn:schemas-microsoft-com:office:office" xmlns:r="http://schemas.openxmlformats.org/officeDocument/2006/relationships" xmlns:m="http://schemas.openxmlformats.org/officeDocument/2006/math" xmlns:v="urn:schemas-microsoft-com:vml" xmlns:wp14="http://schemas.microsoft.com/office/word/2010/wordprocessingDrawing" xmlns:wp="http://schemas.openxmlformats.org/drawingml/2006/wordprocessingDrawing" xmlns:w10="urn:schemas-microsoft-com:office:word" xmlns:w="http://schemas.openxmlformats.org/wordprocessingml/2006/main" xmlns:w14="http://schemas.microsoft.com/office/word/2010/wordml" xmlns:w15="http://schemas.microsoft.com/office/word/2012/wordml" xmlns:w16cex="http://schemas.microsoft.com/office/word/2018/wordml/cex" xmlns:w16cid="http://schemas.microsoft.com/office/word/2016/wordml/cid" xmlns:w16="http://schemas.microsoft.com/office/word/2018/wordml" xmlns:w16sdtdh="http://schemas.microsoft.com/office/word/2020/wordml/sdtdatahash" xmlns:w16se="http://schemas.microsoft.com/office/word/2015/wordml/symex" xmlns:wpg="http://schemas.microsoft.com/office/word/2010/wordprocessingGroup" xmlns:wpi="http://schemas.microsoft.com/office/word/2010/wordprocessingInk" xmlns:wne="http://schemas.microsoft.com/office/word/2006/wordml" xmlns:wps="http://schemas.microsoft.com/office/word/2010/wordprocessingShape" mc:Ignorable="w14 w15 w16se w16cid w16 w16cex w16sdtdh wp14">
-  <w:p>
-    <w:pPr>
-      <w:pStyle w:val="Footer"/>
     </w:pPr>
   </w:p>
 </w:ftr>
@@ -378,16 +3225,6 @@
 </file>
 
 <file path=word/header1.xml><?xml version="1.0" encoding="utf-8"?>
-<w:hdr xmlns:wpc="http://schemas.microsoft.com/office/word/2010/wordprocessingCanvas" xmlns:cx="http://schemas.microsoft.com/office/drawing/2014/chartex" xmlns:cx1="http://schemas.microsoft.com/office/drawing/2015/9/8/chartex" xmlns:cx2="http://schemas.microsoft.com/office/drawing/2015/10/21/chartex" xmlns:cx3="http://schemas.microsoft.com/office/drawing/2016/5/9/chartex" xmlns:cx4="http://schemas.microsoft.com/office/drawing/2016/5/10/chartex" xmlns:cx5="http://schemas.microsoft.com/office/drawing/2016/5/11/chartex" xmlns:cx6="http://schemas.microsoft.com/office/drawing/2016/5/12/chartex" xmlns:cx7="http://schemas.microsoft.com/office/drawing/2016/5/13/chartex" xmlns:cx8="http://schemas.microsoft.com/office/drawing/2016/5/14/chartex" xmlns:mc="http://schemas.openxmlformats.org/markup-compatibility/2006" xmlns:aink="http://schemas.microsoft.com/office/drawing/2016/ink" xmlns:am3d="http://schemas.microsoft.com/office/drawing/2017/model3d" xmlns:o="urn:schemas-microsoft-com:office:office" xmlns:r="http://schemas.openxmlformats.org/officeDocument/2006/relationships" xmlns:m="http://schemas.openxmlformats.org/officeDocument/2006/math" xmlns:v="urn:schemas-microsoft-com:vml" xmlns:wp14="http://schemas.microsoft.com/office/word/2010/wordprocessingDrawing" xmlns:wp="http://schemas.openxmlformats.org/drawingml/2006/wordprocessingDrawing" xmlns:w10="urn:schemas-microsoft-com:office:word" xmlns:w="http://schemas.openxmlformats.org/wordprocessingml/2006/main" xmlns:w14="http://schemas.microsoft.com/office/word/2010/wordml" xmlns:w15="http://schemas.microsoft.com/office/word/2012/wordml" xmlns:w16cex="http://schemas.microsoft.com/office/word/2018/wordml/cex" xmlns:w16cid="http://schemas.microsoft.com/office/word/2016/wordml/cid" xmlns:w16="http://schemas.microsoft.com/office/word/2018/wordml" xmlns:w16sdtdh="http://schemas.microsoft.com/office/word/2020/wordml/sdtdatahash" xmlns:w16se="http://schemas.microsoft.com/office/word/2015/wordml/symex" xmlns:wpg="http://schemas.microsoft.com/office/word/2010/wordprocessingGroup" xmlns:wpi="http://schemas.microsoft.com/office/word/2010/wordprocessingInk" xmlns:wne="http://schemas.microsoft.com/office/word/2006/wordml" xmlns:wps="http://schemas.microsoft.com/office/word/2010/wordprocessingShape" mc:Ignorable="w14 w15 w16se w16cid w16 w16cex w16sdtdh wp14">
-  <w:p>
-    <w:pPr>
-      <w:pStyle w:val="Header"/>
-    </w:pPr>
-  </w:p>
-</w:hdr>
-</file>
-
-<file path=word/header2.xml><?xml version="1.0" encoding="utf-8"?>
 <w:hdr xmlns:wpc="http://schemas.microsoft.com/office/word/2010/wordprocessingCanvas" xmlns:cx="http://schemas.microsoft.com/office/drawing/2014/chartex" xmlns:cx1="http://schemas.microsoft.com/office/drawing/2015/9/8/chartex" xmlns:cx2="http://schemas.microsoft.com/office/drawing/2015/10/21/chartex" xmlns:cx3="http://schemas.microsoft.com/office/drawing/2016/5/9/chartex" xmlns:cx4="http://schemas.microsoft.com/office/drawing/2016/5/10/chartex" xmlns:cx5="http://schemas.microsoft.com/office/drawing/2016/5/11/chartex" xmlns:cx6="http://schemas.microsoft.com/office/drawing/2016/5/12/chartex" xmlns:cx7="http://schemas.microsoft.com/office/drawing/2016/5/13/chartex" xmlns:cx8="http://schemas.microsoft.com/office/drawing/2016/5/14/chartex" xmlns:mc="http://schemas.openxmlformats.org/markup-compatibility/2006" xmlns:aink="http://schemas.microsoft.com/office/drawing/2016/ink" xmlns:am3d="http://schemas.microsoft.com/office/drawing/2017/model3d" xmlns:o="urn:schemas-microsoft-com:office:office" xmlns:r="http://schemas.openxmlformats.org/officeDocument/2006/relationships" xmlns:m="http://schemas.openxmlformats.org/officeDocument/2006/math" xmlns:v="urn:schemas-microsoft-com:vml" xmlns:wp14="http://schemas.microsoft.com/office/word/2010/wordprocessingDrawing" xmlns:wp="http://schemas.openxmlformats.org/drawingml/2006/wordprocessingDrawing" xmlns:w10="urn:schemas-microsoft-com:office:word" xmlns:w="http://schemas.openxmlformats.org/wordprocessingml/2006/main" xmlns:w14="http://schemas.microsoft.com/office/word/2010/wordml" xmlns:w15="http://schemas.microsoft.com/office/word/2012/wordml" xmlns:w16cex="http://schemas.microsoft.com/office/word/2018/wordml/cex" xmlns:w16cid="http://schemas.microsoft.com/office/word/2016/wordml/cid" xmlns:w16="http://schemas.microsoft.com/office/word/2018/wordml" xmlns:w16sdtdh="http://schemas.microsoft.com/office/word/2020/wordml/sdtdatahash" xmlns:w16se="http://schemas.microsoft.com/office/word/2015/wordml/symex" xmlns:wpg="http://schemas.microsoft.com/office/word/2010/wordprocessingGroup" xmlns:wpi="http://schemas.microsoft.com/office/word/2010/wordprocessingInk" xmlns:wne="http://schemas.microsoft.com/office/word/2006/wordml" xmlns:wps="http://schemas.microsoft.com/office/word/2010/wordprocessingShape" mc:Ignorable="w14 w15 w16se w16cid w16 w16cex w16sdtdh wp14">
   <w:p>
     <w:pPr>
@@ -451,16 +3288,6 @@
 </w:hdr>
 </file>
 
-<file path=word/header3.xml><?xml version="1.0" encoding="utf-8"?>
-<w:hdr xmlns:wpc="http://schemas.microsoft.com/office/word/2010/wordprocessingCanvas" xmlns:cx="http://schemas.microsoft.com/office/drawing/2014/chartex" xmlns:cx1="http://schemas.microsoft.com/office/drawing/2015/9/8/chartex" xmlns:cx2="http://schemas.microsoft.com/office/drawing/2015/10/21/chartex" xmlns:cx3="http://schemas.microsoft.com/office/drawing/2016/5/9/chartex" xmlns:cx4="http://schemas.microsoft.com/office/drawing/2016/5/10/chartex" xmlns:cx5="http://schemas.microsoft.com/office/drawing/2016/5/11/chartex" xmlns:cx6="http://schemas.microsoft.com/office/drawing/2016/5/12/chartex" xmlns:cx7="http://schemas.microsoft.com/office/drawing/2016/5/13/chartex" xmlns:cx8="http://schemas.microsoft.com/office/drawing/2016/5/14/chartex" xmlns:mc="http://schemas.openxmlformats.org/markup-compatibility/2006" xmlns:aink="http://schemas.microsoft.com/office/drawing/2016/ink" xmlns:am3d="http://schemas.microsoft.com/office/drawing/2017/model3d" xmlns:o="urn:schemas-microsoft-com:office:office" xmlns:r="http://schemas.openxmlformats.org/officeDocument/2006/relationships" xmlns:m="http://schemas.openxmlformats.org/officeDocument/2006/math" xmlns:v="urn:schemas-microsoft-com:vml" xmlns:wp14="http://schemas.microsoft.com/office/word/2010/wordprocessingDrawing" xmlns:wp="http://schemas.openxmlformats.org/drawingml/2006/wordprocessingDrawing" xmlns:w10="urn:schemas-microsoft-com:office:word" xmlns:w="http://schemas.openxmlformats.org/wordprocessingml/2006/main" xmlns:w14="http://schemas.microsoft.com/office/word/2010/wordml" xmlns:w15="http://schemas.microsoft.com/office/word/2012/wordml" xmlns:w16cex="http://schemas.microsoft.com/office/word/2018/wordml/cex" xmlns:w16cid="http://schemas.microsoft.com/office/word/2016/wordml/cid" xmlns:w16="http://schemas.microsoft.com/office/word/2018/wordml" xmlns:w16sdtdh="http://schemas.microsoft.com/office/word/2020/wordml/sdtdatahash" xmlns:w16se="http://schemas.microsoft.com/office/word/2015/wordml/symex" xmlns:wpg="http://schemas.microsoft.com/office/word/2010/wordprocessingGroup" xmlns:wpi="http://schemas.microsoft.com/office/word/2010/wordprocessingInk" xmlns:wne="http://schemas.microsoft.com/office/word/2006/wordml" xmlns:wps="http://schemas.microsoft.com/office/word/2010/wordprocessingShape" mc:Ignorable="w14 w15 w16se w16cid w16 w16cex w16sdtdh wp14">
-  <w:p>
-    <w:pPr>
-      <w:pStyle w:val="Header"/>
-    </w:pPr>
-  </w:p>
-</w:hdr>
-</file>
-
 <file path=word/numbering.xml><?xml version="1.0" encoding="utf-8"?>
 <w:numbering xmlns:wpc="http://schemas.microsoft.com/office/word/2010/wordprocessingCanvas" xmlns:cx="http://schemas.microsoft.com/office/drawing/2014/chartex" xmlns:cx1="http://schemas.microsoft.com/office/drawing/2015/9/8/chartex" xmlns:cx2="http://schemas.microsoft.com/office/drawing/2015/10/21/chartex" xmlns:cx3="http://schemas.microsoft.com/office/drawing/2016/5/9/chartex" xmlns:cx4="http://schemas.microsoft.com/office/drawing/2016/5/10/chartex" xmlns:cx5="http://schemas.microsoft.com/office/drawing/2016/5/11/chartex" xmlns:cx6="http://schemas.microsoft.com/office/drawing/2016/5/12/chartex" xmlns:cx7="http://schemas.microsoft.com/office/drawing/2016/5/13/chartex" xmlns:cx8="http://schemas.microsoft.com/office/drawing/2016/5/14/chartex" xmlns:mc="http://schemas.openxmlformats.org/markup-compatibility/2006" xmlns:aink="http://schemas.microsoft.com/office/drawing/2016/ink" xmlns:am3d="http://schemas.microsoft.com/office/drawing/2017/model3d" xmlns:o="urn:schemas-microsoft-com:office:office" xmlns:r="http://schemas.openxmlformats.org/officeDocument/2006/relationships" xmlns:m="http://schemas.openxmlformats.org/officeDocument/2006/math" xmlns:v="urn:schemas-microsoft-com:vml" xmlns:wp14="http://schemas.microsoft.com/office/word/2010/wordprocessingDrawing" xmlns:wp="http://schemas.openxmlformats.org/drawingml/2006/wordprocessingDrawing" xmlns:w10="urn:schemas-microsoft-com:office:word" xmlns:w="http://schemas.openxmlformats.org/wordprocessingml/2006/main" xmlns:w14="http://schemas.microsoft.com/office/word/2010/wordml" xmlns:w15="http://schemas.microsoft.com/office/word/2012/wordml" xmlns:w16cex="http://schemas.microsoft.com/office/word/2018/wordml/cex" xmlns:w16cid="http://schemas.microsoft.com/office/word/2016/wordml/cid" xmlns:w16="http://schemas.microsoft.com/office/word/2018/wordml" xmlns:w16sdtdh="http://schemas.microsoft.com/office/word/2020/wordml/sdtdatahash" xmlns:w16se="http://schemas.microsoft.com/office/word/2015/wordml/symex" xmlns:wpg="http://schemas.microsoft.com/office/word/2010/wordprocessingGroup" xmlns:wpi="http://schemas.microsoft.com/office/word/2010/wordprocessingInk" xmlns:wne="http://schemas.microsoft.com/office/word/2006/wordml" xmlns:wps="http://schemas.microsoft.com/office/word/2010/wordprocessingShape" mc:Ignorable="w14 w15 w16se w16cid w16 w16cex w16sdtdh wp14">
   <w:abstractNum w:abstractNumId="0" w15:restartNumberingAfterBreak="0">
@@ -613,6 +3440,304 @@
     </w:lvl>
   </w:abstractNum>
   <w:abstractNum w:abstractNumId="1" w15:restartNumberingAfterBreak="0">
+    <w:nsid w:val="04FC5CB4"/>
+    <w:multiLevelType w:val="multilevel"/>
+    <w:tmpl w:val="792AE062"/>
+    <w:lvl w:ilvl="0">
+      <w:start w:val="1"/>
+      <w:numFmt w:val="bullet"/>
+      <w:lvlText w:val=""/>
+      <w:lvlJc w:val="left"/>
+      <w:pPr>
+        <w:tabs>
+          <w:tab w:val="num" w:pos="720"/>
+        </w:tabs>
+        <w:ind w:left="720" w:hanging="360"/>
+      </w:pPr>
+      <w:rPr>
+        <w:rFonts w:ascii="Symbol" w:hAnsi="Symbol" w:hint="default"/>
+        <w:sz w:val="20"/>
+      </w:rPr>
+    </w:lvl>
+    <w:lvl w:ilvl="1" w:tentative="1">
+      <w:start w:val="1"/>
+      <w:numFmt w:val="bullet"/>
+      <w:lvlText w:val="o"/>
+      <w:lvlJc w:val="left"/>
+      <w:pPr>
+        <w:tabs>
+          <w:tab w:val="num" w:pos="1440"/>
+        </w:tabs>
+        <w:ind w:left="1440" w:hanging="360"/>
+      </w:pPr>
+      <w:rPr>
+        <w:rFonts w:ascii="Courier New" w:hAnsi="Courier New" w:hint="default"/>
+        <w:sz w:val="20"/>
+      </w:rPr>
+    </w:lvl>
+    <w:lvl w:ilvl="2" w:tentative="1">
+      <w:start w:val="1"/>
+      <w:numFmt w:val="bullet"/>
+      <w:lvlText w:val=""/>
+      <w:lvlJc w:val="left"/>
+      <w:pPr>
+        <w:tabs>
+          <w:tab w:val="num" w:pos="2160"/>
+        </w:tabs>
+        <w:ind w:left="2160" w:hanging="360"/>
+      </w:pPr>
+      <w:rPr>
+        <w:rFonts w:ascii="Wingdings" w:hAnsi="Wingdings" w:hint="default"/>
+        <w:sz w:val="20"/>
+      </w:rPr>
+    </w:lvl>
+    <w:lvl w:ilvl="3" w:tentative="1">
+      <w:start w:val="1"/>
+      <w:numFmt w:val="bullet"/>
+      <w:lvlText w:val=""/>
+      <w:lvlJc w:val="left"/>
+      <w:pPr>
+        <w:tabs>
+          <w:tab w:val="num" w:pos="2880"/>
+        </w:tabs>
+        <w:ind w:left="2880" w:hanging="360"/>
+      </w:pPr>
+      <w:rPr>
+        <w:rFonts w:ascii="Wingdings" w:hAnsi="Wingdings" w:hint="default"/>
+        <w:sz w:val="20"/>
+      </w:rPr>
+    </w:lvl>
+    <w:lvl w:ilvl="4" w:tentative="1">
+      <w:start w:val="1"/>
+      <w:numFmt w:val="bullet"/>
+      <w:lvlText w:val=""/>
+      <w:lvlJc w:val="left"/>
+      <w:pPr>
+        <w:tabs>
+          <w:tab w:val="num" w:pos="3600"/>
+        </w:tabs>
+        <w:ind w:left="3600" w:hanging="360"/>
+      </w:pPr>
+      <w:rPr>
+        <w:rFonts w:ascii="Wingdings" w:hAnsi="Wingdings" w:hint="default"/>
+        <w:sz w:val="20"/>
+      </w:rPr>
+    </w:lvl>
+    <w:lvl w:ilvl="5" w:tentative="1">
+      <w:start w:val="1"/>
+      <w:numFmt w:val="bullet"/>
+      <w:lvlText w:val=""/>
+      <w:lvlJc w:val="left"/>
+      <w:pPr>
+        <w:tabs>
+          <w:tab w:val="num" w:pos="4320"/>
+        </w:tabs>
+        <w:ind w:left="4320" w:hanging="360"/>
+      </w:pPr>
+      <w:rPr>
+        <w:rFonts w:ascii="Wingdings" w:hAnsi="Wingdings" w:hint="default"/>
+        <w:sz w:val="20"/>
+      </w:rPr>
+    </w:lvl>
+    <w:lvl w:ilvl="6" w:tentative="1">
+      <w:start w:val="1"/>
+      <w:numFmt w:val="bullet"/>
+      <w:lvlText w:val=""/>
+      <w:lvlJc w:val="left"/>
+      <w:pPr>
+        <w:tabs>
+          <w:tab w:val="num" w:pos="5040"/>
+        </w:tabs>
+        <w:ind w:left="5040" w:hanging="360"/>
+      </w:pPr>
+      <w:rPr>
+        <w:rFonts w:ascii="Wingdings" w:hAnsi="Wingdings" w:hint="default"/>
+        <w:sz w:val="20"/>
+      </w:rPr>
+    </w:lvl>
+    <w:lvl w:ilvl="7" w:tentative="1">
+      <w:start w:val="1"/>
+      <w:numFmt w:val="bullet"/>
+      <w:lvlText w:val=""/>
+      <w:lvlJc w:val="left"/>
+      <w:pPr>
+        <w:tabs>
+          <w:tab w:val="num" w:pos="5760"/>
+        </w:tabs>
+        <w:ind w:left="5760" w:hanging="360"/>
+      </w:pPr>
+      <w:rPr>
+        <w:rFonts w:ascii="Wingdings" w:hAnsi="Wingdings" w:hint="default"/>
+        <w:sz w:val="20"/>
+      </w:rPr>
+    </w:lvl>
+    <w:lvl w:ilvl="8" w:tentative="1">
+      <w:start w:val="1"/>
+      <w:numFmt w:val="bullet"/>
+      <w:lvlText w:val=""/>
+      <w:lvlJc w:val="left"/>
+      <w:pPr>
+        <w:tabs>
+          <w:tab w:val="num" w:pos="6480"/>
+        </w:tabs>
+        <w:ind w:left="6480" w:hanging="360"/>
+      </w:pPr>
+      <w:rPr>
+        <w:rFonts w:ascii="Wingdings" w:hAnsi="Wingdings" w:hint="default"/>
+        <w:sz w:val="20"/>
+      </w:rPr>
+    </w:lvl>
+  </w:abstractNum>
+  <w:abstractNum w:abstractNumId="2" w15:restartNumberingAfterBreak="0">
+    <w:nsid w:val="11407FA0"/>
+    <w:multiLevelType w:val="multilevel"/>
+    <w:tmpl w:val="FB64C13A"/>
+    <w:lvl w:ilvl="0">
+      <w:start w:val="1"/>
+      <w:numFmt w:val="bullet"/>
+      <w:lvlText w:val=""/>
+      <w:lvlJc w:val="left"/>
+      <w:pPr>
+        <w:tabs>
+          <w:tab w:val="num" w:pos="720"/>
+        </w:tabs>
+        <w:ind w:left="720" w:hanging="360"/>
+      </w:pPr>
+      <w:rPr>
+        <w:rFonts w:ascii="Symbol" w:hAnsi="Symbol" w:hint="default"/>
+        <w:sz w:val="20"/>
+      </w:rPr>
+    </w:lvl>
+    <w:lvl w:ilvl="1" w:tentative="1">
+      <w:start w:val="1"/>
+      <w:numFmt w:val="bullet"/>
+      <w:lvlText w:val="o"/>
+      <w:lvlJc w:val="left"/>
+      <w:pPr>
+        <w:tabs>
+          <w:tab w:val="num" w:pos="1440"/>
+        </w:tabs>
+        <w:ind w:left="1440" w:hanging="360"/>
+      </w:pPr>
+      <w:rPr>
+        <w:rFonts w:ascii="Courier New" w:hAnsi="Courier New" w:hint="default"/>
+        <w:sz w:val="20"/>
+      </w:rPr>
+    </w:lvl>
+    <w:lvl w:ilvl="2" w:tentative="1">
+      <w:start w:val="1"/>
+      <w:numFmt w:val="bullet"/>
+      <w:lvlText w:val=""/>
+      <w:lvlJc w:val="left"/>
+      <w:pPr>
+        <w:tabs>
+          <w:tab w:val="num" w:pos="2160"/>
+        </w:tabs>
+        <w:ind w:left="2160" w:hanging="360"/>
+      </w:pPr>
+      <w:rPr>
+        <w:rFonts w:ascii="Wingdings" w:hAnsi="Wingdings" w:hint="default"/>
+        <w:sz w:val="20"/>
+      </w:rPr>
+    </w:lvl>
+    <w:lvl w:ilvl="3" w:tentative="1">
+      <w:start w:val="1"/>
+      <w:numFmt w:val="bullet"/>
+      <w:lvlText w:val=""/>
+      <w:lvlJc w:val="left"/>
+      <w:pPr>
+        <w:tabs>
+          <w:tab w:val="num" w:pos="2880"/>
+        </w:tabs>
+        <w:ind w:left="2880" w:hanging="360"/>
+      </w:pPr>
+      <w:rPr>
+        <w:rFonts w:ascii="Wingdings" w:hAnsi="Wingdings" w:hint="default"/>
+        <w:sz w:val="20"/>
+      </w:rPr>
+    </w:lvl>
+    <w:lvl w:ilvl="4" w:tentative="1">
+      <w:start w:val="1"/>
+      <w:numFmt w:val="bullet"/>
+      <w:lvlText w:val=""/>
+      <w:lvlJc w:val="left"/>
+      <w:pPr>
+        <w:tabs>
+          <w:tab w:val="num" w:pos="3600"/>
+        </w:tabs>
+        <w:ind w:left="3600" w:hanging="360"/>
+      </w:pPr>
+      <w:rPr>
+        <w:rFonts w:ascii="Wingdings" w:hAnsi="Wingdings" w:hint="default"/>
+        <w:sz w:val="20"/>
+      </w:rPr>
+    </w:lvl>
+    <w:lvl w:ilvl="5" w:tentative="1">
+      <w:start w:val="1"/>
+      <w:numFmt w:val="bullet"/>
+      <w:lvlText w:val=""/>
+      <w:lvlJc w:val="left"/>
+      <w:pPr>
+        <w:tabs>
+          <w:tab w:val="num" w:pos="4320"/>
+        </w:tabs>
+        <w:ind w:left="4320" w:hanging="360"/>
+      </w:pPr>
+      <w:rPr>
+        <w:rFonts w:ascii="Wingdings" w:hAnsi="Wingdings" w:hint="default"/>
+        <w:sz w:val="20"/>
+      </w:rPr>
+    </w:lvl>
+    <w:lvl w:ilvl="6" w:tentative="1">
+      <w:start w:val="1"/>
+      <w:numFmt w:val="bullet"/>
+      <w:lvlText w:val=""/>
+      <w:lvlJc w:val="left"/>
+      <w:pPr>
+        <w:tabs>
+          <w:tab w:val="num" w:pos="5040"/>
+        </w:tabs>
+        <w:ind w:left="5040" w:hanging="360"/>
+      </w:pPr>
+      <w:rPr>
+        <w:rFonts w:ascii="Wingdings" w:hAnsi="Wingdings" w:hint="default"/>
+        <w:sz w:val="20"/>
+      </w:rPr>
+    </w:lvl>
+    <w:lvl w:ilvl="7" w:tentative="1">
+      <w:start w:val="1"/>
+      <w:numFmt w:val="bullet"/>
+      <w:lvlText w:val=""/>
+      <w:lvlJc w:val="left"/>
+      <w:pPr>
+        <w:tabs>
+          <w:tab w:val="num" w:pos="5760"/>
+        </w:tabs>
+        <w:ind w:left="5760" w:hanging="360"/>
+      </w:pPr>
+      <w:rPr>
+        <w:rFonts w:ascii="Wingdings" w:hAnsi="Wingdings" w:hint="default"/>
+        <w:sz w:val="20"/>
+      </w:rPr>
+    </w:lvl>
+    <w:lvl w:ilvl="8" w:tentative="1">
+      <w:start w:val="1"/>
+      <w:numFmt w:val="bullet"/>
+      <w:lvlText w:val=""/>
+      <w:lvlJc w:val="left"/>
+      <w:pPr>
+        <w:tabs>
+          <w:tab w:val="num" w:pos="6480"/>
+        </w:tabs>
+        <w:ind w:left="6480" w:hanging="360"/>
+      </w:pPr>
+      <w:rPr>
+        <w:rFonts w:ascii="Wingdings" w:hAnsi="Wingdings" w:hint="default"/>
+        <w:sz w:val="20"/>
+      </w:rPr>
+    </w:lvl>
+  </w:abstractNum>
+  <w:abstractNum w:abstractNumId="3" w15:restartNumberingAfterBreak="0">
     <w:nsid w:val="25D16D04"/>
     <w:multiLevelType w:val="multilevel"/>
     <w:tmpl w:val="DF8699B0"/>
@@ -761,7 +3886,7 @@
       </w:rPr>
     </w:lvl>
   </w:abstractNum>
-  <w:abstractNum w:abstractNumId="2" w15:restartNumberingAfterBreak="0">
+  <w:abstractNum w:abstractNumId="4" w15:restartNumberingAfterBreak="0">
     <w:nsid w:val="29E864A1"/>
     <w:multiLevelType w:val="multilevel"/>
     <w:tmpl w:val="7FF8EEE4"/>
@@ -910,7 +4035,120 @@
       </w:rPr>
     </w:lvl>
   </w:abstractNum>
-  <w:abstractNum w:abstractNumId="3" w15:restartNumberingAfterBreak="0">
+  <w:abstractNum w:abstractNumId="5" w15:restartNumberingAfterBreak="0">
+    <w:nsid w:val="38887B28"/>
+    <w:multiLevelType w:val="multilevel"/>
+    <w:tmpl w:val="0052BD64"/>
+    <w:lvl w:ilvl="0">
+      <w:start w:val="1"/>
+      <w:numFmt w:val="decimal"/>
+      <w:lvlText w:val="%1."/>
+      <w:lvlJc w:val="left"/>
+      <w:pPr>
+        <w:tabs>
+          <w:tab w:val="num" w:pos="720"/>
+        </w:tabs>
+        <w:ind w:left="720" w:hanging="360"/>
+      </w:pPr>
+    </w:lvl>
+    <w:lvl w:ilvl="1" w:tentative="1">
+      <w:start w:val="1"/>
+      <w:numFmt w:val="decimal"/>
+      <w:lvlText w:val="%2."/>
+      <w:lvlJc w:val="left"/>
+      <w:pPr>
+        <w:tabs>
+          <w:tab w:val="num" w:pos="1440"/>
+        </w:tabs>
+        <w:ind w:left="1440" w:hanging="360"/>
+      </w:pPr>
+    </w:lvl>
+    <w:lvl w:ilvl="2" w:tentative="1">
+      <w:start w:val="1"/>
+      <w:numFmt w:val="decimal"/>
+      <w:lvlText w:val="%3."/>
+      <w:lvlJc w:val="left"/>
+      <w:pPr>
+        <w:tabs>
+          <w:tab w:val="num" w:pos="2160"/>
+        </w:tabs>
+        <w:ind w:left="2160" w:hanging="360"/>
+      </w:pPr>
+    </w:lvl>
+    <w:lvl w:ilvl="3" w:tentative="1">
+      <w:start w:val="1"/>
+      <w:numFmt w:val="decimal"/>
+      <w:lvlText w:val="%4."/>
+      <w:lvlJc w:val="left"/>
+      <w:pPr>
+        <w:tabs>
+          <w:tab w:val="num" w:pos="2880"/>
+        </w:tabs>
+        <w:ind w:left="2880" w:hanging="360"/>
+      </w:pPr>
+    </w:lvl>
+    <w:lvl w:ilvl="4" w:tentative="1">
+      <w:start w:val="1"/>
+      <w:numFmt w:val="decimal"/>
+      <w:lvlText w:val="%5."/>
+      <w:lvlJc w:val="left"/>
+      <w:pPr>
+        <w:tabs>
+          <w:tab w:val="num" w:pos="3600"/>
+        </w:tabs>
+        <w:ind w:left="3600" w:hanging="360"/>
+      </w:pPr>
+    </w:lvl>
+    <w:lvl w:ilvl="5" w:tentative="1">
+      <w:start w:val="1"/>
+      <w:numFmt w:val="decimal"/>
+      <w:lvlText w:val="%6."/>
+      <w:lvlJc w:val="left"/>
+      <w:pPr>
+        <w:tabs>
+          <w:tab w:val="num" w:pos="4320"/>
+        </w:tabs>
+        <w:ind w:left="4320" w:hanging="360"/>
+      </w:pPr>
+    </w:lvl>
+    <w:lvl w:ilvl="6" w:tentative="1">
+      <w:start w:val="1"/>
+      <w:numFmt w:val="decimal"/>
+      <w:lvlText w:val="%7."/>
+      <w:lvlJc w:val="left"/>
+      <w:pPr>
+        <w:tabs>
+          <w:tab w:val="num" w:pos="5040"/>
+        </w:tabs>
+        <w:ind w:left="5040" w:hanging="360"/>
+      </w:pPr>
+    </w:lvl>
+    <w:lvl w:ilvl="7" w:tentative="1">
+      <w:start w:val="1"/>
+      <w:numFmt w:val="decimal"/>
+      <w:lvlText w:val="%8."/>
+      <w:lvlJc w:val="left"/>
+      <w:pPr>
+        <w:tabs>
+          <w:tab w:val="num" w:pos="5760"/>
+        </w:tabs>
+        <w:ind w:left="5760" w:hanging="360"/>
+      </w:pPr>
+    </w:lvl>
+    <w:lvl w:ilvl="8" w:tentative="1">
+      <w:start w:val="1"/>
+      <w:numFmt w:val="decimal"/>
+      <w:lvlText w:val="%9."/>
+      <w:lvlJc w:val="left"/>
+      <w:pPr>
+        <w:tabs>
+          <w:tab w:val="num" w:pos="6480"/>
+        </w:tabs>
+        <w:ind w:left="6480" w:hanging="360"/>
+      </w:pPr>
+    </w:lvl>
+  </w:abstractNum>
+  <w:abstractNum w:abstractNumId="6" w15:restartNumberingAfterBreak="0">
     <w:nsid w:val="39B4645F"/>
     <w:multiLevelType w:val="multilevel"/>
     <w:tmpl w:val="9392B702"/>
@@ -1059,7 +4297,7 @@
       </w:rPr>
     </w:lvl>
   </w:abstractNum>
-  <w:abstractNum w:abstractNumId="4" w15:restartNumberingAfterBreak="0">
+  <w:abstractNum w:abstractNumId="7" w15:restartNumberingAfterBreak="0">
     <w:nsid w:val="404B346B"/>
     <w:multiLevelType w:val="hybridMultilevel"/>
     <w:tmpl w:val="57445392"/>
@@ -1145,7 +4383,7 @@
       </w:pPr>
     </w:lvl>
   </w:abstractNum>
-  <w:abstractNum w:abstractNumId="5" w15:restartNumberingAfterBreak="0">
+  <w:abstractNum w:abstractNumId="8" w15:restartNumberingAfterBreak="0">
     <w:nsid w:val="510C6DE5"/>
     <w:multiLevelType w:val="multilevel"/>
     <w:tmpl w:val="59022A86"/>
@@ -1294,7 +4532,7 @@
       </w:rPr>
     </w:lvl>
   </w:abstractNum>
-  <w:abstractNum w:abstractNumId="6" w15:restartNumberingAfterBreak="0">
+  <w:abstractNum w:abstractNumId="9" w15:restartNumberingAfterBreak="0">
     <w:nsid w:val="521A70B3"/>
     <w:multiLevelType w:val="multilevel"/>
     <w:tmpl w:val="A562543E"/>
@@ -1443,7 +4681,156 @@
       </w:rPr>
     </w:lvl>
   </w:abstractNum>
-  <w:abstractNum w:abstractNumId="7" w15:restartNumberingAfterBreak="0">
+  <w:abstractNum w:abstractNumId="10" w15:restartNumberingAfterBreak="0">
+    <w:nsid w:val="52C9347D"/>
+    <w:multiLevelType w:val="multilevel"/>
+    <w:tmpl w:val="DBCCAA92"/>
+    <w:lvl w:ilvl="0">
+      <w:start w:val="1"/>
+      <w:numFmt w:val="bullet"/>
+      <w:lvlText w:val=""/>
+      <w:lvlJc w:val="left"/>
+      <w:pPr>
+        <w:tabs>
+          <w:tab w:val="num" w:pos="720"/>
+        </w:tabs>
+        <w:ind w:left="720" w:hanging="360"/>
+      </w:pPr>
+      <w:rPr>
+        <w:rFonts w:ascii="Symbol" w:hAnsi="Symbol" w:hint="default"/>
+        <w:sz w:val="20"/>
+      </w:rPr>
+    </w:lvl>
+    <w:lvl w:ilvl="1" w:tentative="1">
+      <w:start w:val="1"/>
+      <w:numFmt w:val="bullet"/>
+      <w:lvlText w:val="o"/>
+      <w:lvlJc w:val="left"/>
+      <w:pPr>
+        <w:tabs>
+          <w:tab w:val="num" w:pos="1440"/>
+        </w:tabs>
+        <w:ind w:left="1440" w:hanging="360"/>
+      </w:pPr>
+      <w:rPr>
+        <w:rFonts w:ascii="Courier New" w:hAnsi="Courier New" w:hint="default"/>
+        <w:sz w:val="20"/>
+      </w:rPr>
+    </w:lvl>
+    <w:lvl w:ilvl="2" w:tentative="1">
+      <w:start w:val="1"/>
+      <w:numFmt w:val="bullet"/>
+      <w:lvlText w:val=""/>
+      <w:lvlJc w:val="left"/>
+      <w:pPr>
+        <w:tabs>
+          <w:tab w:val="num" w:pos="2160"/>
+        </w:tabs>
+        <w:ind w:left="2160" w:hanging="360"/>
+      </w:pPr>
+      <w:rPr>
+        <w:rFonts w:ascii="Wingdings" w:hAnsi="Wingdings" w:hint="default"/>
+        <w:sz w:val="20"/>
+      </w:rPr>
+    </w:lvl>
+    <w:lvl w:ilvl="3" w:tentative="1">
+      <w:start w:val="1"/>
+      <w:numFmt w:val="bullet"/>
+      <w:lvlText w:val=""/>
+      <w:lvlJc w:val="left"/>
+      <w:pPr>
+        <w:tabs>
+          <w:tab w:val="num" w:pos="2880"/>
+        </w:tabs>
+        <w:ind w:left="2880" w:hanging="360"/>
+      </w:pPr>
+      <w:rPr>
+        <w:rFonts w:ascii="Wingdings" w:hAnsi="Wingdings" w:hint="default"/>
+        <w:sz w:val="20"/>
+      </w:rPr>
+    </w:lvl>
+    <w:lvl w:ilvl="4" w:tentative="1">
+      <w:start w:val="1"/>
+      <w:numFmt w:val="bullet"/>
+      <w:lvlText w:val=""/>
+      <w:lvlJc w:val="left"/>
+      <w:pPr>
+        <w:tabs>
+          <w:tab w:val="num" w:pos="3600"/>
+        </w:tabs>
+        <w:ind w:left="3600" w:hanging="360"/>
+      </w:pPr>
+      <w:rPr>
+        <w:rFonts w:ascii="Wingdings" w:hAnsi="Wingdings" w:hint="default"/>
+        <w:sz w:val="20"/>
+      </w:rPr>
+    </w:lvl>
+    <w:lvl w:ilvl="5" w:tentative="1">
+      <w:start w:val="1"/>
+      <w:numFmt w:val="bullet"/>
+      <w:lvlText w:val=""/>
+      <w:lvlJc w:val="left"/>
+      <w:pPr>
+        <w:tabs>
+          <w:tab w:val="num" w:pos="4320"/>
+        </w:tabs>
+        <w:ind w:left="4320" w:hanging="360"/>
+      </w:pPr>
+      <w:rPr>
+        <w:rFonts w:ascii="Wingdings" w:hAnsi="Wingdings" w:hint="default"/>
+        <w:sz w:val="20"/>
+      </w:rPr>
+    </w:lvl>
+    <w:lvl w:ilvl="6" w:tentative="1">
+      <w:start w:val="1"/>
+      <w:numFmt w:val="bullet"/>
+      <w:lvlText w:val=""/>
+      <w:lvlJc w:val="left"/>
+      <w:pPr>
+        <w:tabs>
+          <w:tab w:val="num" w:pos="5040"/>
+        </w:tabs>
+        <w:ind w:left="5040" w:hanging="360"/>
+      </w:pPr>
+      <w:rPr>
+        <w:rFonts w:ascii="Wingdings" w:hAnsi="Wingdings" w:hint="default"/>
+        <w:sz w:val="20"/>
+      </w:rPr>
+    </w:lvl>
+    <w:lvl w:ilvl="7" w:tentative="1">
+      <w:start w:val="1"/>
+      <w:numFmt w:val="bullet"/>
+      <w:lvlText w:val=""/>
+      <w:lvlJc w:val="left"/>
+      <w:pPr>
+        <w:tabs>
+          <w:tab w:val="num" w:pos="5760"/>
+        </w:tabs>
+        <w:ind w:left="5760" w:hanging="360"/>
+      </w:pPr>
+      <w:rPr>
+        <w:rFonts w:ascii="Wingdings" w:hAnsi="Wingdings" w:hint="default"/>
+        <w:sz w:val="20"/>
+      </w:rPr>
+    </w:lvl>
+    <w:lvl w:ilvl="8" w:tentative="1">
+      <w:start w:val="1"/>
+      <w:numFmt w:val="bullet"/>
+      <w:lvlText w:val=""/>
+      <w:lvlJc w:val="left"/>
+      <w:pPr>
+        <w:tabs>
+          <w:tab w:val="num" w:pos="6480"/>
+        </w:tabs>
+        <w:ind w:left="6480" w:hanging="360"/>
+      </w:pPr>
+      <w:rPr>
+        <w:rFonts w:ascii="Wingdings" w:hAnsi="Wingdings" w:hint="default"/>
+        <w:sz w:val="20"/>
+      </w:rPr>
+    </w:lvl>
+  </w:abstractNum>
+  <w:abstractNum w:abstractNumId="11" w15:restartNumberingAfterBreak="0">
     <w:nsid w:val="5A7C13E6"/>
     <w:multiLevelType w:val="multilevel"/>
     <w:tmpl w:val="2B02532E"/>
@@ -1592,7 +4979,752 @@
       </w:rPr>
     </w:lvl>
   </w:abstractNum>
-  <w:abstractNum w:abstractNumId="8" w15:restartNumberingAfterBreak="0">
+  <w:abstractNum w:abstractNumId="12" w15:restartNumberingAfterBreak="0">
+    <w:nsid w:val="5D025A20"/>
+    <w:multiLevelType w:val="multilevel"/>
+    <w:tmpl w:val="8BBC1E54"/>
+    <w:lvl w:ilvl="0">
+      <w:start w:val="1"/>
+      <w:numFmt w:val="bullet"/>
+      <w:lvlText w:val=""/>
+      <w:lvlJc w:val="left"/>
+      <w:pPr>
+        <w:tabs>
+          <w:tab w:val="num" w:pos="720"/>
+        </w:tabs>
+        <w:ind w:left="720" w:hanging="360"/>
+      </w:pPr>
+      <w:rPr>
+        <w:rFonts w:ascii="Symbol" w:hAnsi="Symbol" w:hint="default"/>
+        <w:sz w:val="20"/>
+      </w:rPr>
+    </w:lvl>
+    <w:lvl w:ilvl="1" w:tentative="1">
+      <w:start w:val="1"/>
+      <w:numFmt w:val="bullet"/>
+      <w:lvlText w:val="o"/>
+      <w:lvlJc w:val="left"/>
+      <w:pPr>
+        <w:tabs>
+          <w:tab w:val="num" w:pos="1440"/>
+        </w:tabs>
+        <w:ind w:left="1440" w:hanging="360"/>
+      </w:pPr>
+      <w:rPr>
+        <w:rFonts w:ascii="Courier New" w:hAnsi="Courier New" w:hint="default"/>
+        <w:sz w:val="20"/>
+      </w:rPr>
+    </w:lvl>
+    <w:lvl w:ilvl="2" w:tentative="1">
+      <w:start w:val="1"/>
+      <w:numFmt w:val="bullet"/>
+      <w:lvlText w:val=""/>
+      <w:lvlJc w:val="left"/>
+      <w:pPr>
+        <w:tabs>
+          <w:tab w:val="num" w:pos="2160"/>
+        </w:tabs>
+        <w:ind w:left="2160" w:hanging="360"/>
+      </w:pPr>
+      <w:rPr>
+        <w:rFonts w:ascii="Wingdings" w:hAnsi="Wingdings" w:hint="default"/>
+        <w:sz w:val="20"/>
+      </w:rPr>
+    </w:lvl>
+    <w:lvl w:ilvl="3" w:tentative="1">
+      <w:start w:val="1"/>
+      <w:numFmt w:val="bullet"/>
+      <w:lvlText w:val=""/>
+      <w:lvlJc w:val="left"/>
+      <w:pPr>
+        <w:tabs>
+          <w:tab w:val="num" w:pos="2880"/>
+        </w:tabs>
+        <w:ind w:left="2880" w:hanging="360"/>
+      </w:pPr>
+      <w:rPr>
+        <w:rFonts w:ascii="Wingdings" w:hAnsi="Wingdings" w:hint="default"/>
+        <w:sz w:val="20"/>
+      </w:rPr>
+    </w:lvl>
+    <w:lvl w:ilvl="4" w:tentative="1">
+      <w:start w:val="1"/>
+      <w:numFmt w:val="bullet"/>
+      <w:lvlText w:val=""/>
+      <w:lvlJc w:val="left"/>
+      <w:pPr>
+        <w:tabs>
+          <w:tab w:val="num" w:pos="3600"/>
+        </w:tabs>
+        <w:ind w:left="3600" w:hanging="360"/>
+      </w:pPr>
+      <w:rPr>
+        <w:rFonts w:ascii="Wingdings" w:hAnsi="Wingdings" w:hint="default"/>
+        <w:sz w:val="20"/>
+      </w:rPr>
+    </w:lvl>
+    <w:lvl w:ilvl="5" w:tentative="1">
+      <w:start w:val="1"/>
+      <w:numFmt w:val="bullet"/>
+      <w:lvlText w:val=""/>
+      <w:lvlJc w:val="left"/>
+      <w:pPr>
+        <w:tabs>
+          <w:tab w:val="num" w:pos="4320"/>
+        </w:tabs>
+        <w:ind w:left="4320" w:hanging="360"/>
+      </w:pPr>
+      <w:rPr>
+        <w:rFonts w:ascii="Wingdings" w:hAnsi="Wingdings" w:hint="default"/>
+        <w:sz w:val="20"/>
+      </w:rPr>
+    </w:lvl>
+    <w:lvl w:ilvl="6" w:tentative="1">
+      <w:start w:val="1"/>
+      <w:numFmt w:val="bullet"/>
+      <w:lvlText w:val=""/>
+      <w:lvlJc w:val="left"/>
+      <w:pPr>
+        <w:tabs>
+          <w:tab w:val="num" w:pos="5040"/>
+        </w:tabs>
+        <w:ind w:left="5040" w:hanging="360"/>
+      </w:pPr>
+      <w:rPr>
+        <w:rFonts w:ascii="Wingdings" w:hAnsi="Wingdings" w:hint="default"/>
+        <w:sz w:val="20"/>
+      </w:rPr>
+    </w:lvl>
+    <w:lvl w:ilvl="7" w:tentative="1">
+      <w:start w:val="1"/>
+      <w:numFmt w:val="bullet"/>
+      <w:lvlText w:val=""/>
+      <w:lvlJc w:val="left"/>
+      <w:pPr>
+        <w:tabs>
+          <w:tab w:val="num" w:pos="5760"/>
+        </w:tabs>
+        <w:ind w:left="5760" w:hanging="360"/>
+      </w:pPr>
+      <w:rPr>
+        <w:rFonts w:ascii="Wingdings" w:hAnsi="Wingdings" w:hint="default"/>
+        <w:sz w:val="20"/>
+      </w:rPr>
+    </w:lvl>
+    <w:lvl w:ilvl="8" w:tentative="1">
+      <w:start w:val="1"/>
+      <w:numFmt w:val="bullet"/>
+      <w:lvlText w:val=""/>
+      <w:lvlJc w:val="left"/>
+      <w:pPr>
+        <w:tabs>
+          <w:tab w:val="num" w:pos="6480"/>
+        </w:tabs>
+        <w:ind w:left="6480" w:hanging="360"/>
+      </w:pPr>
+      <w:rPr>
+        <w:rFonts w:ascii="Wingdings" w:hAnsi="Wingdings" w:hint="default"/>
+        <w:sz w:val="20"/>
+      </w:rPr>
+    </w:lvl>
+  </w:abstractNum>
+  <w:abstractNum w:abstractNumId="13" w15:restartNumberingAfterBreak="0">
+    <w:nsid w:val="5E7442CA"/>
+    <w:multiLevelType w:val="multilevel"/>
+    <w:tmpl w:val="247C077E"/>
+    <w:lvl w:ilvl="0">
+      <w:start w:val="1"/>
+      <w:numFmt w:val="bullet"/>
+      <w:lvlText w:val=""/>
+      <w:lvlJc w:val="left"/>
+      <w:pPr>
+        <w:tabs>
+          <w:tab w:val="num" w:pos="720"/>
+        </w:tabs>
+        <w:ind w:left="720" w:hanging="360"/>
+      </w:pPr>
+      <w:rPr>
+        <w:rFonts w:ascii="Symbol" w:hAnsi="Symbol" w:hint="default"/>
+        <w:sz w:val="20"/>
+      </w:rPr>
+    </w:lvl>
+    <w:lvl w:ilvl="1" w:tentative="1">
+      <w:start w:val="1"/>
+      <w:numFmt w:val="bullet"/>
+      <w:lvlText w:val="o"/>
+      <w:lvlJc w:val="left"/>
+      <w:pPr>
+        <w:tabs>
+          <w:tab w:val="num" w:pos="1440"/>
+        </w:tabs>
+        <w:ind w:left="1440" w:hanging="360"/>
+      </w:pPr>
+      <w:rPr>
+        <w:rFonts w:ascii="Courier New" w:hAnsi="Courier New" w:hint="default"/>
+        <w:sz w:val="20"/>
+      </w:rPr>
+    </w:lvl>
+    <w:lvl w:ilvl="2" w:tentative="1">
+      <w:start w:val="1"/>
+      <w:numFmt w:val="bullet"/>
+      <w:lvlText w:val=""/>
+      <w:lvlJc w:val="left"/>
+      <w:pPr>
+        <w:tabs>
+          <w:tab w:val="num" w:pos="2160"/>
+        </w:tabs>
+        <w:ind w:left="2160" w:hanging="360"/>
+      </w:pPr>
+      <w:rPr>
+        <w:rFonts w:ascii="Wingdings" w:hAnsi="Wingdings" w:hint="default"/>
+        <w:sz w:val="20"/>
+      </w:rPr>
+    </w:lvl>
+    <w:lvl w:ilvl="3" w:tentative="1">
+      <w:start w:val="1"/>
+      <w:numFmt w:val="bullet"/>
+      <w:lvlText w:val=""/>
+      <w:lvlJc w:val="left"/>
+      <w:pPr>
+        <w:tabs>
+          <w:tab w:val="num" w:pos="2880"/>
+        </w:tabs>
+        <w:ind w:left="2880" w:hanging="360"/>
+      </w:pPr>
+      <w:rPr>
+        <w:rFonts w:ascii="Wingdings" w:hAnsi="Wingdings" w:hint="default"/>
+        <w:sz w:val="20"/>
+      </w:rPr>
+    </w:lvl>
+    <w:lvl w:ilvl="4" w:tentative="1">
+      <w:start w:val="1"/>
+      <w:numFmt w:val="bullet"/>
+      <w:lvlText w:val=""/>
+      <w:lvlJc w:val="left"/>
+      <w:pPr>
+        <w:tabs>
+          <w:tab w:val="num" w:pos="3600"/>
+        </w:tabs>
+        <w:ind w:left="3600" w:hanging="360"/>
+      </w:pPr>
+      <w:rPr>
+        <w:rFonts w:ascii="Wingdings" w:hAnsi="Wingdings" w:hint="default"/>
+        <w:sz w:val="20"/>
+      </w:rPr>
+    </w:lvl>
+    <w:lvl w:ilvl="5" w:tentative="1">
+      <w:start w:val="1"/>
+      <w:numFmt w:val="bullet"/>
+      <w:lvlText w:val=""/>
+      <w:lvlJc w:val="left"/>
+      <w:pPr>
+        <w:tabs>
+          <w:tab w:val="num" w:pos="4320"/>
+        </w:tabs>
+        <w:ind w:left="4320" w:hanging="360"/>
+      </w:pPr>
+      <w:rPr>
+        <w:rFonts w:ascii="Wingdings" w:hAnsi="Wingdings" w:hint="default"/>
+        <w:sz w:val="20"/>
+      </w:rPr>
+    </w:lvl>
+    <w:lvl w:ilvl="6" w:tentative="1">
+      <w:start w:val="1"/>
+      <w:numFmt w:val="bullet"/>
+      <w:lvlText w:val=""/>
+      <w:lvlJc w:val="left"/>
+      <w:pPr>
+        <w:tabs>
+          <w:tab w:val="num" w:pos="5040"/>
+        </w:tabs>
+        <w:ind w:left="5040" w:hanging="360"/>
+      </w:pPr>
+      <w:rPr>
+        <w:rFonts w:ascii="Wingdings" w:hAnsi="Wingdings" w:hint="default"/>
+        <w:sz w:val="20"/>
+      </w:rPr>
+    </w:lvl>
+    <w:lvl w:ilvl="7" w:tentative="1">
+      <w:start w:val="1"/>
+      <w:numFmt w:val="bullet"/>
+      <w:lvlText w:val=""/>
+      <w:lvlJc w:val="left"/>
+      <w:pPr>
+        <w:tabs>
+          <w:tab w:val="num" w:pos="5760"/>
+        </w:tabs>
+        <w:ind w:left="5760" w:hanging="360"/>
+      </w:pPr>
+      <w:rPr>
+        <w:rFonts w:ascii="Wingdings" w:hAnsi="Wingdings" w:hint="default"/>
+        <w:sz w:val="20"/>
+      </w:rPr>
+    </w:lvl>
+    <w:lvl w:ilvl="8" w:tentative="1">
+      <w:start w:val="1"/>
+      <w:numFmt w:val="bullet"/>
+      <w:lvlText w:val=""/>
+      <w:lvlJc w:val="left"/>
+      <w:pPr>
+        <w:tabs>
+          <w:tab w:val="num" w:pos="6480"/>
+        </w:tabs>
+        <w:ind w:left="6480" w:hanging="360"/>
+      </w:pPr>
+      <w:rPr>
+        <w:rFonts w:ascii="Wingdings" w:hAnsi="Wingdings" w:hint="default"/>
+        <w:sz w:val="20"/>
+      </w:rPr>
+    </w:lvl>
+  </w:abstractNum>
+  <w:abstractNum w:abstractNumId="14" w15:restartNumberingAfterBreak="0">
+    <w:nsid w:val="5F0A540D"/>
+    <w:multiLevelType w:val="multilevel"/>
+    <w:tmpl w:val="5F18B15C"/>
+    <w:lvl w:ilvl="0">
+      <w:start w:val="1"/>
+      <w:numFmt w:val="bullet"/>
+      <w:lvlText w:val=""/>
+      <w:lvlJc w:val="left"/>
+      <w:pPr>
+        <w:tabs>
+          <w:tab w:val="num" w:pos="720"/>
+        </w:tabs>
+        <w:ind w:left="720" w:hanging="360"/>
+      </w:pPr>
+      <w:rPr>
+        <w:rFonts w:ascii="Symbol" w:hAnsi="Symbol" w:hint="default"/>
+        <w:sz w:val="20"/>
+      </w:rPr>
+    </w:lvl>
+    <w:lvl w:ilvl="1" w:tentative="1">
+      <w:start w:val="1"/>
+      <w:numFmt w:val="bullet"/>
+      <w:lvlText w:val="o"/>
+      <w:lvlJc w:val="left"/>
+      <w:pPr>
+        <w:tabs>
+          <w:tab w:val="num" w:pos="1440"/>
+        </w:tabs>
+        <w:ind w:left="1440" w:hanging="360"/>
+      </w:pPr>
+      <w:rPr>
+        <w:rFonts w:ascii="Courier New" w:hAnsi="Courier New" w:hint="default"/>
+        <w:sz w:val="20"/>
+      </w:rPr>
+    </w:lvl>
+    <w:lvl w:ilvl="2" w:tentative="1">
+      <w:start w:val="1"/>
+      <w:numFmt w:val="bullet"/>
+      <w:lvlText w:val=""/>
+      <w:lvlJc w:val="left"/>
+      <w:pPr>
+        <w:tabs>
+          <w:tab w:val="num" w:pos="2160"/>
+        </w:tabs>
+        <w:ind w:left="2160" w:hanging="360"/>
+      </w:pPr>
+      <w:rPr>
+        <w:rFonts w:ascii="Wingdings" w:hAnsi="Wingdings" w:hint="default"/>
+        <w:sz w:val="20"/>
+      </w:rPr>
+    </w:lvl>
+    <w:lvl w:ilvl="3" w:tentative="1">
+      <w:start w:val="1"/>
+      <w:numFmt w:val="bullet"/>
+      <w:lvlText w:val=""/>
+      <w:lvlJc w:val="left"/>
+      <w:pPr>
+        <w:tabs>
+          <w:tab w:val="num" w:pos="2880"/>
+        </w:tabs>
+        <w:ind w:left="2880" w:hanging="360"/>
+      </w:pPr>
+      <w:rPr>
+        <w:rFonts w:ascii="Wingdings" w:hAnsi="Wingdings" w:hint="default"/>
+        <w:sz w:val="20"/>
+      </w:rPr>
+    </w:lvl>
+    <w:lvl w:ilvl="4" w:tentative="1">
+      <w:start w:val="1"/>
+      <w:numFmt w:val="bullet"/>
+      <w:lvlText w:val=""/>
+      <w:lvlJc w:val="left"/>
+      <w:pPr>
+        <w:tabs>
+          <w:tab w:val="num" w:pos="3600"/>
+        </w:tabs>
+        <w:ind w:left="3600" w:hanging="360"/>
+      </w:pPr>
+      <w:rPr>
+        <w:rFonts w:ascii="Wingdings" w:hAnsi="Wingdings" w:hint="default"/>
+        <w:sz w:val="20"/>
+      </w:rPr>
+    </w:lvl>
+    <w:lvl w:ilvl="5" w:tentative="1">
+      <w:start w:val="1"/>
+      <w:numFmt w:val="bullet"/>
+      <w:lvlText w:val=""/>
+      <w:lvlJc w:val="left"/>
+      <w:pPr>
+        <w:tabs>
+          <w:tab w:val="num" w:pos="4320"/>
+        </w:tabs>
+        <w:ind w:left="4320" w:hanging="360"/>
+      </w:pPr>
+      <w:rPr>
+        <w:rFonts w:ascii="Wingdings" w:hAnsi="Wingdings" w:hint="default"/>
+        <w:sz w:val="20"/>
+      </w:rPr>
+    </w:lvl>
+    <w:lvl w:ilvl="6" w:tentative="1">
+      <w:start w:val="1"/>
+      <w:numFmt w:val="bullet"/>
+      <w:lvlText w:val=""/>
+      <w:lvlJc w:val="left"/>
+      <w:pPr>
+        <w:tabs>
+          <w:tab w:val="num" w:pos="5040"/>
+        </w:tabs>
+        <w:ind w:left="5040" w:hanging="360"/>
+      </w:pPr>
+      <w:rPr>
+        <w:rFonts w:ascii="Wingdings" w:hAnsi="Wingdings" w:hint="default"/>
+        <w:sz w:val="20"/>
+      </w:rPr>
+    </w:lvl>
+    <w:lvl w:ilvl="7" w:tentative="1">
+      <w:start w:val="1"/>
+      <w:numFmt w:val="bullet"/>
+      <w:lvlText w:val=""/>
+      <w:lvlJc w:val="left"/>
+      <w:pPr>
+        <w:tabs>
+          <w:tab w:val="num" w:pos="5760"/>
+        </w:tabs>
+        <w:ind w:left="5760" w:hanging="360"/>
+      </w:pPr>
+      <w:rPr>
+        <w:rFonts w:ascii="Wingdings" w:hAnsi="Wingdings" w:hint="default"/>
+        <w:sz w:val="20"/>
+      </w:rPr>
+    </w:lvl>
+    <w:lvl w:ilvl="8" w:tentative="1">
+      <w:start w:val="1"/>
+      <w:numFmt w:val="bullet"/>
+      <w:lvlText w:val=""/>
+      <w:lvlJc w:val="left"/>
+      <w:pPr>
+        <w:tabs>
+          <w:tab w:val="num" w:pos="6480"/>
+        </w:tabs>
+        <w:ind w:left="6480" w:hanging="360"/>
+      </w:pPr>
+      <w:rPr>
+        <w:rFonts w:ascii="Wingdings" w:hAnsi="Wingdings" w:hint="default"/>
+        <w:sz w:val="20"/>
+      </w:rPr>
+    </w:lvl>
+  </w:abstractNum>
+  <w:abstractNum w:abstractNumId="15" w15:restartNumberingAfterBreak="0">
+    <w:nsid w:val="610F4125"/>
+    <w:multiLevelType w:val="multilevel"/>
+    <w:tmpl w:val="E8CEC2AC"/>
+    <w:lvl w:ilvl="0">
+      <w:start w:val="1"/>
+      <w:numFmt w:val="bullet"/>
+      <w:lvlText w:val=""/>
+      <w:lvlJc w:val="left"/>
+      <w:pPr>
+        <w:tabs>
+          <w:tab w:val="num" w:pos="720"/>
+        </w:tabs>
+        <w:ind w:left="720" w:hanging="360"/>
+      </w:pPr>
+      <w:rPr>
+        <w:rFonts w:ascii="Symbol" w:hAnsi="Symbol" w:hint="default"/>
+        <w:sz w:val="20"/>
+      </w:rPr>
+    </w:lvl>
+    <w:lvl w:ilvl="1" w:tentative="1">
+      <w:start w:val="1"/>
+      <w:numFmt w:val="bullet"/>
+      <w:lvlText w:val="o"/>
+      <w:lvlJc w:val="left"/>
+      <w:pPr>
+        <w:tabs>
+          <w:tab w:val="num" w:pos="1440"/>
+        </w:tabs>
+        <w:ind w:left="1440" w:hanging="360"/>
+      </w:pPr>
+      <w:rPr>
+        <w:rFonts w:ascii="Courier New" w:hAnsi="Courier New" w:hint="default"/>
+        <w:sz w:val="20"/>
+      </w:rPr>
+    </w:lvl>
+    <w:lvl w:ilvl="2" w:tentative="1">
+      <w:start w:val="1"/>
+      <w:numFmt w:val="bullet"/>
+      <w:lvlText w:val=""/>
+      <w:lvlJc w:val="left"/>
+      <w:pPr>
+        <w:tabs>
+          <w:tab w:val="num" w:pos="2160"/>
+        </w:tabs>
+        <w:ind w:left="2160" w:hanging="360"/>
+      </w:pPr>
+      <w:rPr>
+        <w:rFonts w:ascii="Wingdings" w:hAnsi="Wingdings" w:hint="default"/>
+        <w:sz w:val="20"/>
+      </w:rPr>
+    </w:lvl>
+    <w:lvl w:ilvl="3" w:tentative="1">
+      <w:start w:val="1"/>
+      <w:numFmt w:val="bullet"/>
+      <w:lvlText w:val=""/>
+      <w:lvlJc w:val="left"/>
+      <w:pPr>
+        <w:tabs>
+          <w:tab w:val="num" w:pos="2880"/>
+        </w:tabs>
+        <w:ind w:left="2880" w:hanging="360"/>
+      </w:pPr>
+      <w:rPr>
+        <w:rFonts w:ascii="Wingdings" w:hAnsi="Wingdings" w:hint="default"/>
+        <w:sz w:val="20"/>
+      </w:rPr>
+    </w:lvl>
+    <w:lvl w:ilvl="4" w:tentative="1">
+      <w:start w:val="1"/>
+      <w:numFmt w:val="bullet"/>
+      <w:lvlText w:val=""/>
+      <w:lvlJc w:val="left"/>
+      <w:pPr>
+        <w:tabs>
+          <w:tab w:val="num" w:pos="3600"/>
+        </w:tabs>
+        <w:ind w:left="3600" w:hanging="360"/>
+      </w:pPr>
+      <w:rPr>
+        <w:rFonts w:ascii="Wingdings" w:hAnsi="Wingdings" w:hint="default"/>
+        <w:sz w:val="20"/>
+      </w:rPr>
+    </w:lvl>
+    <w:lvl w:ilvl="5" w:tentative="1">
+      <w:start w:val="1"/>
+      <w:numFmt w:val="bullet"/>
+      <w:lvlText w:val=""/>
+      <w:lvlJc w:val="left"/>
+      <w:pPr>
+        <w:tabs>
+          <w:tab w:val="num" w:pos="4320"/>
+        </w:tabs>
+        <w:ind w:left="4320" w:hanging="360"/>
+      </w:pPr>
+      <w:rPr>
+        <w:rFonts w:ascii="Wingdings" w:hAnsi="Wingdings" w:hint="default"/>
+        <w:sz w:val="20"/>
+      </w:rPr>
+    </w:lvl>
+    <w:lvl w:ilvl="6" w:tentative="1">
+      <w:start w:val="1"/>
+      <w:numFmt w:val="bullet"/>
+      <w:lvlText w:val=""/>
+      <w:lvlJc w:val="left"/>
+      <w:pPr>
+        <w:tabs>
+          <w:tab w:val="num" w:pos="5040"/>
+        </w:tabs>
+        <w:ind w:left="5040" w:hanging="360"/>
+      </w:pPr>
+      <w:rPr>
+        <w:rFonts w:ascii="Wingdings" w:hAnsi="Wingdings" w:hint="default"/>
+        <w:sz w:val="20"/>
+      </w:rPr>
+    </w:lvl>
+    <w:lvl w:ilvl="7" w:tentative="1">
+      <w:start w:val="1"/>
+      <w:numFmt w:val="bullet"/>
+      <w:lvlText w:val=""/>
+      <w:lvlJc w:val="left"/>
+      <w:pPr>
+        <w:tabs>
+          <w:tab w:val="num" w:pos="5760"/>
+        </w:tabs>
+        <w:ind w:left="5760" w:hanging="360"/>
+      </w:pPr>
+      <w:rPr>
+        <w:rFonts w:ascii="Wingdings" w:hAnsi="Wingdings" w:hint="default"/>
+        <w:sz w:val="20"/>
+      </w:rPr>
+    </w:lvl>
+    <w:lvl w:ilvl="8" w:tentative="1">
+      <w:start w:val="1"/>
+      <w:numFmt w:val="bullet"/>
+      <w:lvlText w:val=""/>
+      <w:lvlJc w:val="left"/>
+      <w:pPr>
+        <w:tabs>
+          <w:tab w:val="num" w:pos="6480"/>
+        </w:tabs>
+        <w:ind w:left="6480" w:hanging="360"/>
+      </w:pPr>
+      <w:rPr>
+        <w:rFonts w:ascii="Wingdings" w:hAnsi="Wingdings" w:hint="default"/>
+        <w:sz w:val="20"/>
+      </w:rPr>
+    </w:lvl>
+  </w:abstractNum>
+  <w:abstractNum w:abstractNumId="16" w15:restartNumberingAfterBreak="0">
+    <w:nsid w:val="61122B3D"/>
+    <w:multiLevelType w:val="multilevel"/>
+    <w:tmpl w:val="D69830B6"/>
+    <w:lvl w:ilvl="0">
+      <w:start w:val="1"/>
+      <w:numFmt w:val="bullet"/>
+      <w:lvlText w:val=""/>
+      <w:lvlJc w:val="left"/>
+      <w:pPr>
+        <w:tabs>
+          <w:tab w:val="num" w:pos="720"/>
+        </w:tabs>
+        <w:ind w:left="720" w:hanging="360"/>
+      </w:pPr>
+      <w:rPr>
+        <w:rFonts w:ascii="Symbol" w:hAnsi="Symbol" w:hint="default"/>
+        <w:sz w:val="20"/>
+      </w:rPr>
+    </w:lvl>
+    <w:lvl w:ilvl="1" w:tentative="1">
+      <w:start w:val="1"/>
+      <w:numFmt w:val="bullet"/>
+      <w:lvlText w:val="o"/>
+      <w:lvlJc w:val="left"/>
+      <w:pPr>
+        <w:tabs>
+          <w:tab w:val="num" w:pos="1440"/>
+        </w:tabs>
+        <w:ind w:left="1440" w:hanging="360"/>
+      </w:pPr>
+      <w:rPr>
+        <w:rFonts w:ascii="Courier New" w:hAnsi="Courier New" w:hint="default"/>
+        <w:sz w:val="20"/>
+      </w:rPr>
+    </w:lvl>
+    <w:lvl w:ilvl="2" w:tentative="1">
+      <w:start w:val="1"/>
+      <w:numFmt w:val="bullet"/>
+      <w:lvlText w:val=""/>
+      <w:lvlJc w:val="left"/>
+      <w:pPr>
+        <w:tabs>
+          <w:tab w:val="num" w:pos="2160"/>
+        </w:tabs>
+        <w:ind w:left="2160" w:hanging="360"/>
+      </w:pPr>
+      <w:rPr>
+        <w:rFonts w:ascii="Wingdings" w:hAnsi="Wingdings" w:hint="default"/>
+        <w:sz w:val="20"/>
+      </w:rPr>
+    </w:lvl>
+    <w:lvl w:ilvl="3" w:tentative="1">
+      <w:start w:val="1"/>
+      <w:numFmt w:val="bullet"/>
+      <w:lvlText w:val=""/>
+      <w:lvlJc w:val="left"/>
+      <w:pPr>
+        <w:tabs>
+          <w:tab w:val="num" w:pos="2880"/>
+        </w:tabs>
+        <w:ind w:left="2880" w:hanging="360"/>
+      </w:pPr>
+      <w:rPr>
+        <w:rFonts w:ascii="Wingdings" w:hAnsi="Wingdings" w:hint="default"/>
+        <w:sz w:val="20"/>
+      </w:rPr>
+    </w:lvl>
+    <w:lvl w:ilvl="4" w:tentative="1">
+      <w:start w:val="1"/>
+      <w:numFmt w:val="bullet"/>
+      <w:lvlText w:val=""/>
+      <w:lvlJc w:val="left"/>
+      <w:pPr>
+        <w:tabs>
+          <w:tab w:val="num" w:pos="3600"/>
+        </w:tabs>
+        <w:ind w:left="3600" w:hanging="360"/>
+      </w:pPr>
+      <w:rPr>
+        <w:rFonts w:ascii="Wingdings" w:hAnsi="Wingdings" w:hint="default"/>
+        <w:sz w:val="20"/>
+      </w:rPr>
+    </w:lvl>
+    <w:lvl w:ilvl="5" w:tentative="1">
+      <w:start w:val="1"/>
+      <w:numFmt w:val="bullet"/>
+      <w:lvlText w:val=""/>
+      <w:lvlJc w:val="left"/>
+      <w:pPr>
+        <w:tabs>
+          <w:tab w:val="num" w:pos="4320"/>
+        </w:tabs>
+        <w:ind w:left="4320" w:hanging="360"/>
+      </w:pPr>
+      <w:rPr>
+        <w:rFonts w:ascii="Wingdings" w:hAnsi="Wingdings" w:hint="default"/>
+        <w:sz w:val="20"/>
+      </w:rPr>
+    </w:lvl>
+    <w:lvl w:ilvl="6" w:tentative="1">
+      <w:start w:val="1"/>
+      <w:numFmt w:val="bullet"/>
+      <w:lvlText w:val=""/>
+      <w:lvlJc w:val="left"/>
+      <w:pPr>
+        <w:tabs>
+          <w:tab w:val="num" w:pos="5040"/>
+        </w:tabs>
+        <w:ind w:left="5040" w:hanging="360"/>
+      </w:pPr>
+      <w:rPr>
+        <w:rFonts w:ascii="Wingdings" w:hAnsi="Wingdings" w:hint="default"/>
+        <w:sz w:val="20"/>
+      </w:rPr>
+    </w:lvl>
+    <w:lvl w:ilvl="7" w:tentative="1">
+      <w:start w:val="1"/>
+      <w:numFmt w:val="bullet"/>
+      <w:lvlText w:val=""/>
+      <w:lvlJc w:val="left"/>
+      <w:pPr>
+        <w:tabs>
+          <w:tab w:val="num" w:pos="5760"/>
+        </w:tabs>
+        <w:ind w:left="5760" w:hanging="360"/>
+      </w:pPr>
+      <w:rPr>
+        <w:rFonts w:ascii="Wingdings" w:hAnsi="Wingdings" w:hint="default"/>
+        <w:sz w:val="20"/>
+      </w:rPr>
+    </w:lvl>
+    <w:lvl w:ilvl="8" w:tentative="1">
+      <w:start w:val="1"/>
+      <w:numFmt w:val="bullet"/>
+      <w:lvlText w:val=""/>
+      <w:lvlJc w:val="left"/>
+      <w:pPr>
+        <w:tabs>
+          <w:tab w:val="num" w:pos="6480"/>
+        </w:tabs>
+        <w:ind w:left="6480" w:hanging="360"/>
+      </w:pPr>
+      <w:rPr>
+        <w:rFonts w:ascii="Wingdings" w:hAnsi="Wingdings" w:hint="default"/>
+        <w:sz w:val="20"/>
+      </w:rPr>
+    </w:lvl>
+  </w:abstractNum>
+  <w:abstractNum w:abstractNumId="17" w15:restartNumberingAfterBreak="0">
     <w:nsid w:val="64223227"/>
     <w:multiLevelType w:val="hybridMultilevel"/>
     <w:tmpl w:val="5A04A276"/>
@@ -1706,7 +5838,7 @@
       </w:rPr>
     </w:lvl>
   </w:abstractNum>
-  <w:abstractNum w:abstractNumId="9" w15:restartNumberingAfterBreak="0">
+  <w:abstractNum w:abstractNumId="18" w15:restartNumberingAfterBreak="0">
     <w:nsid w:val="65873A4F"/>
     <w:multiLevelType w:val="multilevel"/>
     <w:tmpl w:val="32A65C9A"/>
@@ -1855,7 +5987,305 @@
       </w:rPr>
     </w:lvl>
   </w:abstractNum>
-  <w:abstractNum w:abstractNumId="10" w15:restartNumberingAfterBreak="0">
+  <w:abstractNum w:abstractNumId="19" w15:restartNumberingAfterBreak="0">
+    <w:nsid w:val="6F5140A9"/>
+    <w:multiLevelType w:val="multilevel"/>
+    <w:tmpl w:val="9D900BD8"/>
+    <w:lvl w:ilvl="0">
+      <w:start w:val="1"/>
+      <w:numFmt w:val="bullet"/>
+      <w:lvlText w:val=""/>
+      <w:lvlJc w:val="left"/>
+      <w:pPr>
+        <w:tabs>
+          <w:tab w:val="num" w:pos="720"/>
+        </w:tabs>
+        <w:ind w:left="720" w:hanging="360"/>
+      </w:pPr>
+      <w:rPr>
+        <w:rFonts w:ascii="Symbol" w:hAnsi="Symbol" w:hint="default"/>
+        <w:sz w:val="20"/>
+      </w:rPr>
+    </w:lvl>
+    <w:lvl w:ilvl="1" w:tentative="1">
+      <w:start w:val="1"/>
+      <w:numFmt w:val="bullet"/>
+      <w:lvlText w:val="o"/>
+      <w:lvlJc w:val="left"/>
+      <w:pPr>
+        <w:tabs>
+          <w:tab w:val="num" w:pos="1440"/>
+        </w:tabs>
+        <w:ind w:left="1440" w:hanging="360"/>
+      </w:pPr>
+      <w:rPr>
+        <w:rFonts w:ascii="Courier New" w:hAnsi="Courier New" w:hint="default"/>
+        <w:sz w:val="20"/>
+      </w:rPr>
+    </w:lvl>
+    <w:lvl w:ilvl="2" w:tentative="1">
+      <w:start w:val="1"/>
+      <w:numFmt w:val="bullet"/>
+      <w:lvlText w:val=""/>
+      <w:lvlJc w:val="left"/>
+      <w:pPr>
+        <w:tabs>
+          <w:tab w:val="num" w:pos="2160"/>
+        </w:tabs>
+        <w:ind w:left="2160" w:hanging="360"/>
+      </w:pPr>
+      <w:rPr>
+        <w:rFonts w:ascii="Wingdings" w:hAnsi="Wingdings" w:hint="default"/>
+        <w:sz w:val="20"/>
+      </w:rPr>
+    </w:lvl>
+    <w:lvl w:ilvl="3" w:tentative="1">
+      <w:start w:val="1"/>
+      <w:numFmt w:val="bullet"/>
+      <w:lvlText w:val=""/>
+      <w:lvlJc w:val="left"/>
+      <w:pPr>
+        <w:tabs>
+          <w:tab w:val="num" w:pos="2880"/>
+        </w:tabs>
+        <w:ind w:left="2880" w:hanging="360"/>
+      </w:pPr>
+      <w:rPr>
+        <w:rFonts w:ascii="Wingdings" w:hAnsi="Wingdings" w:hint="default"/>
+        <w:sz w:val="20"/>
+      </w:rPr>
+    </w:lvl>
+    <w:lvl w:ilvl="4" w:tentative="1">
+      <w:start w:val="1"/>
+      <w:numFmt w:val="bullet"/>
+      <w:lvlText w:val=""/>
+      <w:lvlJc w:val="left"/>
+      <w:pPr>
+        <w:tabs>
+          <w:tab w:val="num" w:pos="3600"/>
+        </w:tabs>
+        <w:ind w:left="3600" w:hanging="360"/>
+      </w:pPr>
+      <w:rPr>
+        <w:rFonts w:ascii="Wingdings" w:hAnsi="Wingdings" w:hint="default"/>
+        <w:sz w:val="20"/>
+      </w:rPr>
+    </w:lvl>
+    <w:lvl w:ilvl="5" w:tentative="1">
+      <w:start w:val="1"/>
+      <w:numFmt w:val="bullet"/>
+      <w:lvlText w:val=""/>
+      <w:lvlJc w:val="left"/>
+      <w:pPr>
+        <w:tabs>
+          <w:tab w:val="num" w:pos="4320"/>
+        </w:tabs>
+        <w:ind w:left="4320" w:hanging="360"/>
+      </w:pPr>
+      <w:rPr>
+        <w:rFonts w:ascii="Wingdings" w:hAnsi="Wingdings" w:hint="default"/>
+        <w:sz w:val="20"/>
+      </w:rPr>
+    </w:lvl>
+    <w:lvl w:ilvl="6" w:tentative="1">
+      <w:start w:val="1"/>
+      <w:numFmt w:val="bullet"/>
+      <w:lvlText w:val=""/>
+      <w:lvlJc w:val="left"/>
+      <w:pPr>
+        <w:tabs>
+          <w:tab w:val="num" w:pos="5040"/>
+        </w:tabs>
+        <w:ind w:left="5040" w:hanging="360"/>
+      </w:pPr>
+      <w:rPr>
+        <w:rFonts w:ascii="Wingdings" w:hAnsi="Wingdings" w:hint="default"/>
+        <w:sz w:val="20"/>
+      </w:rPr>
+    </w:lvl>
+    <w:lvl w:ilvl="7" w:tentative="1">
+      <w:start w:val="1"/>
+      <w:numFmt w:val="bullet"/>
+      <w:lvlText w:val=""/>
+      <w:lvlJc w:val="left"/>
+      <w:pPr>
+        <w:tabs>
+          <w:tab w:val="num" w:pos="5760"/>
+        </w:tabs>
+        <w:ind w:left="5760" w:hanging="360"/>
+      </w:pPr>
+      <w:rPr>
+        <w:rFonts w:ascii="Wingdings" w:hAnsi="Wingdings" w:hint="default"/>
+        <w:sz w:val="20"/>
+      </w:rPr>
+    </w:lvl>
+    <w:lvl w:ilvl="8" w:tentative="1">
+      <w:start w:val="1"/>
+      <w:numFmt w:val="bullet"/>
+      <w:lvlText w:val=""/>
+      <w:lvlJc w:val="left"/>
+      <w:pPr>
+        <w:tabs>
+          <w:tab w:val="num" w:pos="6480"/>
+        </w:tabs>
+        <w:ind w:left="6480" w:hanging="360"/>
+      </w:pPr>
+      <w:rPr>
+        <w:rFonts w:ascii="Wingdings" w:hAnsi="Wingdings" w:hint="default"/>
+        <w:sz w:val="20"/>
+      </w:rPr>
+    </w:lvl>
+  </w:abstractNum>
+  <w:abstractNum w:abstractNumId="20" w15:restartNumberingAfterBreak="0">
+    <w:nsid w:val="75482351"/>
+    <w:multiLevelType w:val="multilevel"/>
+    <w:tmpl w:val="0E789202"/>
+    <w:lvl w:ilvl="0">
+      <w:start w:val="1"/>
+      <w:numFmt w:val="bullet"/>
+      <w:lvlText w:val=""/>
+      <w:lvlJc w:val="left"/>
+      <w:pPr>
+        <w:tabs>
+          <w:tab w:val="num" w:pos="720"/>
+        </w:tabs>
+        <w:ind w:left="720" w:hanging="360"/>
+      </w:pPr>
+      <w:rPr>
+        <w:rFonts w:ascii="Symbol" w:hAnsi="Symbol" w:hint="default"/>
+        <w:sz w:val="20"/>
+      </w:rPr>
+    </w:lvl>
+    <w:lvl w:ilvl="1" w:tentative="1">
+      <w:start w:val="1"/>
+      <w:numFmt w:val="bullet"/>
+      <w:lvlText w:val="o"/>
+      <w:lvlJc w:val="left"/>
+      <w:pPr>
+        <w:tabs>
+          <w:tab w:val="num" w:pos="1440"/>
+        </w:tabs>
+        <w:ind w:left="1440" w:hanging="360"/>
+      </w:pPr>
+      <w:rPr>
+        <w:rFonts w:ascii="Courier New" w:hAnsi="Courier New" w:hint="default"/>
+        <w:sz w:val="20"/>
+      </w:rPr>
+    </w:lvl>
+    <w:lvl w:ilvl="2" w:tentative="1">
+      <w:start w:val="1"/>
+      <w:numFmt w:val="bullet"/>
+      <w:lvlText w:val=""/>
+      <w:lvlJc w:val="left"/>
+      <w:pPr>
+        <w:tabs>
+          <w:tab w:val="num" w:pos="2160"/>
+        </w:tabs>
+        <w:ind w:left="2160" w:hanging="360"/>
+      </w:pPr>
+      <w:rPr>
+        <w:rFonts w:ascii="Wingdings" w:hAnsi="Wingdings" w:hint="default"/>
+        <w:sz w:val="20"/>
+      </w:rPr>
+    </w:lvl>
+    <w:lvl w:ilvl="3" w:tentative="1">
+      <w:start w:val="1"/>
+      <w:numFmt w:val="bullet"/>
+      <w:lvlText w:val=""/>
+      <w:lvlJc w:val="left"/>
+      <w:pPr>
+        <w:tabs>
+          <w:tab w:val="num" w:pos="2880"/>
+        </w:tabs>
+        <w:ind w:left="2880" w:hanging="360"/>
+      </w:pPr>
+      <w:rPr>
+        <w:rFonts w:ascii="Wingdings" w:hAnsi="Wingdings" w:hint="default"/>
+        <w:sz w:val="20"/>
+      </w:rPr>
+    </w:lvl>
+    <w:lvl w:ilvl="4" w:tentative="1">
+      <w:start w:val="1"/>
+      <w:numFmt w:val="bullet"/>
+      <w:lvlText w:val=""/>
+      <w:lvlJc w:val="left"/>
+      <w:pPr>
+        <w:tabs>
+          <w:tab w:val="num" w:pos="3600"/>
+        </w:tabs>
+        <w:ind w:left="3600" w:hanging="360"/>
+      </w:pPr>
+      <w:rPr>
+        <w:rFonts w:ascii="Wingdings" w:hAnsi="Wingdings" w:hint="default"/>
+        <w:sz w:val="20"/>
+      </w:rPr>
+    </w:lvl>
+    <w:lvl w:ilvl="5" w:tentative="1">
+      <w:start w:val="1"/>
+      <w:numFmt w:val="bullet"/>
+      <w:lvlText w:val=""/>
+      <w:lvlJc w:val="left"/>
+      <w:pPr>
+        <w:tabs>
+          <w:tab w:val="num" w:pos="4320"/>
+        </w:tabs>
+        <w:ind w:left="4320" w:hanging="360"/>
+      </w:pPr>
+      <w:rPr>
+        <w:rFonts w:ascii="Wingdings" w:hAnsi="Wingdings" w:hint="default"/>
+        <w:sz w:val="20"/>
+      </w:rPr>
+    </w:lvl>
+    <w:lvl w:ilvl="6" w:tentative="1">
+      <w:start w:val="1"/>
+      <w:numFmt w:val="bullet"/>
+      <w:lvlText w:val=""/>
+      <w:lvlJc w:val="left"/>
+      <w:pPr>
+        <w:tabs>
+          <w:tab w:val="num" w:pos="5040"/>
+        </w:tabs>
+        <w:ind w:left="5040" w:hanging="360"/>
+      </w:pPr>
+      <w:rPr>
+        <w:rFonts w:ascii="Wingdings" w:hAnsi="Wingdings" w:hint="default"/>
+        <w:sz w:val="20"/>
+      </w:rPr>
+    </w:lvl>
+    <w:lvl w:ilvl="7" w:tentative="1">
+      <w:start w:val="1"/>
+      <w:numFmt w:val="bullet"/>
+      <w:lvlText w:val=""/>
+      <w:lvlJc w:val="left"/>
+      <w:pPr>
+        <w:tabs>
+          <w:tab w:val="num" w:pos="5760"/>
+        </w:tabs>
+        <w:ind w:left="5760" w:hanging="360"/>
+      </w:pPr>
+      <w:rPr>
+        <w:rFonts w:ascii="Wingdings" w:hAnsi="Wingdings" w:hint="default"/>
+        <w:sz w:val="20"/>
+      </w:rPr>
+    </w:lvl>
+    <w:lvl w:ilvl="8" w:tentative="1">
+      <w:start w:val="1"/>
+      <w:numFmt w:val="bullet"/>
+      <w:lvlText w:val=""/>
+      <w:lvlJc w:val="left"/>
+      <w:pPr>
+        <w:tabs>
+          <w:tab w:val="num" w:pos="6480"/>
+        </w:tabs>
+        <w:ind w:left="6480" w:hanging="360"/>
+      </w:pPr>
+      <w:rPr>
+        <w:rFonts w:ascii="Wingdings" w:hAnsi="Wingdings" w:hint="default"/>
+        <w:sz w:val="20"/>
+      </w:rPr>
+    </w:lvl>
+  </w:abstractNum>
+  <w:abstractNum w:abstractNumId="21" w15:restartNumberingAfterBreak="0">
     <w:nsid w:val="7AFC6145"/>
     <w:multiLevelType w:val="hybridMultilevel"/>
     <w:tmpl w:val="A09294AC"/>
@@ -1969,40 +6399,73 @@
     </w:lvl>
   </w:abstractNum>
   <w:num w:numId="1">
-    <w:abstractNumId w:val="8"/>
+    <w:abstractNumId w:val="17"/>
   </w:num>
   <w:num w:numId="2">
-    <w:abstractNumId w:val="6"/>
+    <w:abstractNumId w:val="9"/>
   </w:num>
   <w:num w:numId="3">
-    <w:abstractNumId w:val="3"/>
+    <w:abstractNumId w:val="6"/>
   </w:num>
   <w:num w:numId="4">
     <w:abstractNumId w:val="0"/>
   </w:num>
   <w:num w:numId="5">
-    <w:abstractNumId w:val="9"/>
+    <w:abstractNumId w:val="18"/>
   </w:num>
   <w:num w:numId="6">
+    <w:abstractNumId w:val="4"/>
+  </w:num>
+  <w:num w:numId="7">
+    <w:abstractNumId w:val="3"/>
+  </w:num>
+  <w:num w:numId="8">
+    <w:abstractNumId w:val="8"/>
+  </w:num>
+  <w:num w:numId="9">
+    <w:abstractNumId w:val="11"/>
+  </w:num>
+  <w:num w:numId="10">
+    <w:abstractNumId w:val="17"/>
+  </w:num>
+  <w:num w:numId="11">
+    <w:abstractNumId w:val="7"/>
+  </w:num>
+  <w:num w:numId="12">
+    <w:abstractNumId w:val="21"/>
+  </w:num>
+  <w:num w:numId="13">
+    <w:abstractNumId w:val="15"/>
+  </w:num>
+  <w:num w:numId="14">
+    <w:abstractNumId w:val="20"/>
+  </w:num>
+  <w:num w:numId="15">
+    <w:abstractNumId w:val="19"/>
+  </w:num>
+  <w:num w:numId="16">
+    <w:abstractNumId w:val="14"/>
+  </w:num>
+  <w:num w:numId="17">
+    <w:abstractNumId w:val="12"/>
+  </w:num>
+  <w:num w:numId="18">
+    <w:abstractNumId w:val="16"/>
+  </w:num>
+  <w:num w:numId="19">
+    <w:abstractNumId w:val="1"/>
+  </w:num>
+  <w:num w:numId="20">
+    <w:abstractNumId w:val="13"/>
+  </w:num>
+  <w:num w:numId="21">
+    <w:abstractNumId w:val="10"/>
+  </w:num>
+  <w:num w:numId="22">
     <w:abstractNumId w:val="2"/>
   </w:num>
-  <w:num w:numId="7">
-    <w:abstractNumId w:val="1"/>
-  </w:num>
-  <w:num w:numId="8">
+  <w:num w:numId="23">
     <w:abstractNumId w:val="5"/>
-  </w:num>
-  <w:num w:numId="9">
-    <w:abstractNumId w:val="7"/>
-  </w:num>
-  <w:num w:numId="10">
-    <w:abstractNumId w:val="8"/>
-  </w:num>
-  <w:num w:numId="11">
-    <w:abstractNumId w:val="4"/>
-  </w:num>
-  <w:num w:numId="12">
-    <w:abstractNumId w:val="10"/>
   </w:num>
 </w:numbering>
 </file>
@@ -2406,6 +6869,27 @@
     <w:name w:val="Normal"/>
     <w:qFormat/>
   </w:style>
+  <w:style w:type="paragraph" w:styleId="Heading1">
+    <w:name w:val="heading 1"/>
+    <w:basedOn w:val="Normal"/>
+    <w:next w:val="Normal"/>
+    <w:link w:val="Heading1Char"/>
+    <w:uiPriority w:val="9"/>
+    <w:qFormat/>
+    <w:rsid w:val="00FF6981"/>
+    <w:pPr>
+      <w:keepNext/>
+      <w:keepLines/>
+      <w:spacing w:before="240" w:after="0"/>
+      <w:outlineLvl w:val="0"/>
+    </w:pPr>
+    <w:rPr>
+      <w:rFonts w:asciiTheme="majorHAnsi" w:eastAsiaTheme="majorEastAsia" w:hAnsiTheme="majorHAnsi" w:cstheme="majorBidi"/>
+      <w:color w:val="2F5496" w:themeColor="accent1" w:themeShade="BF"/>
+      <w:sz w:val="32"/>
+      <w:szCs w:val="32"/>
+    </w:rPr>
+  </w:style>
   <w:style w:type="paragraph" w:styleId="Heading2">
     <w:name w:val="heading 2"/>
     <w:basedOn w:val="Normal"/>
@@ -3071,6 +7555,92 @@
       <w:lang w:eastAsia="en-IN"/>
     </w:rPr>
   </w:style>
+  <w:style w:type="character" w:customStyle="1" w:styleId="Heading1Char">
+    <w:name w:val="Heading 1 Char"/>
+    <w:basedOn w:val="DefaultParagraphFont"/>
+    <w:link w:val="Heading1"/>
+    <w:uiPriority w:val="9"/>
+    <w:rsid w:val="00FF6981"/>
+    <w:rPr>
+      <w:rFonts w:asciiTheme="majorHAnsi" w:eastAsiaTheme="majorEastAsia" w:hAnsiTheme="majorHAnsi" w:cstheme="majorBidi"/>
+      <w:color w:val="2F5496" w:themeColor="accent1" w:themeShade="BF"/>
+      <w:sz w:val="32"/>
+      <w:szCs w:val="32"/>
+    </w:rPr>
+  </w:style>
+  <w:style w:type="table" w:styleId="TableGrid">
+    <w:name w:val="Table Grid"/>
+    <w:basedOn w:val="TableNormal"/>
+    <w:uiPriority w:val="39"/>
+    <w:rsid w:val="00FF6981"/>
+    <w:pPr>
+      <w:spacing w:after="0" w:line="240" w:lineRule="auto"/>
+    </w:pPr>
+    <w:tblPr>
+      <w:tblBorders>
+        <w:top w:val="single" w:sz="4" w:space="0" w:color="auto"/>
+        <w:left w:val="single" w:sz="4" w:space="0" w:color="auto"/>
+        <w:bottom w:val="single" w:sz="4" w:space="0" w:color="auto"/>
+        <w:right w:val="single" w:sz="4" w:space="0" w:color="auto"/>
+        <w:insideH w:val="single" w:sz="4" w:space="0" w:color="auto"/>
+        <w:insideV w:val="single" w:sz="4" w:space="0" w:color="auto"/>
+      </w:tblBorders>
+    </w:tblPr>
+  </w:style>
+  <w:style w:type="character" w:styleId="Hyperlink">
+    <w:name w:val="Hyperlink"/>
+    <w:basedOn w:val="DefaultParagraphFont"/>
+    <w:uiPriority w:val="99"/>
+    <w:unhideWhenUsed/>
+    <w:rsid w:val="00CE23F2"/>
+    <w:rPr>
+      <w:color w:val="0563C1" w:themeColor="hyperlink"/>
+      <w:u w:val="single"/>
+    </w:rPr>
+  </w:style>
+  <w:style w:type="character" w:styleId="UnresolvedMention">
+    <w:name w:val="Unresolved Mention"/>
+    <w:basedOn w:val="DefaultParagraphFont"/>
+    <w:uiPriority w:val="99"/>
+    <w:semiHidden/>
+    <w:unhideWhenUsed/>
+    <w:rsid w:val="00CE23F2"/>
+    <w:rPr>
+      <w:color w:val="605E5C"/>
+      <w:shd w:val="clear" w:color="auto" w:fill="E1DFDD"/>
+    </w:rPr>
+  </w:style>
+  <w:style w:type="paragraph" w:customStyle="1" w:styleId="pdq2pgselectionanchorcontainer">
+    <w:name w:val="pdq2pg_selectionanchorcontainer"/>
+    <w:basedOn w:val="Normal"/>
+    <w:rsid w:val="00F36406"/>
+    <w:pPr>
+      <w:spacing w:before="100" w:beforeAutospacing="1" w:after="100" w:afterAutospacing="1" w:line="240" w:lineRule="auto"/>
+    </w:pPr>
+    <w:rPr>
+      <w:rFonts w:ascii="Times New Roman" w:eastAsia="Times New Roman" w:hAnsi="Times New Roman" w:cs="Times New Roman"/>
+      <w:sz w:val="24"/>
+      <w:szCs w:val="24"/>
+      <w:lang w:val="en-GB" w:eastAsia="en-GB"/>
+    </w:rPr>
+  </w:style>
+  <w:style w:type="paragraph" w:styleId="NormalWeb">
+    <w:name w:val="Normal (Web)"/>
+    <w:basedOn w:val="Normal"/>
+    <w:uiPriority w:val="99"/>
+    <w:semiHidden/>
+    <w:unhideWhenUsed/>
+    <w:rsid w:val="00F36406"/>
+    <w:pPr>
+      <w:spacing w:before="100" w:beforeAutospacing="1" w:after="100" w:afterAutospacing="1" w:line="240" w:lineRule="auto"/>
+    </w:pPr>
+    <w:rPr>
+      <w:rFonts w:ascii="Times New Roman" w:eastAsia="Times New Roman" w:hAnsi="Times New Roman" w:cs="Times New Roman"/>
+      <w:sz w:val="24"/>
+      <w:szCs w:val="24"/>
+      <w:lang w:val="en-GB" w:eastAsia="en-GB"/>
+    </w:rPr>
+  </w:style>
 </w:styles>
 </file>
 
@@ -3147,6 +7717,13 @@
     <w:pitch w:val="variable"/>
     <w:sig w:usb0="E4002EFF" w:usb1="C000247B" w:usb2="00000009" w:usb3="00000000" w:csb0="000001FF" w:csb1="00000000"/>
   </w:font>
+  <w:font w:name="Calibri Light">
+    <w:panose1 w:val="020F0302020204030204"/>
+    <w:charset w:val="00"/>
+    <w:family w:val="swiss"/>
+    <w:pitch w:val="variable"/>
+    <w:sig w:usb0="E4002EFF" w:usb1="C000247B" w:usb2="00000009" w:usb3="00000000" w:csb0="000001FF" w:csb1="00000000"/>
+  </w:font>
   <w:font w:name="JetBrains Mono NL">
     <w:panose1 w:val="02000009000000000000"/>
     <w:charset w:val="00"/>
@@ -3182,13 +7759,6 @@
     <w:pitch w:val="variable"/>
     <w:sig w:usb0="800002A7" w:usb1="28CF4400" w:usb2="00000016" w:usb3="00000000" w:csb0="00100009" w:csb1="00000000"/>
   </w:font>
-  <w:font w:name="Calibri Light">
-    <w:panose1 w:val="020F0302020204030204"/>
-    <w:charset w:val="00"/>
-    <w:family w:val="swiss"/>
-    <w:pitch w:val="variable"/>
-    <w:sig w:usb0="E4002EFF" w:usb1="C000247B" w:usb2="00000009" w:usb3="00000000" w:csb0="000001FF" w:csb1="00000000"/>
-  </w:font>
 </w:fonts>
 </file>
 
@@ -3212,6 +7782,7 @@
     <w:rsid w:val="000165E8"/>
     <w:rsid w:val="00022080"/>
     <w:rsid w:val="002162F0"/>
+    <w:rsid w:val="00255349"/>
     <w:rsid w:val="002872AF"/>
     <w:rsid w:val="002E5B3F"/>
     <w:rsid w:val="0033602E"/>
@@ -3227,11 +7798,13 @@
     <w:rsid w:val="008238CD"/>
     <w:rsid w:val="00877898"/>
     <w:rsid w:val="00896AB6"/>
+    <w:rsid w:val="00914FAD"/>
     <w:rsid w:val="009B7D9D"/>
     <w:rsid w:val="00A624F2"/>
     <w:rsid w:val="00AC7174"/>
     <w:rsid w:val="00B22A06"/>
     <w:rsid w:val="00B350AE"/>
+    <w:rsid w:val="00B62B9E"/>
     <w:rsid w:val="00C208BF"/>
     <w:rsid w:val="00C95DE2"/>
     <w:rsid w:val="00D223CD"/>
